--- a/Sprawozdanie_pr.docx
+++ b/Sprawozdanie_pr.docx
@@ -38,12 +38,14 @@
       <w:pPr>
         <w:jc w:val="center"/>
         <w:rPr>
+          <w:rFonts w:ascii="Times New Roman" w:hAnsi="Times New Roman" w:cs="Times New Roman"/>
           <w:sz w:val="32"/>
           <w:szCs w:val="32"/>
         </w:rPr>
       </w:pPr>
       <w:r>
         <w:rPr>
+          <w:rFonts w:ascii="Times New Roman" w:hAnsi="Times New Roman" w:cs="Times New Roman"/>
           <w:sz w:val="32"/>
           <w:szCs w:val="32"/>
         </w:rPr>
@@ -54,12 +56,14 @@
       <w:pPr>
         <w:jc w:val="center"/>
         <w:rPr>
+          <w:rFonts w:ascii="Times New Roman" w:hAnsi="Times New Roman" w:cs="Times New Roman"/>
           <w:sz w:val="32"/>
           <w:szCs w:val="32"/>
         </w:rPr>
       </w:pPr>
       <w:r>
         <w:rPr>
+          <w:rFonts w:ascii="Times New Roman" w:hAnsi="Times New Roman" w:cs="Times New Roman"/>
           <w:sz w:val="32"/>
           <w:szCs w:val="32"/>
         </w:rPr>
@@ -69,63 +73,2591 @@
     <w:p>
       <w:pPr>
         <w:jc w:val="center"/>
-      </w:pPr>
-    </w:p>
+        <w:rPr>
+          <w:rFonts w:ascii="Arial" w:hAnsi="Arial" w:cs="Arial"/>
+        </w:rPr>
+      </w:pPr>
+    </w:p>
+    <w:sdt>
+      <w:sdtPr>
+        <w:id w:val="-1961092413"/>
+        <w:docPartObj>
+          <w:docPartGallery w:val="Table of Contents"/>
+          <w:docPartUnique/>
+        </w:docPartObj>
+      </w:sdtPr>
+      <w:sdtEndPr>
+        <w:rPr>
+          <w:rFonts w:asciiTheme="minorHAnsi" w:eastAsiaTheme="minorHAnsi" w:hAnsiTheme="minorHAnsi" w:cstheme="minorBidi"/>
+          <w:b/>
+          <w:bCs/>
+          <w:noProof/>
+          <w:color w:val="auto"/>
+          <w:kern w:val="2"/>
+          <w:sz w:val="24"/>
+          <w:szCs w:val="24"/>
+          <w:lang w:val="pl-PL"/>
+          <w14:ligatures w14:val="standardContextual"/>
+        </w:rPr>
+      </w:sdtEndPr>
+      <w:sdtContent>
+        <w:p>
+          <w:pPr>
+            <w:pStyle w:val="TOCHeading"/>
+          </w:pPr>
+          <w:r>
+            <w:t>Contents</w:t>
+          </w:r>
+        </w:p>
+        <w:p>
+          <w:pPr>
+            <w:pStyle w:val="TOC1"/>
+            <w:tabs>
+              <w:tab w:val="right" w:leader="dot" w:pos="9062"/>
+            </w:tabs>
+            <w:rPr>
+              <w:noProof/>
+            </w:rPr>
+          </w:pPr>
+          <w:r>
+            <w:fldChar w:fldCharType="begin"/>
+          </w:r>
+          <w:r>
+            <w:instrText xml:space="preserve"> TOC \o "1-3" \h \z \u </w:instrText>
+          </w:r>
+          <w:r>
+            <w:fldChar w:fldCharType="separate"/>
+          </w:r>
+          <w:hyperlink w:anchor="_Toc227021578" w:history="1">
+            <w:r>
+              <w:rPr>
+                <w:rStyle w:val="Hyperlink"/>
+                <w:rFonts w:ascii="Arial" w:hAnsi="Arial" w:cs="Arial"/>
+                <w:noProof/>
+              </w:rPr>
+              <w:t>Zadanie</w:t>
+            </w:r>
+            <w:r>
+              <w:rPr>
+                <w:noProof/>
+                <w:webHidden/>
+              </w:rPr>
+              <w:tab/>
+            </w:r>
+            <w:r>
+              <w:rPr>
+                <w:noProof/>
+                <w:webHidden/>
+              </w:rPr>
+              <w:fldChar w:fldCharType="begin"/>
+            </w:r>
+            <w:r>
+              <w:rPr>
+                <w:noProof/>
+                <w:webHidden/>
+              </w:rPr>
+              <w:instrText xml:space="preserve"> PAGEREF _Toc227021578 \h </w:instrText>
+            </w:r>
+            <w:r>
+              <w:rPr>
+                <w:noProof/>
+                <w:webHidden/>
+              </w:rPr>
+            </w:r>
+            <w:r>
+              <w:rPr>
+                <w:noProof/>
+                <w:webHidden/>
+              </w:rPr>
+              <w:fldChar w:fldCharType="separate"/>
+            </w:r>
+            <w:r>
+              <w:rPr>
+                <w:noProof/>
+                <w:webHidden/>
+              </w:rPr>
+              <w:t>1</w:t>
+            </w:r>
+            <w:r>
+              <w:rPr>
+                <w:noProof/>
+                <w:webHidden/>
+              </w:rPr>
+              <w:fldChar w:fldCharType="end"/>
+            </w:r>
+          </w:hyperlink>
+        </w:p>
+        <w:p>
+          <w:pPr>
+            <w:pStyle w:val="TOC1"/>
+            <w:tabs>
+              <w:tab w:val="right" w:leader="dot" w:pos="9062"/>
+            </w:tabs>
+            <w:rPr>
+              <w:noProof/>
+            </w:rPr>
+          </w:pPr>
+          <w:hyperlink w:anchor="_Toc227021579" w:history="1">
+            <w:r>
+              <w:rPr>
+                <w:rStyle w:val="Hyperlink"/>
+                <w:rFonts w:ascii="Arial" w:hAnsi="Arial" w:cs="Arial"/>
+                <w:noProof/>
+              </w:rPr>
+              <w:t>Metodyka</w:t>
+            </w:r>
+            <w:r>
+              <w:rPr>
+                <w:noProof/>
+                <w:webHidden/>
+              </w:rPr>
+              <w:tab/>
+            </w:r>
+            <w:r>
+              <w:rPr>
+                <w:noProof/>
+                <w:webHidden/>
+              </w:rPr>
+              <w:fldChar w:fldCharType="begin"/>
+            </w:r>
+            <w:r>
+              <w:rPr>
+                <w:noProof/>
+                <w:webHidden/>
+              </w:rPr>
+              <w:instrText xml:space="preserve"> PAGEREF _Toc227021579 \h </w:instrText>
+            </w:r>
+            <w:r>
+              <w:rPr>
+                <w:noProof/>
+                <w:webHidden/>
+              </w:rPr>
+            </w:r>
+            <w:r>
+              <w:rPr>
+                <w:noProof/>
+                <w:webHidden/>
+              </w:rPr>
+              <w:fldChar w:fldCharType="separate"/>
+            </w:r>
+            <w:r>
+              <w:rPr>
+                <w:noProof/>
+                <w:webHidden/>
+              </w:rPr>
+              <w:t>1</w:t>
+            </w:r>
+            <w:r>
+              <w:rPr>
+                <w:noProof/>
+                <w:webHidden/>
+              </w:rPr>
+              <w:fldChar w:fldCharType="end"/>
+            </w:r>
+          </w:hyperlink>
+        </w:p>
+        <w:p>
+          <w:pPr>
+            <w:pStyle w:val="TOC1"/>
+            <w:tabs>
+              <w:tab w:val="right" w:leader="dot" w:pos="9062"/>
+            </w:tabs>
+            <w:rPr>
+              <w:noProof/>
+            </w:rPr>
+          </w:pPr>
+          <w:hyperlink w:anchor="_Toc227021580" w:history="1">
+            <w:r>
+              <w:rPr>
+                <w:rStyle w:val="Hyperlink"/>
+                <w:rFonts w:ascii="Arial" w:hAnsi="Arial" w:cs="Arial"/>
+                <w:noProof/>
+              </w:rPr>
+              <w:t>Rozdział 1. – Pamięć statyczna</w:t>
+            </w:r>
+            <w:r>
+              <w:rPr>
+                <w:noProof/>
+                <w:webHidden/>
+              </w:rPr>
+              <w:tab/>
+            </w:r>
+            <w:r>
+              <w:rPr>
+                <w:noProof/>
+                <w:webHidden/>
+              </w:rPr>
+              <w:fldChar w:fldCharType="begin"/>
+            </w:r>
+            <w:r>
+              <w:rPr>
+                <w:noProof/>
+                <w:webHidden/>
+              </w:rPr>
+              <w:instrText xml:space="preserve"> PAGEREF _Toc227021580 \h </w:instrText>
+            </w:r>
+            <w:r>
+              <w:rPr>
+                <w:noProof/>
+                <w:webHidden/>
+              </w:rPr>
+            </w:r>
+            <w:r>
+              <w:rPr>
+                <w:noProof/>
+                <w:webHidden/>
+              </w:rPr>
+              <w:fldChar w:fldCharType="separate"/>
+            </w:r>
+            <w:r>
+              <w:rPr>
+                <w:noProof/>
+                <w:webHidden/>
+              </w:rPr>
+              <w:t>2</w:t>
+            </w:r>
+            <w:r>
+              <w:rPr>
+                <w:noProof/>
+                <w:webHidden/>
+              </w:rPr>
+              <w:fldChar w:fldCharType="end"/>
+            </w:r>
+          </w:hyperlink>
+        </w:p>
+        <w:p>
+          <w:pPr>
+            <w:pStyle w:val="TOC2"/>
+            <w:tabs>
+              <w:tab w:val="right" w:leader="dot" w:pos="9062"/>
+            </w:tabs>
+            <w:rPr>
+              <w:noProof/>
+            </w:rPr>
+          </w:pPr>
+          <w:hyperlink w:anchor="_Toc227021581" w:history="1">
+            <w:r>
+              <w:rPr>
+                <w:rStyle w:val="Hyperlink"/>
+                <w:rFonts w:ascii="Arial" w:hAnsi="Arial" w:cs="Arial"/>
+                <w:noProof/>
+              </w:rPr>
+              <w:t>Badane działanie</w:t>
+            </w:r>
+            <w:r>
+              <w:rPr>
+                <w:noProof/>
+                <w:webHidden/>
+              </w:rPr>
+              <w:tab/>
+            </w:r>
+            <w:r>
+              <w:rPr>
+                <w:noProof/>
+                <w:webHidden/>
+              </w:rPr>
+              <w:fldChar w:fldCharType="begin"/>
+            </w:r>
+            <w:r>
+              <w:rPr>
+                <w:noProof/>
+                <w:webHidden/>
+              </w:rPr>
+              <w:instrText xml:space="preserve"> PAGEREF _Toc227021581 \h </w:instrText>
+            </w:r>
+            <w:r>
+              <w:rPr>
+                <w:noProof/>
+                <w:webHidden/>
+              </w:rPr>
+            </w:r>
+            <w:r>
+              <w:rPr>
+                <w:noProof/>
+                <w:webHidden/>
+              </w:rPr>
+              <w:fldChar w:fldCharType="separate"/>
+            </w:r>
+            <w:r>
+              <w:rPr>
+                <w:noProof/>
+                <w:webHidden/>
+              </w:rPr>
+              <w:t>2</w:t>
+            </w:r>
+            <w:r>
+              <w:rPr>
+                <w:noProof/>
+                <w:webHidden/>
+              </w:rPr>
+              <w:fldChar w:fldCharType="end"/>
+            </w:r>
+          </w:hyperlink>
+        </w:p>
+        <w:p>
+          <w:pPr>
+            <w:pStyle w:val="TOC2"/>
+            <w:tabs>
+              <w:tab w:val="left" w:pos="1200"/>
+              <w:tab w:val="right" w:leader="dot" w:pos="9062"/>
+            </w:tabs>
+            <w:rPr>
+              <w:noProof/>
+            </w:rPr>
+          </w:pPr>
+          <w:hyperlink w:anchor="_Toc227021582" w:history="1">
+            <w:r>
+              <w:rPr>
+                <w:rStyle w:val="Hyperlink"/>
+                <w:rFonts w:ascii="Arial" w:hAnsi="Arial" w:cs="Arial"/>
+                <w:noProof/>
+              </w:rPr>
+              <w:t>Wyniki</w:t>
+            </w:r>
+            <w:r>
+              <w:rPr>
+                <w:noProof/>
+              </w:rPr>
+              <w:tab/>
+            </w:r>
+            <w:r>
+              <w:rPr>
+                <w:rStyle w:val="Hyperlink"/>
+                <w:rFonts w:ascii="Arial" w:hAnsi="Arial" w:cs="Arial"/>
+                <w:noProof/>
+              </w:rPr>
+              <w:t>(kilka tabelek dla różnych rozmiarów N, różne kompy w kolumnach, ilość wątków w kolejnych wierszach)</w:t>
+            </w:r>
+            <w:r>
+              <w:rPr>
+                <w:noProof/>
+                <w:webHidden/>
+              </w:rPr>
+              <w:tab/>
+            </w:r>
+            <w:r>
+              <w:rPr>
+                <w:noProof/>
+                <w:webHidden/>
+              </w:rPr>
+              <w:fldChar w:fldCharType="begin"/>
+            </w:r>
+            <w:r>
+              <w:rPr>
+                <w:noProof/>
+                <w:webHidden/>
+              </w:rPr>
+              <w:instrText xml:space="preserve"> PAGEREF _Toc227021582 \h </w:instrText>
+            </w:r>
+            <w:r>
+              <w:rPr>
+                <w:noProof/>
+                <w:webHidden/>
+              </w:rPr>
+            </w:r>
+            <w:r>
+              <w:rPr>
+                <w:noProof/>
+                <w:webHidden/>
+              </w:rPr>
+              <w:fldChar w:fldCharType="separate"/>
+            </w:r>
+            <w:r>
+              <w:rPr>
+                <w:noProof/>
+                <w:webHidden/>
+              </w:rPr>
+              <w:t>2</w:t>
+            </w:r>
+            <w:r>
+              <w:rPr>
+                <w:noProof/>
+                <w:webHidden/>
+              </w:rPr>
+              <w:fldChar w:fldCharType="end"/>
+            </w:r>
+          </w:hyperlink>
+        </w:p>
+        <w:p>
+          <w:pPr>
+            <w:pStyle w:val="TOC1"/>
+            <w:tabs>
+              <w:tab w:val="right" w:leader="dot" w:pos="9062"/>
+            </w:tabs>
+            <w:rPr>
+              <w:noProof/>
+            </w:rPr>
+          </w:pPr>
+          <w:hyperlink w:anchor="_Toc227021583" w:history="1">
+            <w:r>
+              <w:rPr>
+                <w:rStyle w:val="Hyperlink"/>
+                <w:rFonts w:ascii="Arial" w:hAnsi="Arial" w:cs="Arial"/>
+                <w:noProof/>
+              </w:rPr>
+              <w:t>Rozdział 2. – Pamięć dynamicznie alokowana</w:t>
+            </w:r>
+            <w:r>
+              <w:rPr>
+                <w:noProof/>
+                <w:webHidden/>
+              </w:rPr>
+              <w:tab/>
+            </w:r>
+            <w:r>
+              <w:rPr>
+                <w:noProof/>
+                <w:webHidden/>
+              </w:rPr>
+              <w:fldChar w:fldCharType="begin"/>
+            </w:r>
+            <w:r>
+              <w:rPr>
+                <w:noProof/>
+                <w:webHidden/>
+              </w:rPr>
+              <w:instrText xml:space="preserve"> PAGEREF _Toc227021583 \h </w:instrText>
+            </w:r>
+            <w:r>
+              <w:rPr>
+                <w:noProof/>
+                <w:webHidden/>
+              </w:rPr>
+            </w:r>
+            <w:r>
+              <w:rPr>
+                <w:noProof/>
+                <w:webHidden/>
+              </w:rPr>
+              <w:fldChar w:fldCharType="separate"/>
+            </w:r>
+            <w:r>
+              <w:rPr>
+                <w:noProof/>
+                <w:webHidden/>
+              </w:rPr>
+              <w:t>2</w:t>
+            </w:r>
+            <w:r>
+              <w:rPr>
+                <w:noProof/>
+                <w:webHidden/>
+              </w:rPr>
+              <w:fldChar w:fldCharType="end"/>
+            </w:r>
+          </w:hyperlink>
+        </w:p>
+        <w:p>
+          <w:pPr>
+            <w:pStyle w:val="TOC2"/>
+            <w:tabs>
+              <w:tab w:val="right" w:leader="dot" w:pos="9062"/>
+            </w:tabs>
+            <w:rPr>
+              <w:noProof/>
+            </w:rPr>
+          </w:pPr>
+          <w:hyperlink w:anchor="_Toc227021584" w:history="1">
+            <w:r>
+              <w:rPr>
+                <w:rStyle w:val="Hyperlink"/>
+                <w:rFonts w:ascii="Arial" w:hAnsi="Arial" w:cs="Arial"/>
+                <w:noProof/>
+              </w:rPr>
+              <w:t>Badane działanie</w:t>
+            </w:r>
+            <w:r>
+              <w:rPr>
+                <w:noProof/>
+                <w:webHidden/>
+              </w:rPr>
+              <w:tab/>
+            </w:r>
+            <w:r>
+              <w:rPr>
+                <w:noProof/>
+                <w:webHidden/>
+              </w:rPr>
+              <w:fldChar w:fldCharType="begin"/>
+            </w:r>
+            <w:r>
+              <w:rPr>
+                <w:noProof/>
+                <w:webHidden/>
+              </w:rPr>
+              <w:instrText xml:space="preserve"> PAGEREF _Toc227021584 \h </w:instrText>
+            </w:r>
+            <w:r>
+              <w:rPr>
+                <w:noProof/>
+                <w:webHidden/>
+              </w:rPr>
+            </w:r>
+            <w:r>
+              <w:rPr>
+                <w:noProof/>
+                <w:webHidden/>
+              </w:rPr>
+              <w:fldChar w:fldCharType="separate"/>
+            </w:r>
+            <w:r>
+              <w:rPr>
+                <w:noProof/>
+                <w:webHidden/>
+              </w:rPr>
+              <w:t>2</w:t>
+            </w:r>
+            <w:r>
+              <w:rPr>
+                <w:noProof/>
+                <w:webHidden/>
+              </w:rPr>
+              <w:fldChar w:fldCharType="end"/>
+            </w:r>
+          </w:hyperlink>
+        </w:p>
+        <w:p>
+          <w:pPr>
+            <w:pStyle w:val="TOC2"/>
+            <w:tabs>
+              <w:tab w:val="right" w:leader="dot" w:pos="9062"/>
+            </w:tabs>
+            <w:rPr>
+              <w:noProof/>
+            </w:rPr>
+          </w:pPr>
+          <w:hyperlink w:anchor="_Toc227021585" w:history="1">
+            <w:r>
+              <w:rPr>
+                <w:rStyle w:val="Hyperlink"/>
+                <w:rFonts w:ascii="Arial" w:hAnsi="Arial" w:cs="Arial"/>
+                <w:noProof/>
+              </w:rPr>
+              <w:t>Wyniki</w:t>
+            </w:r>
+            <w:r>
+              <w:rPr>
+                <w:noProof/>
+                <w:webHidden/>
+              </w:rPr>
+              <w:tab/>
+            </w:r>
+            <w:r>
+              <w:rPr>
+                <w:noProof/>
+                <w:webHidden/>
+              </w:rPr>
+              <w:fldChar w:fldCharType="begin"/>
+            </w:r>
+            <w:r>
+              <w:rPr>
+                <w:noProof/>
+                <w:webHidden/>
+              </w:rPr>
+              <w:instrText xml:space="preserve"> PAGEREF _Toc227021585 \h </w:instrText>
+            </w:r>
+            <w:r>
+              <w:rPr>
+                <w:noProof/>
+                <w:webHidden/>
+              </w:rPr>
+            </w:r>
+            <w:r>
+              <w:rPr>
+                <w:noProof/>
+                <w:webHidden/>
+              </w:rPr>
+              <w:fldChar w:fldCharType="separate"/>
+            </w:r>
+            <w:r>
+              <w:rPr>
+                <w:noProof/>
+                <w:webHidden/>
+              </w:rPr>
+              <w:t>2</w:t>
+            </w:r>
+            <w:r>
+              <w:rPr>
+                <w:noProof/>
+                <w:webHidden/>
+              </w:rPr>
+              <w:fldChar w:fldCharType="end"/>
+            </w:r>
+          </w:hyperlink>
+        </w:p>
+        <w:p>
+          <w:pPr>
+            <w:pStyle w:val="TOC1"/>
+            <w:tabs>
+              <w:tab w:val="right" w:leader="dot" w:pos="9062"/>
+            </w:tabs>
+            <w:rPr>
+              <w:noProof/>
+            </w:rPr>
+          </w:pPr>
+          <w:hyperlink w:anchor="_Toc227021586" w:history="1">
+            <w:r>
+              <w:rPr>
+                <w:rStyle w:val="Hyperlink"/>
+                <w:rFonts w:ascii="Arial" w:hAnsi="Arial" w:cs="Arial"/>
+                <w:noProof/>
+              </w:rPr>
+              <w:t>Rozdział 3. – Cache</w:t>
+            </w:r>
+            <w:r>
+              <w:rPr>
+                <w:noProof/>
+                <w:webHidden/>
+              </w:rPr>
+              <w:tab/>
+            </w:r>
+            <w:r>
+              <w:rPr>
+                <w:noProof/>
+                <w:webHidden/>
+              </w:rPr>
+              <w:fldChar w:fldCharType="begin"/>
+            </w:r>
+            <w:r>
+              <w:rPr>
+                <w:noProof/>
+                <w:webHidden/>
+              </w:rPr>
+              <w:instrText xml:space="preserve"> PAGEREF _Toc227021586 \h </w:instrText>
+            </w:r>
+            <w:r>
+              <w:rPr>
+                <w:noProof/>
+                <w:webHidden/>
+              </w:rPr>
+            </w:r>
+            <w:r>
+              <w:rPr>
+                <w:noProof/>
+                <w:webHidden/>
+              </w:rPr>
+              <w:fldChar w:fldCharType="separate"/>
+            </w:r>
+            <w:r>
+              <w:rPr>
+                <w:noProof/>
+                <w:webHidden/>
+              </w:rPr>
+              <w:t>2</w:t>
+            </w:r>
+            <w:r>
+              <w:rPr>
+                <w:noProof/>
+                <w:webHidden/>
+              </w:rPr>
+              <w:fldChar w:fldCharType="end"/>
+            </w:r>
+          </w:hyperlink>
+        </w:p>
+        <w:p>
+          <w:pPr>
+            <w:pStyle w:val="TOC2"/>
+            <w:tabs>
+              <w:tab w:val="right" w:leader="dot" w:pos="9062"/>
+            </w:tabs>
+            <w:rPr>
+              <w:noProof/>
+            </w:rPr>
+          </w:pPr>
+          <w:hyperlink w:anchor="_Toc227021587" w:history="1">
+            <w:r>
+              <w:rPr>
+                <w:rStyle w:val="Hyperlink"/>
+                <w:rFonts w:ascii="Arial" w:hAnsi="Arial" w:cs="Arial"/>
+                <w:noProof/>
+              </w:rPr>
+              <w:t>Badane działanie</w:t>
+            </w:r>
+            <w:r>
+              <w:rPr>
+                <w:noProof/>
+                <w:webHidden/>
+              </w:rPr>
+              <w:tab/>
+            </w:r>
+            <w:r>
+              <w:rPr>
+                <w:noProof/>
+                <w:webHidden/>
+              </w:rPr>
+              <w:fldChar w:fldCharType="begin"/>
+            </w:r>
+            <w:r>
+              <w:rPr>
+                <w:noProof/>
+                <w:webHidden/>
+              </w:rPr>
+              <w:instrText xml:space="preserve"> PAGEREF _Toc227021587 \h </w:instrText>
+            </w:r>
+            <w:r>
+              <w:rPr>
+                <w:noProof/>
+                <w:webHidden/>
+              </w:rPr>
+            </w:r>
+            <w:r>
+              <w:rPr>
+                <w:noProof/>
+                <w:webHidden/>
+              </w:rPr>
+              <w:fldChar w:fldCharType="separate"/>
+            </w:r>
+            <w:r>
+              <w:rPr>
+                <w:noProof/>
+                <w:webHidden/>
+              </w:rPr>
+              <w:t>2</w:t>
+            </w:r>
+            <w:r>
+              <w:rPr>
+                <w:noProof/>
+                <w:webHidden/>
+              </w:rPr>
+              <w:fldChar w:fldCharType="end"/>
+            </w:r>
+          </w:hyperlink>
+        </w:p>
+        <w:p>
+          <w:pPr>
+            <w:pStyle w:val="TOC2"/>
+            <w:tabs>
+              <w:tab w:val="right" w:leader="dot" w:pos="9062"/>
+            </w:tabs>
+            <w:rPr>
+              <w:noProof/>
+            </w:rPr>
+          </w:pPr>
+          <w:hyperlink w:anchor="_Toc227021588" w:history="1">
+            <w:r>
+              <w:rPr>
+                <w:rStyle w:val="Hyperlink"/>
+                <w:rFonts w:ascii="Arial" w:hAnsi="Arial" w:cs="Arial"/>
+                <w:noProof/>
+              </w:rPr>
+              <w:t>Wyniki</w:t>
+            </w:r>
+            <w:r>
+              <w:rPr>
+                <w:noProof/>
+                <w:webHidden/>
+              </w:rPr>
+              <w:tab/>
+            </w:r>
+            <w:r>
+              <w:rPr>
+                <w:noProof/>
+                <w:webHidden/>
+              </w:rPr>
+              <w:fldChar w:fldCharType="begin"/>
+            </w:r>
+            <w:r>
+              <w:rPr>
+                <w:noProof/>
+                <w:webHidden/>
+              </w:rPr>
+              <w:instrText xml:space="preserve"> PAGEREF _Toc227021588 \h </w:instrText>
+            </w:r>
+            <w:r>
+              <w:rPr>
+                <w:noProof/>
+                <w:webHidden/>
+              </w:rPr>
+            </w:r>
+            <w:r>
+              <w:rPr>
+                <w:noProof/>
+                <w:webHidden/>
+              </w:rPr>
+              <w:fldChar w:fldCharType="separate"/>
+            </w:r>
+            <w:r>
+              <w:rPr>
+                <w:noProof/>
+                <w:webHidden/>
+              </w:rPr>
+              <w:t>2</w:t>
+            </w:r>
+            <w:r>
+              <w:rPr>
+                <w:noProof/>
+                <w:webHidden/>
+              </w:rPr>
+              <w:fldChar w:fldCharType="end"/>
+            </w:r>
+          </w:hyperlink>
+        </w:p>
+        <w:p>
+          <w:pPr>
+            <w:pStyle w:val="TOC1"/>
+            <w:tabs>
+              <w:tab w:val="right" w:leader="dot" w:pos="9062"/>
+            </w:tabs>
+            <w:rPr>
+              <w:noProof/>
+            </w:rPr>
+          </w:pPr>
+          <w:hyperlink w:anchor="_Toc227021589" w:history="1">
+            <w:r>
+              <w:rPr>
+                <w:rStyle w:val="Hyperlink"/>
+                <w:rFonts w:ascii="Arial" w:hAnsi="Arial" w:cs="Arial"/>
+                <w:noProof/>
+              </w:rPr>
+              <w:t>Rozdział 4. – Wektoryzacja</w:t>
+            </w:r>
+            <w:r>
+              <w:rPr>
+                <w:noProof/>
+                <w:webHidden/>
+              </w:rPr>
+              <w:tab/>
+            </w:r>
+            <w:r>
+              <w:rPr>
+                <w:noProof/>
+                <w:webHidden/>
+              </w:rPr>
+              <w:fldChar w:fldCharType="begin"/>
+            </w:r>
+            <w:r>
+              <w:rPr>
+                <w:noProof/>
+                <w:webHidden/>
+              </w:rPr>
+              <w:instrText xml:space="preserve"> PAGEREF _Toc227021589 \h </w:instrText>
+            </w:r>
+            <w:r>
+              <w:rPr>
+                <w:noProof/>
+                <w:webHidden/>
+              </w:rPr>
+            </w:r>
+            <w:r>
+              <w:rPr>
+                <w:noProof/>
+                <w:webHidden/>
+              </w:rPr>
+              <w:fldChar w:fldCharType="separate"/>
+            </w:r>
+            <w:r>
+              <w:rPr>
+                <w:noProof/>
+                <w:webHidden/>
+              </w:rPr>
+              <w:t>2</w:t>
+            </w:r>
+            <w:r>
+              <w:rPr>
+                <w:noProof/>
+                <w:webHidden/>
+              </w:rPr>
+              <w:fldChar w:fldCharType="end"/>
+            </w:r>
+          </w:hyperlink>
+        </w:p>
+        <w:p>
+          <w:pPr>
+            <w:pStyle w:val="TOC2"/>
+            <w:tabs>
+              <w:tab w:val="right" w:leader="dot" w:pos="9062"/>
+            </w:tabs>
+            <w:rPr>
+              <w:noProof/>
+            </w:rPr>
+          </w:pPr>
+          <w:hyperlink w:anchor="_Toc227021590" w:history="1">
+            <w:r>
+              <w:rPr>
+                <w:rStyle w:val="Hyperlink"/>
+                <w:rFonts w:ascii="Arial" w:hAnsi="Arial" w:cs="Arial"/>
+                <w:noProof/>
+              </w:rPr>
+              <w:t>Badane działanie</w:t>
+            </w:r>
+            <w:r>
+              <w:rPr>
+                <w:noProof/>
+                <w:webHidden/>
+              </w:rPr>
+              <w:tab/>
+            </w:r>
+            <w:r>
+              <w:rPr>
+                <w:noProof/>
+                <w:webHidden/>
+              </w:rPr>
+              <w:fldChar w:fldCharType="begin"/>
+            </w:r>
+            <w:r>
+              <w:rPr>
+                <w:noProof/>
+                <w:webHidden/>
+              </w:rPr>
+              <w:instrText xml:space="preserve"> PAGEREF _Toc227021590 \h </w:instrText>
+            </w:r>
+            <w:r>
+              <w:rPr>
+                <w:noProof/>
+                <w:webHidden/>
+              </w:rPr>
+            </w:r>
+            <w:r>
+              <w:rPr>
+                <w:noProof/>
+                <w:webHidden/>
+              </w:rPr>
+              <w:fldChar w:fldCharType="separate"/>
+            </w:r>
+            <w:r>
+              <w:rPr>
+                <w:noProof/>
+                <w:webHidden/>
+              </w:rPr>
+              <w:t>2</w:t>
+            </w:r>
+            <w:r>
+              <w:rPr>
+                <w:noProof/>
+                <w:webHidden/>
+              </w:rPr>
+              <w:fldChar w:fldCharType="end"/>
+            </w:r>
+          </w:hyperlink>
+        </w:p>
+        <w:p>
+          <w:pPr>
+            <w:pStyle w:val="TOC2"/>
+            <w:tabs>
+              <w:tab w:val="left" w:pos="1440"/>
+              <w:tab w:val="right" w:leader="dot" w:pos="9062"/>
+            </w:tabs>
+            <w:rPr>
+              <w:noProof/>
+            </w:rPr>
+          </w:pPr>
+          <w:hyperlink w:anchor="_Toc227021591" w:history="1">
+            <w:r>
+              <w:rPr>
+                <w:rStyle w:val="Hyperlink"/>
+                <w:rFonts w:ascii="Arial" w:hAnsi="Arial" w:cs="Arial"/>
+                <w:noProof/>
+              </w:rPr>
+              <w:t xml:space="preserve">Wyniki </w:t>
+            </w:r>
+            <w:r>
+              <w:rPr>
+                <w:noProof/>
+              </w:rPr>
+              <w:tab/>
+            </w:r>
+            <w:r>
+              <w:rPr>
+                <w:rStyle w:val="Hyperlink"/>
+                <w:rFonts w:ascii="Arial" w:hAnsi="Arial" w:cs="Arial"/>
+                <w:noProof/>
+              </w:rPr>
+              <w:t>(tabelka dla różnej liczby wątków w wierszach i różne kompy w kolumnach)</w:t>
+            </w:r>
+            <w:r>
+              <w:rPr>
+                <w:noProof/>
+                <w:webHidden/>
+              </w:rPr>
+              <w:tab/>
+            </w:r>
+            <w:r>
+              <w:rPr>
+                <w:noProof/>
+                <w:webHidden/>
+              </w:rPr>
+              <w:fldChar w:fldCharType="begin"/>
+            </w:r>
+            <w:r>
+              <w:rPr>
+                <w:noProof/>
+                <w:webHidden/>
+              </w:rPr>
+              <w:instrText xml:space="preserve"> PAGEREF _Toc227021591 \h </w:instrText>
+            </w:r>
+            <w:r>
+              <w:rPr>
+                <w:noProof/>
+                <w:webHidden/>
+              </w:rPr>
+            </w:r>
+            <w:r>
+              <w:rPr>
+                <w:noProof/>
+                <w:webHidden/>
+              </w:rPr>
+              <w:fldChar w:fldCharType="separate"/>
+            </w:r>
+            <w:r>
+              <w:rPr>
+                <w:noProof/>
+                <w:webHidden/>
+              </w:rPr>
+              <w:t>3</w:t>
+            </w:r>
+            <w:r>
+              <w:rPr>
+                <w:noProof/>
+                <w:webHidden/>
+              </w:rPr>
+              <w:fldChar w:fldCharType="end"/>
+            </w:r>
+          </w:hyperlink>
+        </w:p>
+        <w:p>
+          <w:pPr>
+            <w:pStyle w:val="TOC1"/>
+            <w:tabs>
+              <w:tab w:val="right" w:leader="dot" w:pos="9062"/>
+            </w:tabs>
+            <w:rPr>
+              <w:noProof/>
+            </w:rPr>
+          </w:pPr>
+          <w:hyperlink w:anchor="_Toc227021592" w:history="1">
+            <w:r>
+              <w:rPr>
+                <w:rStyle w:val="Hyperlink"/>
+                <w:rFonts w:ascii="Arial" w:hAnsi="Arial" w:cs="Arial"/>
+                <w:noProof/>
+              </w:rPr>
+              <w:t>Wyniki</w:t>
+            </w:r>
+            <w:r>
+              <w:rPr>
+                <w:noProof/>
+                <w:webHidden/>
+              </w:rPr>
+              <w:tab/>
+            </w:r>
+            <w:r>
+              <w:rPr>
+                <w:noProof/>
+                <w:webHidden/>
+              </w:rPr>
+              <w:fldChar w:fldCharType="begin"/>
+            </w:r>
+            <w:r>
+              <w:rPr>
+                <w:noProof/>
+                <w:webHidden/>
+              </w:rPr>
+              <w:instrText xml:space="preserve"> PAGEREF _Toc227021592 \h </w:instrText>
+            </w:r>
+            <w:r>
+              <w:rPr>
+                <w:noProof/>
+                <w:webHidden/>
+              </w:rPr>
+            </w:r>
+            <w:r>
+              <w:rPr>
+                <w:noProof/>
+                <w:webHidden/>
+              </w:rPr>
+              <w:fldChar w:fldCharType="separate"/>
+            </w:r>
+            <w:r>
+              <w:rPr>
+                <w:noProof/>
+                <w:webHidden/>
+              </w:rPr>
+              <w:t>3</w:t>
+            </w:r>
+            <w:r>
+              <w:rPr>
+                <w:noProof/>
+                <w:webHidden/>
+              </w:rPr>
+              <w:fldChar w:fldCharType="end"/>
+            </w:r>
+          </w:hyperlink>
+        </w:p>
+        <w:p>
+          <w:pPr>
+            <w:pStyle w:val="TOC1"/>
+            <w:tabs>
+              <w:tab w:val="right" w:leader="dot" w:pos="9062"/>
+            </w:tabs>
+            <w:rPr>
+              <w:noProof/>
+            </w:rPr>
+          </w:pPr>
+          <w:hyperlink w:anchor="_Toc227021593" w:history="1">
+            <w:r>
+              <w:rPr>
+                <w:rStyle w:val="Hyperlink"/>
+                <w:rFonts w:ascii="Arial" w:hAnsi="Arial" w:cs="Arial"/>
+                <w:noProof/>
+              </w:rPr>
+              <w:t>Wnioski</w:t>
+            </w:r>
+            <w:r>
+              <w:rPr>
+                <w:noProof/>
+                <w:webHidden/>
+              </w:rPr>
+              <w:tab/>
+            </w:r>
+            <w:r>
+              <w:rPr>
+                <w:noProof/>
+                <w:webHidden/>
+              </w:rPr>
+              <w:fldChar w:fldCharType="begin"/>
+            </w:r>
+            <w:r>
+              <w:rPr>
+                <w:noProof/>
+                <w:webHidden/>
+              </w:rPr>
+              <w:instrText xml:space="preserve"> PAGEREF _Toc227021593 \h </w:instrText>
+            </w:r>
+            <w:r>
+              <w:rPr>
+                <w:noProof/>
+                <w:webHidden/>
+              </w:rPr>
+            </w:r>
+            <w:r>
+              <w:rPr>
+                <w:noProof/>
+                <w:webHidden/>
+              </w:rPr>
+              <w:fldChar w:fldCharType="separate"/>
+            </w:r>
+            <w:r>
+              <w:rPr>
+                <w:noProof/>
+                <w:webHidden/>
+              </w:rPr>
+              <w:t>3</w:t>
+            </w:r>
+            <w:r>
+              <w:rPr>
+                <w:noProof/>
+                <w:webHidden/>
+              </w:rPr>
+              <w:fldChar w:fldCharType="end"/>
+            </w:r>
+          </w:hyperlink>
+        </w:p>
+        <w:p>
+          <w:r>
+            <w:rPr>
+              <w:b/>
+              <w:bCs/>
+              <w:noProof/>
+            </w:rPr>
+            <w:fldChar w:fldCharType="end"/>
+          </w:r>
+        </w:p>
+      </w:sdtContent>
+    </w:sdt>
     <w:p>
       <w:pPr>
         <w:pStyle w:val="Heading1"/>
-      </w:pPr>
-      <w:r>
+        <w:rPr>
+          <w:rFonts w:ascii="Arial" w:hAnsi="Arial" w:cs="Arial"/>
+        </w:rPr>
+      </w:pPr>
+    </w:p>
+    <w:p>
+      <w:pPr>
+        <w:pStyle w:val="Heading1"/>
+        <w:rPr>
+          <w:rFonts w:ascii="Arial" w:hAnsi="Arial" w:cs="Arial"/>
+        </w:rPr>
+      </w:pPr>
+      <w:bookmarkStart w:id="0" w:name="_Toc227021578"/>
+      <w:r>
+        <w:rPr>
+          <w:rFonts w:ascii="Arial" w:hAnsi="Arial" w:cs="Arial"/>
+        </w:rPr>
         <w:t>Zadanie</w:t>
       </w:r>
-    </w:p>
-    <w:p>
-      <w:r>
-        <w:t>Mnożenie macierzy</w:t>
+      <w:bookmarkEnd w:id="0"/>
+    </w:p>
+    <w:p>
+      <w:pPr>
+        <w:rPr>
+          <w:rFonts w:ascii="Arial" w:hAnsi="Arial" w:cs="Arial"/>
+        </w:rPr>
+      </w:pPr>
+      <w:r>
+        <w:rPr>
+          <w:rFonts w:ascii="Arial" w:hAnsi="Arial" w:cs="Arial"/>
+        </w:rPr>
+        <w:t xml:space="preserve">Zadaniem badanym w niniejszym sprawozdaniu jest prosty, intuicyjny i łatwy do pojęcia przykład programowania współbieżnego, mianowicie mnożenie macierzy. </w:t>
+      </w:r>
+      <w:r>
+        <w:rPr>
+          <w:rFonts w:ascii="Arial" w:hAnsi="Arial" w:cs="Arial"/>
+        </w:rPr>
+        <w:lastRenderedPageBreak/>
+        <w:t>Obliczenia potrzebne do wykonania owego zadnia będą stale poddawane próbie optymalizacji, wraz z kolejnymi rozdziałami.</w:t>
       </w:r>
     </w:p>
     <w:p>
       <w:pPr>
         <w:pStyle w:val="Heading1"/>
-      </w:pPr>
-      <w:r>
+        <w:rPr>
+          <w:rFonts w:ascii="Arial" w:hAnsi="Arial" w:cs="Arial"/>
+        </w:rPr>
+      </w:pPr>
+      <w:bookmarkStart w:id="1" w:name="_Toc227021579"/>
+      <w:r>
+        <w:rPr>
+          <w:rFonts w:ascii="Arial" w:hAnsi="Arial" w:cs="Arial"/>
+        </w:rPr>
         <w:t>Metodyka</w:t>
       </w:r>
-    </w:p>
-    <w:p>
-      <w:r>
-        <w:t>Mnożenie</w:t>
+      <w:bookmarkEnd w:id="1"/>
+    </w:p>
+    <w:p>
+      <w:pPr>
+        <w:rPr>
+          <w:rFonts w:ascii="Arial" w:hAnsi="Arial" w:cs="Arial"/>
+        </w:rPr>
+      </w:pPr>
+      <w:r>
+        <w:rPr>
+          <w:rFonts w:ascii="Arial" w:hAnsi="Arial" w:cs="Arial"/>
+          <w:noProof/>
+        </w:rPr>
+        <mc:AlternateContent>
+          <mc:Choice Requires="wps">
+            <w:drawing>
+              <wp:anchor distT="0" distB="0" distL="114300" distR="114300" simplePos="0" relativeHeight="251658240" behindDoc="0" locked="0" layoutInCell="1" allowOverlap="1" wp14:anchorId="5882902C" wp14:editId="501A7524">
+                <wp:simplePos x="0" y="0"/>
+                <wp:positionH relativeFrom="margin">
+                  <wp:align>left</wp:align>
+                </wp:positionH>
+                <wp:positionV relativeFrom="paragraph">
+                  <wp:posOffset>720175</wp:posOffset>
+                </wp:positionV>
+                <wp:extent cx="3474720" cy="1887855"/>
+                <wp:effectExtent l="0" t="0" r="0" b="0"/>
+                <wp:wrapSquare wrapText="bothSides"/>
+                <wp:docPr id="307" name="Text Box 2"/>
+                <wp:cNvGraphicFramePr>
+                  <a:graphicFrameLocks xmlns:a="http://schemas.openxmlformats.org/drawingml/2006/main"/>
+                </wp:cNvGraphicFramePr>
+                <a:graphic xmlns:a="http://schemas.openxmlformats.org/drawingml/2006/main">
+                  <a:graphicData uri="http://schemas.microsoft.com/office/word/2010/wordprocessingShape">
+                    <wps:wsp>
+                      <wps:cNvSpPr txBox="1">
+                        <a:spLocks noChangeArrowheads="1"/>
+                      </wps:cNvSpPr>
+                      <wps:spPr bwMode="auto">
+                        <a:xfrm>
+                          <a:off x="0" y="0"/>
+                          <a:ext cx="3474720" cy="1887855"/>
+                        </a:xfrm>
+                        <a:prstGeom prst="rect">
+                          <a:avLst/>
+                        </a:prstGeom>
+                        <a:noFill/>
+                        <a:ln w="9525">
+                          <a:noFill/>
+                          <a:miter lim="800000"/>
+                          <a:headEnd/>
+                          <a:tailEnd/>
+                        </a:ln>
+                      </wps:spPr>
+                      <wps:txbx>
+                        <w:txbxContent>
+                          <w:p>
+                            <w:pPr>
+                              <w:pBdr>
+                                <w:top w:val="single" w:sz="24" w:space="8" w:color="156082" w:themeColor="accent1"/>
+                                <w:bottom w:val="single" w:sz="24" w:space="8" w:color="156082" w:themeColor="accent1"/>
+                              </w:pBdr>
+                              <w:spacing w:after="0"/>
+                              <w:rPr>
+                                <w:i/>
+                                <w:iCs/>
+                                <w:color w:val="156082" w:themeColor="accent1"/>
+                                <w:lang w:val="en-US"/>
+                              </w:rPr>
+                            </w:pPr>
+                            <w:r>
+                              <w:rPr>
+                                <w:i/>
+                                <w:iCs/>
+                                <w:color w:val="156082" w:themeColor="accent1"/>
+                                <w:lang w:val="en-US"/>
+                              </w:rPr>
+                              <w:t xml:space="preserve">for (int </w:t>
+                            </w:r>
+                            <w:proofErr w:type="spellStart"/>
+                            <w:r>
+                              <w:rPr>
+                                <w:i/>
+                                <w:iCs/>
+                                <w:color w:val="156082" w:themeColor="accent1"/>
+                                <w:lang w:val="en-US"/>
+                              </w:rPr>
+                              <w:t>i</w:t>
+                            </w:r>
+                            <w:proofErr w:type="spellEnd"/>
+                            <w:r>
+                              <w:rPr>
+                                <w:i/>
+                                <w:iCs/>
+                                <w:color w:val="156082" w:themeColor="accent1"/>
+                                <w:lang w:val="en-US"/>
+                              </w:rPr>
+                              <w:t xml:space="preserve"> = </w:t>
+                            </w:r>
+                            <w:proofErr w:type="spellStart"/>
+                            <w:r>
+                              <w:rPr>
+                                <w:i/>
+                                <w:iCs/>
+                                <w:color w:val="156082" w:themeColor="accent1"/>
+                                <w:lang w:val="en-US"/>
+                              </w:rPr>
+                              <w:t>lb</w:t>
+                            </w:r>
+                            <w:proofErr w:type="spellEnd"/>
+                            <w:r>
+                              <w:rPr>
+                                <w:i/>
+                                <w:iCs/>
+                                <w:color w:val="156082" w:themeColor="accent1"/>
+                                <w:lang w:val="en-US"/>
+                              </w:rPr>
+                              <w:t xml:space="preserve">; </w:t>
+                            </w:r>
+                            <w:proofErr w:type="spellStart"/>
+                            <w:r>
+                              <w:rPr>
+                                <w:i/>
+                                <w:iCs/>
+                                <w:color w:val="156082" w:themeColor="accent1"/>
+                                <w:lang w:val="en-US"/>
+                              </w:rPr>
+                              <w:t>i</w:t>
+                            </w:r>
+                            <w:proofErr w:type="spellEnd"/>
+                            <w:r>
+                              <w:rPr>
+                                <w:i/>
+                                <w:iCs/>
+                                <w:color w:val="156082" w:themeColor="accent1"/>
+                                <w:lang w:val="en-US"/>
+                              </w:rPr>
+                              <w:t xml:space="preserve"> &lt; </w:t>
+                            </w:r>
+                            <w:proofErr w:type="spellStart"/>
+                            <w:r>
+                              <w:rPr>
+                                <w:i/>
+                                <w:iCs/>
+                                <w:color w:val="156082" w:themeColor="accent1"/>
+                                <w:lang w:val="en-US"/>
+                              </w:rPr>
+                              <w:t>ub</w:t>
+                            </w:r>
+                            <w:proofErr w:type="spellEnd"/>
+                            <w:r>
+                              <w:rPr>
+                                <w:i/>
+                                <w:iCs/>
+                                <w:color w:val="156082" w:themeColor="accent1"/>
+                                <w:lang w:val="en-US"/>
+                              </w:rPr>
+                              <w:t>; ++</w:t>
+                            </w:r>
+                            <w:proofErr w:type="spellStart"/>
+                            <w:r>
+                              <w:rPr>
+                                <w:i/>
+                                <w:iCs/>
+                                <w:color w:val="156082" w:themeColor="accent1"/>
+                                <w:lang w:val="en-US"/>
+                              </w:rPr>
+                              <w:t>i</w:t>
+                            </w:r>
+                            <w:proofErr w:type="spellEnd"/>
+                            <w:r>
+                              <w:rPr>
+                                <w:i/>
+                                <w:iCs/>
+                                <w:color w:val="156082" w:themeColor="accent1"/>
+                                <w:lang w:val="en-US"/>
+                              </w:rPr>
+                              <w:t>) {</w:t>
+                            </w:r>
+                          </w:p>
+                          <w:p>
+                            <w:pPr>
+                              <w:pBdr>
+                                <w:top w:val="single" w:sz="24" w:space="8" w:color="156082" w:themeColor="accent1"/>
+                                <w:bottom w:val="single" w:sz="24" w:space="8" w:color="156082" w:themeColor="accent1"/>
+                              </w:pBdr>
+                              <w:spacing w:after="0"/>
+                              <w:rPr>
+                                <w:i/>
+                                <w:iCs/>
+                                <w:color w:val="156082" w:themeColor="accent1"/>
+                                <w:lang w:val="en-US"/>
+                              </w:rPr>
+                            </w:pPr>
+                            <w:r>
+                              <w:rPr>
+                                <w:i/>
+                                <w:iCs/>
+                                <w:color w:val="156082" w:themeColor="accent1"/>
+                                <w:lang w:val="en-US"/>
+                              </w:rPr>
+                              <w:t xml:space="preserve">    for (int j = 0; j &lt; N; ++j) {</w:t>
+                            </w:r>
+                          </w:p>
+                          <w:p>
+                            <w:pPr>
+                              <w:pBdr>
+                                <w:top w:val="single" w:sz="24" w:space="8" w:color="156082" w:themeColor="accent1"/>
+                                <w:bottom w:val="single" w:sz="24" w:space="8" w:color="156082" w:themeColor="accent1"/>
+                              </w:pBdr>
+                              <w:spacing w:after="0"/>
+                              <w:rPr>
+                                <w:i/>
+                                <w:iCs/>
+                                <w:color w:val="156082" w:themeColor="accent1"/>
+                                <w:lang w:val="en-US"/>
+                              </w:rPr>
+                            </w:pPr>
+                            <w:r>
+                              <w:rPr>
+                                <w:i/>
+                                <w:iCs/>
+                                <w:color w:val="156082" w:themeColor="accent1"/>
+                                <w:lang w:val="en-US"/>
+                              </w:rPr>
+                              <w:t xml:space="preserve">        C[</w:t>
+                            </w:r>
+                            <w:proofErr w:type="spellStart"/>
+                            <w:r>
+                              <w:rPr>
+                                <w:i/>
+                                <w:iCs/>
+                                <w:color w:val="156082" w:themeColor="accent1"/>
+                                <w:lang w:val="en-US"/>
+                              </w:rPr>
+                              <w:t>i</w:t>
+                            </w:r>
+                            <w:proofErr w:type="spellEnd"/>
+                            <w:r>
+                              <w:rPr>
+                                <w:i/>
+                                <w:iCs/>
+                                <w:color w:val="156082" w:themeColor="accent1"/>
+                                <w:lang w:val="en-US"/>
+                              </w:rPr>
+                              <w:t xml:space="preserve">][j] = </w:t>
+                            </w:r>
+                            <w:proofErr w:type="gramStart"/>
+                            <w:r>
+                              <w:rPr>
+                                <w:i/>
+                                <w:iCs/>
+                                <w:color w:val="156082" w:themeColor="accent1"/>
+                                <w:lang w:val="en-US"/>
+                              </w:rPr>
+                              <w:t>0;</w:t>
+                            </w:r>
+                            <w:proofErr w:type="gramEnd"/>
+                          </w:p>
+                          <w:p>
+                            <w:pPr>
+                              <w:pBdr>
+                                <w:top w:val="single" w:sz="24" w:space="8" w:color="156082" w:themeColor="accent1"/>
+                                <w:bottom w:val="single" w:sz="24" w:space="8" w:color="156082" w:themeColor="accent1"/>
+                              </w:pBdr>
+                              <w:spacing w:after="0"/>
+                              <w:rPr>
+                                <w:i/>
+                                <w:iCs/>
+                                <w:color w:val="156082" w:themeColor="accent1"/>
+                                <w:lang w:val="en-US"/>
+                              </w:rPr>
+                            </w:pPr>
+                            <w:r>
+                              <w:rPr>
+                                <w:i/>
+                                <w:iCs/>
+                                <w:color w:val="156082" w:themeColor="accent1"/>
+                                <w:lang w:val="en-US"/>
+                              </w:rPr>
+                              <w:t xml:space="preserve">        for (int k = 0; k &lt; N; ++k) {</w:t>
+                            </w:r>
+                          </w:p>
+                          <w:p>
+                            <w:pPr>
+                              <w:pBdr>
+                                <w:top w:val="single" w:sz="24" w:space="8" w:color="156082" w:themeColor="accent1"/>
+                                <w:bottom w:val="single" w:sz="24" w:space="8" w:color="156082" w:themeColor="accent1"/>
+                              </w:pBdr>
+                              <w:spacing w:after="0"/>
+                              <w:rPr>
+                                <w:i/>
+                                <w:iCs/>
+                                <w:color w:val="156082" w:themeColor="accent1"/>
+                              </w:rPr>
+                            </w:pPr>
+                            <w:r>
+                              <w:rPr>
+                                <w:i/>
+                                <w:iCs/>
+                                <w:color w:val="156082" w:themeColor="accent1"/>
+                                <w:lang w:val="en-US"/>
+                              </w:rPr>
+                              <w:t xml:space="preserve">            </w:t>
+                            </w:r>
+                            <w:r>
+                              <w:rPr>
+                                <w:i/>
+                                <w:iCs/>
+                                <w:color w:val="156082" w:themeColor="accent1"/>
+                              </w:rPr>
+                              <w:t>C[i][j] += A[i][k] * B[k][j];</w:t>
+                            </w:r>
+                            <w:r>
+                              <w:rPr>
+                                <w:i/>
+                                <w:iCs/>
+                                <w:color w:val="156082" w:themeColor="accent1"/>
+                              </w:rPr>
+                              <w:t xml:space="preserve"> </w:t>
+                            </w:r>
+                            <w:r>
+                              <w:rPr>
+                                <w:i/>
+                                <w:iCs/>
+                                <w:color w:val="156082" w:themeColor="accent1"/>
+                              </w:rPr>
+                              <w:t>}</w:t>
+                            </w:r>
+                          </w:p>
+                          <w:p>
+                            <w:pPr>
+                              <w:pBdr>
+                                <w:top w:val="single" w:sz="24" w:space="8" w:color="156082" w:themeColor="accent1"/>
+                                <w:bottom w:val="single" w:sz="24" w:space="8" w:color="156082" w:themeColor="accent1"/>
+                              </w:pBdr>
+                              <w:spacing w:after="0"/>
+                              <w:rPr>
+                                <w:i/>
+                                <w:iCs/>
+                                <w:color w:val="156082" w:themeColor="accent1"/>
+                              </w:rPr>
+                            </w:pPr>
+                            <w:r>
+                              <w:rPr>
+                                <w:i/>
+                                <w:iCs/>
+                                <w:color w:val="156082" w:themeColor="accent1"/>
+                              </w:rPr>
+                              <w:t xml:space="preserve">     </w:t>
+                            </w:r>
+                            <w:r>
+                              <w:rPr>
+                                <w:i/>
+                                <w:iCs/>
+                                <w:color w:val="156082" w:themeColor="accent1"/>
+                              </w:rPr>
+                              <w:t>}</w:t>
+                            </w:r>
+                          </w:p>
+                          <w:p>
+                            <w:pPr>
+                              <w:pBdr>
+                                <w:top w:val="single" w:sz="24" w:space="8" w:color="156082" w:themeColor="accent1"/>
+                                <w:bottom w:val="single" w:sz="24" w:space="8" w:color="156082" w:themeColor="accent1"/>
+                              </w:pBdr>
+                              <w:spacing w:after="0"/>
+                              <w:rPr>
+                                <w:i/>
+                                <w:iCs/>
+                                <w:color w:val="156082" w:themeColor="accent1"/>
+                              </w:rPr>
+                            </w:pPr>
+                            <w:r>
+                              <w:rPr>
+                                <w:i/>
+                                <w:iCs/>
+                                <w:color w:val="156082" w:themeColor="accent1"/>
+                              </w:rPr>
+                              <w:t xml:space="preserve"> </w:t>
+                            </w:r>
+                            <w:r>
+                              <w:rPr>
+                                <w:i/>
+                                <w:iCs/>
+                                <w:color w:val="156082" w:themeColor="accent1"/>
+                              </w:rPr>
+                              <w:t>}</w:t>
+                            </w:r>
+                          </w:p>
+                        </w:txbxContent>
+                      </wps:txbx>
+                      <wps:bodyPr rot="0" vert="horz" wrap="square" lIns="91440" tIns="45720" rIns="91440" bIns="45720" anchor="t" anchorCtr="0">
+                        <a:spAutoFit/>
+                      </wps:bodyPr>
+                    </wps:wsp>
+                  </a:graphicData>
+                </a:graphic>
+              </wp:anchor>
+            </w:drawing>
+          </mc:Choice>
+          <mc:Fallback>
+            <w:pict>
+              <v:shapetype w14:anchorId="5882902C" id="_x0000_t202" coordsize="21600,21600" o:spt="202" path="m,l,21600r21600,l21600,xe">
+                <v:stroke joinstyle="miter"/>
+                <v:path gradientshapeok="t" o:connecttype="rect"/>
+              </v:shapetype>
+              <v:shape id="Text Box 2" o:spid="_x0000_s1026" type="#_x0000_t202" style="position:absolute;margin-left:0;margin-top:56.7pt;width:273.6pt;height:148.65pt;z-index:251658240;visibility:visible;mso-wrap-style:square;mso-wrap-distance-left:9pt;mso-wrap-distance-top:0;mso-wrap-distance-right:9pt;mso-wrap-distance-bottom:0;mso-position-horizontal:left;mso-position-horizontal-relative:margin;mso-position-vertical:absolute;mso-position-vertical-relative:text;v-text-anchor:top" o:gfxdata="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" filled="f" stroked="f">
+                <v:textbox style="mso-fit-shape-to-text:t">
+                  <w:txbxContent>
+                    <w:p>
+                      <w:pPr>
+                        <w:pBdr>
+                          <w:top w:val="single" w:sz="24" w:space="8" w:color="156082" w:themeColor="accent1"/>
+                          <w:bottom w:val="single" w:sz="24" w:space="8" w:color="156082" w:themeColor="accent1"/>
+                        </w:pBdr>
+                        <w:spacing w:after="0"/>
+                        <w:rPr>
+                          <w:i/>
+                          <w:iCs/>
+                          <w:color w:val="156082" w:themeColor="accent1"/>
+                          <w:lang w:val="en-US"/>
+                        </w:rPr>
+                      </w:pPr>
+                      <w:r>
+                        <w:rPr>
+                          <w:i/>
+                          <w:iCs/>
+                          <w:color w:val="156082" w:themeColor="accent1"/>
+                          <w:lang w:val="en-US"/>
+                        </w:rPr>
+                        <w:t xml:space="preserve">for (int </w:t>
+                      </w:r>
+                      <w:proofErr w:type="spellStart"/>
+                      <w:r>
+                        <w:rPr>
+                          <w:i/>
+                          <w:iCs/>
+                          <w:color w:val="156082" w:themeColor="accent1"/>
+                          <w:lang w:val="en-US"/>
+                        </w:rPr>
+                        <w:t>i</w:t>
+                      </w:r>
+                      <w:proofErr w:type="spellEnd"/>
+                      <w:r>
+                        <w:rPr>
+                          <w:i/>
+                          <w:iCs/>
+                          <w:color w:val="156082" w:themeColor="accent1"/>
+                          <w:lang w:val="en-US"/>
+                        </w:rPr>
+                        <w:t xml:space="preserve"> = </w:t>
+                      </w:r>
+                      <w:proofErr w:type="spellStart"/>
+                      <w:r>
+                        <w:rPr>
+                          <w:i/>
+                          <w:iCs/>
+                          <w:color w:val="156082" w:themeColor="accent1"/>
+                          <w:lang w:val="en-US"/>
+                        </w:rPr>
+                        <w:t>lb</w:t>
+                      </w:r>
+                      <w:proofErr w:type="spellEnd"/>
+                      <w:r>
+                        <w:rPr>
+                          <w:i/>
+                          <w:iCs/>
+                          <w:color w:val="156082" w:themeColor="accent1"/>
+                          <w:lang w:val="en-US"/>
+                        </w:rPr>
+                        <w:t xml:space="preserve">; </w:t>
+                      </w:r>
+                      <w:proofErr w:type="spellStart"/>
+                      <w:r>
+                        <w:rPr>
+                          <w:i/>
+                          <w:iCs/>
+                          <w:color w:val="156082" w:themeColor="accent1"/>
+                          <w:lang w:val="en-US"/>
+                        </w:rPr>
+                        <w:t>i</w:t>
+                      </w:r>
+                      <w:proofErr w:type="spellEnd"/>
+                      <w:r>
+                        <w:rPr>
+                          <w:i/>
+                          <w:iCs/>
+                          <w:color w:val="156082" w:themeColor="accent1"/>
+                          <w:lang w:val="en-US"/>
+                        </w:rPr>
+                        <w:t xml:space="preserve"> &lt; </w:t>
+                      </w:r>
+                      <w:proofErr w:type="spellStart"/>
+                      <w:r>
+                        <w:rPr>
+                          <w:i/>
+                          <w:iCs/>
+                          <w:color w:val="156082" w:themeColor="accent1"/>
+                          <w:lang w:val="en-US"/>
+                        </w:rPr>
+                        <w:t>ub</w:t>
+                      </w:r>
+                      <w:proofErr w:type="spellEnd"/>
+                      <w:r>
+                        <w:rPr>
+                          <w:i/>
+                          <w:iCs/>
+                          <w:color w:val="156082" w:themeColor="accent1"/>
+                          <w:lang w:val="en-US"/>
+                        </w:rPr>
+                        <w:t>; ++</w:t>
+                      </w:r>
+                      <w:proofErr w:type="spellStart"/>
+                      <w:r>
+                        <w:rPr>
+                          <w:i/>
+                          <w:iCs/>
+                          <w:color w:val="156082" w:themeColor="accent1"/>
+                          <w:lang w:val="en-US"/>
+                        </w:rPr>
+                        <w:t>i</w:t>
+                      </w:r>
+                      <w:proofErr w:type="spellEnd"/>
+                      <w:r>
+                        <w:rPr>
+                          <w:i/>
+                          <w:iCs/>
+                          <w:color w:val="156082" w:themeColor="accent1"/>
+                          <w:lang w:val="en-US"/>
+                        </w:rPr>
+                        <w:t>) {</w:t>
+                      </w:r>
+                    </w:p>
+                    <w:p>
+                      <w:pPr>
+                        <w:pBdr>
+                          <w:top w:val="single" w:sz="24" w:space="8" w:color="156082" w:themeColor="accent1"/>
+                          <w:bottom w:val="single" w:sz="24" w:space="8" w:color="156082" w:themeColor="accent1"/>
+                        </w:pBdr>
+                        <w:spacing w:after="0"/>
+                        <w:rPr>
+                          <w:i/>
+                          <w:iCs/>
+                          <w:color w:val="156082" w:themeColor="accent1"/>
+                          <w:lang w:val="en-US"/>
+                        </w:rPr>
+                      </w:pPr>
+                      <w:r>
+                        <w:rPr>
+                          <w:i/>
+                          <w:iCs/>
+                          <w:color w:val="156082" w:themeColor="accent1"/>
+                          <w:lang w:val="en-US"/>
+                        </w:rPr>
+                        <w:t xml:space="preserve">    for (int j = 0; j &lt; N; ++j) {</w:t>
+                      </w:r>
+                    </w:p>
+                    <w:p>
+                      <w:pPr>
+                        <w:pBdr>
+                          <w:top w:val="single" w:sz="24" w:space="8" w:color="156082" w:themeColor="accent1"/>
+                          <w:bottom w:val="single" w:sz="24" w:space="8" w:color="156082" w:themeColor="accent1"/>
+                        </w:pBdr>
+                        <w:spacing w:after="0"/>
+                        <w:rPr>
+                          <w:i/>
+                          <w:iCs/>
+                          <w:color w:val="156082" w:themeColor="accent1"/>
+                          <w:lang w:val="en-US"/>
+                        </w:rPr>
+                      </w:pPr>
+                      <w:r>
+                        <w:rPr>
+                          <w:i/>
+                          <w:iCs/>
+                          <w:color w:val="156082" w:themeColor="accent1"/>
+                          <w:lang w:val="en-US"/>
+                        </w:rPr>
+                        <w:t xml:space="preserve">        C[</w:t>
+                      </w:r>
+                      <w:proofErr w:type="spellStart"/>
+                      <w:r>
+                        <w:rPr>
+                          <w:i/>
+                          <w:iCs/>
+                          <w:color w:val="156082" w:themeColor="accent1"/>
+                          <w:lang w:val="en-US"/>
+                        </w:rPr>
+                        <w:t>i</w:t>
+                      </w:r>
+                      <w:proofErr w:type="spellEnd"/>
+                      <w:r>
+                        <w:rPr>
+                          <w:i/>
+                          <w:iCs/>
+                          <w:color w:val="156082" w:themeColor="accent1"/>
+                          <w:lang w:val="en-US"/>
+                        </w:rPr>
+                        <w:t xml:space="preserve">][j] = </w:t>
+                      </w:r>
+                      <w:proofErr w:type="gramStart"/>
+                      <w:r>
+                        <w:rPr>
+                          <w:i/>
+                          <w:iCs/>
+                          <w:color w:val="156082" w:themeColor="accent1"/>
+                          <w:lang w:val="en-US"/>
+                        </w:rPr>
+                        <w:t>0;</w:t>
+                      </w:r>
+                      <w:proofErr w:type="gramEnd"/>
+                    </w:p>
+                    <w:p>
+                      <w:pPr>
+                        <w:pBdr>
+                          <w:top w:val="single" w:sz="24" w:space="8" w:color="156082" w:themeColor="accent1"/>
+                          <w:bottom w:val="single" w:sz="24" w:space="8" w:color="156082" w:themeColor="accent1"/>
+                        </w:pBdr>
+                        <w:spacing w:after="0"/>
+                        <w:rPr>
+                          <w:i/>
+                          <w:iCs/>
+                          <w:color w:val="156082" w:themeColor="accent1"/>
+                          <w:lang w:val="en-US"/>
+                        </w:rPr>
+                      </w:pPr>
+                      <w:r>
+                        <w:rPr>
+                          <w:i/>
+                          <w:iCs/>
+                          <w:color w:val="156082" w:themeColor="accent1"/>
+                          <w:lang w:val="en-US"/>
+                        </w:rPr>
+                        <w:t xml:space="preserve">        for (int k = 0; k &lt; N; ++k) {</w:t>
+                      </w:r>
+                    </w:p>
+                    <w:p>
+                      <w:pPr>
+                        <w:pBdr>
+                          <w:top w:val="single" w:sz="24" w:space="8" w:color="156082" w:themeColor="accent1"/>
+                          <w:bottom w:val="single" w:sz="24" w:space="8" w:color="156082" w:themeColor="accent1"/>
+                        </w:pBdr>
+                        <w:spacing w:after="0"/>
+                        <w:rPr>
+                          <w:i/>
+                          <w:iCs/>
+                          <w:color w:val="156082" w:themeColor="accent1"/>
+                        </w:rPr>
+                      </w:pPr>
+                      <w:r>
+                        <w:rPr>
+                          <w:i/>
+                          <w:iCs/>
+                          <w:color w:val="156082" w:themeColor="accent1"/>
+                          <w:lang w:val="en-US"/>
+                        </w:rPr>
+                        <w:t xml:space="preserve">            </w:t>
+                      </w:r>
+                      <w:r>
+                        <w:rPr>
+                          <w:i/>
+                          <w:iCs/>
+                          <w:color w:val="156082" w:themeColor="accent1"/>
+                        </w:rPr>
+                        <w:t>C[i][j] += A[i][k] * B[k][j];</w:t>
+                      </w:r>
+                      <w:r>
+                        <w:rPr>
+                          <w:i/>
+                          <w:iCs/>
+                          <w:color w:val="156082" w:themeColor="accent1"/>
+                        </w:rPr>
+                        <w:t xml:space="preserve"> </w:t>
+                      </w:r>
+                      <w:r>
+                        <w:rPr>
+                          <w:i/>
+                          <w:iCs/>
+                          <w:color w:val="156082" w:themeColor="accent1"/>
+                        </w:rPr>
+                        <w:t>}</w:t>
+                      </w:r>
+                    </w:p>
+                    <w:p>
+                      <w:pPr>
+                        <w:pBdr>
+                          <w:top w:val="single" w:sz="24" w:space="8" w:color="156082" w:themeColor="accent1"/>
+                          <w:bottom w:val="single" w:sz="24" w:space="8" w:color="156082" w:themeColor="accent1"/>
+                        </w:pBdr>
+                        <w:spacing w:after="0"/>
+                        <w:rPr>
+                          <w:i/>
+                          <w:iCs/>
+                          <w:color w:val="156082" w:themeColor="accent1"/>
+                        </w:rPr>
+                      </w:pPr>
+                      <w:r>
+                        <w:rPr>
+                          <w:i/>
+                          <w:iCs/>
+                          <w:color w:val="156082" w:themeColor="accent1"/>
+                        </w:rPr>
+                        <w:t xml:space="preserve">     </w:t>
+                      </w:r>
+                      <w:r>
+                        <w:rPr>
+                          <w:i/>
+                          <w:iCs/>
+                          <w:color w:val="156082" w:themeColor="accent1"/>
+                        </w:rPr>
+                        <w:t>}</w:t>
+                      </w:r>
+                    </w:p>
+                    <w:p>
+                      <w:pPr>
+                        <w:pBdr>
+                          <w:top w:val="single" w:sz="24" w:space="8" w:color="156082" w:themeColor="accent1"/>
+                          <w:bottom w:val="single" w:sz="24" w:space="8" w:color="156082" w:themeColor="accent1"/>
+                        </w:pBdr>
+                        <w:spacing w:after="0"/>
+                        <w:rPr>
+                          <w:i/>
+                          <w:iCs/>
+                          <w:color w:val="156082" w:themeColor="accent1"/>
+                        </w:rPr>
+                      </w:pPr>
+                      <w:r>
+                        <w:rPr>
+                          <w:i/>
+                          <w:iCs/>
+                          <w:color w:val="156082" w:themeColor="accent1"/>
+                        </w:rPr>
+                        <w:t xml:space="preserve"> </w:t>
+                      </w:r>
+                      <w:r>
+                        <w:rPr>
+                          <w:i/>
+                          <w:iCs/>
+                          <w:color w:val="156082" w:themeColor="accent1"/>
+                        </w:rPr>
+                        <w:t>}</w:t>
+                      </w:r>
+                    </w:p>
+                  </w:txbxContent>
+                </v:textbox>
+                <w10:wrap type="square" anchorx="margin"/>
+              </v:shape>
+            </w:pict>
+          </mc:Fallback>
+        </mc:AlternateContent>
+      </w:r>
+      <w:r>
+        <w:rPr>
+          <w:rFonts w:ascii="Arial" w:hAnsi="Arial" w:cs="Arial"/>
+        </w:rPr>
+        <w:t>Matematycznie poprawny wzór na mnożenie macierzy,</w:t>
+      </w:r>
+      <w:r>
+        <w:rPr>
+          <w:rFonts w:ascii="Arial" w:hAnsi="Arial" w:cs="Arial"/>
+        </w:rPr>
+        <w:t xml:space="preserve"> zaimplementowany z przeznaczeniem równoległ</w:t>
+      </w:r>
+      <w:r>
+        <w:rPr>
+          <w:rFonts w:ascii="Arial" w:hAnsi="Arial" w:cs="Arial"/>
+        </w:rPr>
+        <w:t>ego</w:t>
+      </w:r>
+      <w:r>
+        <w:rPr>
+          <w:rFonts w:ascii="Arial" w:hAnsi="Arial" w:cs="Arial"/>
+        </w:rPr>
+        <w:t xml:space="preserve"> oblicz</w:t>
+      </w:r>
+      <w:r>
+        <w:rPr>
+          <w:rFonts w:ascii="Arial" w:hAnsi="Arial" w:cs="Arial"/>
+        </w:rPr>
+        <w:t>ania</w:t>
+      </w:r>
+      <w:r>
+        <w:rPr>
+          <w:rFonts w:ascii="Arial" w:hAnsi="Arial" w:cs="Arial"/>
+        </w:rPr>
+        <w:t xml:space="preserve"> w wielu wątkach,</w:t>
+      </w:r>
+      <w:r>
+        <w:rPr>
+          <w:rFonts w:ascii="Arial" w:hAnsi="Arial" w:cs="Arial"/>
+        </w:rPr>
+        <w:t xml:space="preserve"> który sprowadza się do bazowej pętli :</w:t>
+      </w:r>
+      <w:r>
+        <w:rPr>
+          <w:rFonts w:ascii="Arial" w:hAnsi="Arial" w:cs="Arial"/>
+        </w:rPr>
+        <w:br/>
+      </w:r>
+    </w:p>
+    <w:p>
+      <w:pPr>
+        <w:rPr>
+          <w:rFonts w:ascii="Arial" w:hAnsi="Arial" w:cs="Arial"/>
+        </w:rPr>
+      </w:pPr>
+      <w:r>
+        <w:rPr>
+          <w:rFonts w:ascii="Arial" w:hAnsi="Arial" w:cs="Arial"/>
+        </w:rPr>
+        <w:t>Gdzie</w:t>
+      </w:r>
+      <w:r>
+        <w:rPr>
+          <w:rFonts w:ascii="Arial" w:hAnsi="Arial" w:cs="Arial"/>
+        </w:rPr>
+        <w:t>:</w:t>
+      </w:r>
+    </w:p>
+    <w:p>
+      <w:pPr>
+        <w:rPr>
+          <w:rFonts w:ascii="Arial" w:hAnsi="Arial" w:cs="Arial"/>
+        </w:rPr>
+      </w:pPr>
+      <w:r>
+        <w:rPr>
+          <w:rFonts w:ascii="Arial" w:hAnsi="Arial" w:cs="Arial"/>
+        </w:rPr>
+        <w:t xml:space="preserve">- </w:t>
+      </w:r>
+      <w:r>
+        <w:rPr>
+          <w:rFonts w:ascii="Arial" w:hAnsi="Arial" w:cs="Arial"/>
+        </w:rPr>
+        <w:t>A, B, C, to macierze o wymiarach N x N</w:t>
+      </w:r>
+    </w:p>
+    <w:p>
+      <w:pPr>
+        <w:rPr>
+          <w:rFonts w:ascii="Arial" w:hAnsi="Arial" w:cs="Arial"/>
+        </w:rPr>
+      </w:pPr>
+      <w:r>
+        <w:rPr>
+          <w:rFonts w:ascii="Arial" w:hAnsi="Arial" w:cs="Arial"/>
+        </w:rPr>
+        <w:t>- lb, ub – dolna i górna granica zakresu obliczeń dla pojedynczego wątku</w:t>
+      </w:r>
+    </w:p>
+    <w:p>
+      <w:pPr>
+        <w:rPr>
+          <w:rFonts w:ascii="Arial" w:hAnsi="Arial" w:cs="Arial"/>
+        </w:rPr>
+      </w:pPr>
+    </w:p>
+    <w:p>
+      <w:pPr>
+        <w:rPr>
+          <w:rFonts w:ascii="Arial" w:hAnsi="Arial" w:cs="Arial"/>
+        </w:rPr>
+      </w:pPr>
+      <w:r>
+        <w:rPr>
+          <w:rFonts w:ascii="Arial" w:hAnsi="Arial" w:cs="Arial"/>
+        </w:rPr>
+        <w:t>Baza kodu będzie pozostawać jednolita, zatem optymalizacje będą kolejnymi jej iteracjami, budowanymi na poprzednich wersjach.</w:t>
       </w:r>
     </w:p>
     <w:p>
       <w:pPr>
         <w:pStyle w:val="Heading1"/>
-      </w:pPr>
-      <w:r>
+        <w:rPr>
+          <w:rFonts w:ascii="Arial" w:hAnsi="Arial" w:cs="Arial"/>
+        </w:rPr>
+      </w:pPr>
+    </w:p>
+    <w:p>
+      <w:pPr>
+        <w:pStyle w:val="Heading1"/>
+        <w:rPr>
+          <w:rFonts w:ascii="Arial" w:hAnsi="Arial" w:cs="Arial"/>
+        </w:rPr>
+      </w:pPr>
+    </w:p>
+    <w:p>
+      <w:pPr>
+        <w:pStyle w:val="Heading1"/>
+        <w:rPr>
+          <w:rFonts w:ascii="Arial" w:hAnsi="Arial" w:cs="Arial"/>
+        </w:rPr>
+      </w:pPr>
+    </w:p>
+    <w:p>
+      <w:pPr>
+        <w:pStyle w:val="Heading1"/>
+        <w:rPr>
+          <w:rFonts w:ascii="Arial" w:hAnsi="Arial" w:cs="Arial"/>
+        </w:rPr>
+      </w:pPr>
+    </w:p>
+    <w:p>
+      <w:pPr>
+        <w:pStyle w:val="Heading1"/>
+        <w:rPr>
+          <w:rFonts w:ascii="Arial" w:hAnsi="Arial" w:cs="Arial"/>
+        </w:rPr>
+      </w:pPr>
+      <w:bookmarkStart w:id="2" w:name="_Toc227021580"/>
+      <w:r>
+        <w:rPr>
+          <w:rFonts w:ascii="Arial" w:hAnsi="Arial" w:cs="Arial"/>
+        </w:rPr>
+        <w:t>Rozdział 1. – Pamięć statyczna</w:t>
+      </w:r>
+      <w:bookmarkEnd w:id="2"/>
+    </w:p>
+    <w:p>
+      <w:pPr>
+        <w:pStyle w:val="Heading2"/>
+        <w:rPr>
+          <w:rFonts w:ascii="Arial" w:hAnsi="Arial" w:cs="Arial"/>
+        </w:rPr>
+      </w:pPr>
+      <w:bookmarkStart w:id="3" w:name="_Toc227021581"/>
+      <w:r>
+        <w:rPr>
+          <w:rFonts w:ascii="Arial" w:hAnsi="Arial" w:cs="Arial"/>
+        </w:rPr>
+        <w:t>Badane działanie</w:t>
+      </w:r>
+      <w:bookmarkEnd w:id="3"/>
+    </w:p>
+    <w:p>
+      <w:pPr>
+        <w:rPr>
+          <w:rFonts w:ascii="Arial" w:hAnsi="Arial" w:cs="Arial"/>
+        </w:rPr>
+      </w:pPr>
+    </w:p>
+    <w:p>
+      <w:pPr>
+        <w:pStyle w:val="Heading2"/>
+        <w:rPr>
+          <w:rFonts w:ascii="Arial" w:hAnsi="Arial" w:cs="Arial"/>
+        </w:rPr>
+      </w:pPr>
+      <w:bookmarkStart w:id="4" w:name="_Toc227021582"/>
+      <w:r>
+        <w:rPr>
+          <w:rFonts w:ascii="Arial" w:hAnsi="Arial" w:cs="Arial"/>
+        </w:rPr>
+        <w:lastRenderedPageBreak/>
         <w:t>Wyniki</w:t>
       </w:r>
-    </w:p>
-    <w:p>
-      <w:r>
-        <w:t>W załączniku „wyniki.txt”</w:t>
-      </w:r>
-    </w:p>
+      <w:r>
+        <w:rPr>
+          <w:rFonts w:ascii="Arial" w:hAnsi="Arial" w:cs="Arial"/>
+        </w:rPr>
+        <w:tab/>
+        <w:t>(kilka tabelek dla różnych rozmiarów N, różne kompy w kolumnach, ilość wątków w kolejnych wierszach)</w:t>
+      </w:r>
+      <w:bookmarkEnd w:id="4"/>
+    </w:p>
+    <w:p>
+      <w:pPr>
+        <w:pStyle w:val="Heading2"/>
+      </w:pPr>
+      <w:r>
+        <w:t>Podsumowanie</w:t>
+      </w:r>
+    </w:p>
+    <w:p/>
     <w:p>
       <w:pPr>
         <w:pStyle w:val="Heading1"/>
-      </w:pPr>
-      <w:r>
+        <w:rPr>
+          <w:rFonts w:ascii="Arial" w:hAnsi="Arial" w:cs="Arial"/>
+        </w:rPr>
+      </w:pPr>
+      <w:bookmarkStart w:id="5" w:name="_Toc227021583"/>
+      <w:r>
+        <w:rPr>
+          <w:rFonts w:ascii="Arial" w:hAnsi="Arial" w:cs="Arial"/>
+        </w:rPr>
+        <w:t xml:space="preserve">Rozdział </w:t>
+      </w:r>
+      <w:r>
+        <w:rPr>
+          <w:rFonts w:ascii="Arial" w:hAnsi="Arial" w:cs="Arial"/>
+        </w:rPr>
+        <w:t>2</w:t>
+      </w:r>
+      <w:r>
+        <w:rPr>
+          <w:rFonts w:ascii="Arial" w:hAnsi="Arial" w:cs="Arial"/>
+        </w:rPr>
+        <w:t xml:space="preserve">. – Pamięć </w:t>
+      </w:r>
+      <w:r>
+        <w:rPr>
+          <w:rFonts w:ascii="Arial" w:hAnsi="Arial" w:cs="Arial"/>
+        </w:rPr>
+        <w:t>dynamicznie alokowana</w:t>
+      </w:r>
+      <w:bookmarkEnd w:id="5"/>
+    </w:p>
+    <w:p>
+      <w:pPr>
+        <w:pStyle w:val="Heading2"/>
+        <w:rPr>
+          <w:rFonts w:ascii="Arial" w:hAnsi="Arial" w:cs="Arial"/>
+        </w:rPr>
+      </w:pPr>
+      <w:bookmarkStart w:id="6" w:name="_Toc227021584"/>
+      <w:r>
+        <w:rPr>
+          <w:rFonts w:ascii="Arial" w:hAnsi="Arial" w:cs="Arial"/>
+        </w:rPr>
+        <w:t>Badane działanie</w:t>
+      </w:r>
+      <w:bookmarkEnd w:id="6"/>
+    </w:p>
+    <w:p>
+      <w:pPr>
+        <w:pStyle w:val="Heading2"/>
+        <w:rPr>
+          <w:rFonts w:ascii="Arial" w:hAnsi="Arial" w:cs="Arial"/>
+        </w:rPr>
+      </w:pPr>
+      <w:bookmarkStart w:id="7" w:name="_Toc227021585"/>
+      <w:r>
+        <w:rPr>
+          <w:rFonts w:ascii="Arial" w:hAnsi="Arial" w:cs="Arial"/>
+        </w:rPr>
+        <w:t>Wyniki</w:t>
+      </w:r>
+      <w:bookmarkEnd w:id="7"/>
+    </w:p>
+    <w:p>
+      <w:pPr>
+        <w:pStyle w:val="Heading2"/>
+      </w:pPr>
+      <w:r>
+        <w:t>Podsumowanie</w:t>
+      </w:r>
+    </w:p>
+    <w:p/>
+    <w:p>
+      <w:pPr>
+        <w:pStyle w:val="Heading1"/>
+        <w:rPr>
+          <w:rFonts w:ascii="Arial" w:hAnsi="Arial" w:cs="Arial"/>
+        </w:rPr>
+      </w:pPr>
+      <w:bookmarkStart w:id="8" w:name="_Toc227021586"/>
+      <w:r>
+        <w:rPr>
+          <w:rFonts w:ascii="Arial" w:hAnsi="Arial" w:cs="Arial"/>
+        </w:rPr>
+        <w:t xml:space="preserve">Rozdział </w:t>
+      </w:r>
+      <w:r>
+        <w:rPr>
+          <w:rFonts w:ascii="Arial" w:hAnsi="Arial" w:cs="Arial"/>
+        </w:rPr>
+        <w:t>3</w:t>
+      </w:r>
+      <w:r>
+        <w:rPr>
+          <w:rFonts w:ascii="Arial" w:hAnsi="Arial" w:cs="Arial"/>
+        </w:rPr>
+        <w:t xml:space="preserve">. – </w:t>
+      </w:r>
+      <w:r>
+        <w:rPr>
+          <w:rFonts w:ascii="Arial" w:hAnsi="Arial" w:cs="Arial"/>
+        </w:rPr>
+        <w:t>Cache</w:t>
+      </w:r>
+      <w:bookmarkEnd w:id="8"/>
+    </w:p>
+    <w:p>
+      <w:pPr>
+        <w:pStyle w:val="Heading2"/>
+        <w:rPr>
+          <w:rFonts w:ascii="Arial" w:hAnsi="Arial" w:cs="Arial"/>
+        </w:rPr>
+      </w:pPr>
+      <w:bookmarkStart w:id="9" w:name="_Toc227021587"/>
+      <w:r>
+        <w:rPr>
+          <w:rFonts w:ascii="Arial" w:hAnsi="Arial" w:cs="Arial"/>
+        </w:rPr>
+        <w:t>Badane działanie</w:t>
+      </w:r>
+      <w:bookmarkEnd w:id="9"/>
+    </w:p>
+    <w:p>
+      <w:pPr>
+        <w:rPr>
+          <w:rFonts w:ascii="Arial" w:hAnsi="Arial" w:cs="Arial"/>
+        </w:rPr>
+      </w:pPr>
+      <w:r>
+        <w:rPr>
+          <w:rFonts w:ascii="Arial" w:hAnsi="Arial" w:cs="Arial"/>
+        </w:rPr>
+        <w:t>W tym rozdziale stosowana jest optymalizacja za pomocą jawnego wykorzystania pamięci Cache, której najbliżej do procesora.</w:t>
+      </w:r>
+    </w:p>
+    <w:p>
+      <w:pPr>
+        <w:pStyle w:val="Heading2"/>
+        <w:rPr>
+          <w:rFonts w:ascii="Arial" w:hAnsi="Arial" w:cs="Arial"/>
+        </w:rPr>
+      </w:pPr>
+      <w:bookmarkStart w:id="10" w:name="_Toc227021588"/>
+      <w:r>
+        <w:rPr>
+          <w:rFonts w:ascii="Arial" w:hAnsi="Arial" w:cs="Arial"/>
+        </w:rPr>
+        <w:t>Wyniki</w:t>
+      </w:r>
+      <w:bookmarkEnd w:id="10"/>
+    </w:p>
+    <w:p>
+      <w:pPr>
+        <w:pStyle w:val="Heading2"/>
+      </w:pPr>
+      <w:r>
+        <w:t>Podsumowanie</w:t>
+      </w:r>
+    </w:p>
+    <w:p>
+      <w:pPr>
+        <w:pStyle w:val="Heading1"/>
+        <w:rPr>
+          <w:rFonts w:ascii="Arial" w:hAnsi="Arial" w:cs="Arial"/>
+        </w:rPr>
+      </w:pPr>
+      <w:bookmarkStart w:id="11" w:name="_Toc227021589"/>
+      <w:r>
+        <w:rPr>
+          <w:rFonts w:ascii="Arial" w:hAnsi="Arial" w:cs="Arial"/>
+        </w:rPr>
+        <w:t xml:space="preserve">Rozdział </w:t>
+      </w:r>
+      <w:r>
+        <w:rPr>
+          <w:rFonts w:ascii="Arial" w:hAnsi="Arial" w:cs="Arial"/>
+        </w:rPr>
+        <w:t>4</w:t>
+      </w:r>
+      <w:r>
+        <w:rPr>
+          <w:rFonts w:ascii="Arial" w:hAnsi="Arial" w:cs="Arial"/>
+        </w:rPr>
+        <w:t xml:space="preserve">. – </w:t>
+      </w:r>
+      <w:r>
+        <w:rPr>
+          <w:rFonts w:ascii="Arial" w:hAnsi="Arial" w:cs="Arial"/>
+        </w:rPr>
+        <w:t>Wektoryzacja</w:t>
+      </w:r>
+      <w:bookmarkEnd w:id="11"/>
+    </w:p>
+    <w:p>
+      <w:pPr>
+        <w:pStyle w:val="Heading2"/>
+        <w:rPr>
+          <w:rFonts w:ascii="Arial" w:hAnsi="Arial" w:cs="Arial"/>
+        </w:rPr>
+      </w:pPr>
+      <w:bookmarkStart w:id="12" w:name="_Toc227021590"/>
+      <w:r>
+        <w:rPr>
+          <w:rFonts w:ascii="Arial" w:hAnsi="Arial" w:cs="Arial"/>
+        </w:rPr>
+        <w:t>Badane działanie</w:t>
+      </w:r>
+      <w:bookmarkEnd w:id="12"/>
+    </w:p>
+    <w:p>
+      <w:pPr>
+        <w:rPr>
+          <w:rFonts w:ascii="Arial" w:hAnsi="Arial" w:cs="Arial"/>
+        </w:rPr>
+      </w:pPr>
+      <w:r>
+        <w:rPr>
+          <w:rFonts w:ascii="Arial" w:hAnsi="Arial" w:cs="Arial"/>
+        </w:rPr>
+        <w:t>W tym rozdziale do optymalizowanego wciąż kodu dochodzi wektoryzacja, czyli zrównoleglenie wykonywania pojedynczej instrukcji dla grupy danych.</w:t>
+      </w:r>
+    </w:p>
+    <w:p>
+      <w:pPr>
+        <w:pStyle w:val="Heading2"/>
+        <w:rPr>
+          <w:rFonts w:ascii="Arial" w:hAnsi="Arial" w:cs="Arial"/>
+        </w:rPr>
+      </w:pPr>
+      <w:bookmarkStart w:id="13" w:name="_Toc227021591"/>
+      <w:r>
+        <w:rPr>
+          <w:rFonts w:ascii="Arial" w:hAnsi="Arial" w:cs="Arial"/>
+        </w:rPr>
+        <w:t>Wyniki</w:t>
+      </w:r>
+      <w:r>
+        <w:rPr>
+          <w:rFonts w:ascii="Arial" w:hAnsi="Arial" w:cs="Arial"/>
+        </w:rPr>
+        <w:t xml:space="preserve"> </w:t>
+      </w:r>
+      <w:r>
+        <w:rPr>
+          <w:rFonts w:ascii="Arial" w:hAnsi="Arial" w:cs="Arial"/>
+        </w:rPr>
+        <w:tab/>
+        <w:t>(tabelka dla różnej liczby wątków w wierszach i różne kompy w kolumnach)</w:t>
+      </w:r>
+      <w:bookmarkEnd w:id="13"/>
+    </w:p>
+    <w:p>
+      <w:pPr>
+        <w:pStyle w:val="Heading2"/>
+      </w:pPr>
+      <w:r>
+        <w:t>Podsumowanie</w:t>
+      </w:r>
+    </w:p>
+    <w:p/>
+    <w:p>
+      <w:pPr>
+        <w:rPr>
+          <w:rFonts w:ascii="Arial" w:hAnsi="Arial" w:cs="Arial"/>
+        </w:rPr>
+      </w:pPr>
+    </w:p>
+    <w:p>
+      <w:pPr>
+        <w:rPr>
+          <w:rFonts w:ascii="Arial" w:hAnsi="Arial" w:cs="Arial"/>
+        </w:rPr>
+      </w:pPr>
+    </w:p>
+    <w:p>
+      <w:pPr>
+        <w:rPr>
+          <w:rFonts w:ascii="Arial" w:hAnsi="Arial" w:cs="Arial"/>
+        </w:rPr>
+      </w:pPr>
+    </w:p>
+    <w:p>
+      <w:pPr>
+        <w:rPr>
+          <w:rFonts w:ascii="Arial" w:hAnsi="Arial" w:cs="Arial"/>
+        </w:rPr>
+      </w:pPr>
+    </w:p>
+    <w:p>
+      <w:pPr>
+        <w:pStyle w:val="Heading1"/>
+        <w:rPr>
+          <w:rFonts w:ascii="Arial" w:hAnsi="Arial" w:cs="Arial"/>
+        </w:rPr>
+      </w:pPr>
+      <w:bookmarkStart w:id="14" w:name="_Toc227021592"/>
+      <w:r>
+        <w:rPr>
+          <w:rFonts w:ascii="Arial" w:hAnsi="Arial" w:cs="Arial"/>
+        </w:rPr>
+        <w:t>Wyniki</w:t>
+      </w:r>
+      <w:bookmarkEnd w:id="14"/>
+    </w:p>
+    <w:p>
+      <w:pPr>
+        <w:rPr>
+          <w:rFonts w:ascii="Arial" w:hAnsi="Arial" w:cs="Arial"/>
+        </w:rPr>
+      </w:pPr>
+      <w:r>
+        <w:rPr>
+          <w:rFonts w:ascii="Arial" w:hAnsi="Arial" w:cs="Arial"/>
+        </w:rPr>
+        <w:t>Liczbowe, w</w:t>
+      </w:r>
+      <w:r>
+        <w:rPr>
+          <w:rFonts w:ascii="Arial" w:hAnsi="Arial" w:cs="Arial"/>
+        </w:rPr>
+        <w:t xml:space="preserve"> załączniku „wyniki.txt”</w:t>
+      </w:r>
+    </w:p>
+    <w:p>
+      <w:pPr>
+        <w:pStyle w:val="Heading1"/>
+        <w:rPr>
+          <w:rFonts w:ascii="Arial" w:hAnsi="Arial" w:cs="Arial"/>
+        </w:rPr>
+      </w:pPr>
+      <w:bookmarkStart w:id="15" w:name="_Toc227021593"/>
+      <w:r>
+        <w:rPr>
+          <w:rFonts w:ascii="Arial" w:hAnsi="Arial" w:cs="Arial"/>
+        </w:rPr>
         <w:t>Wnioski</w:t>
       </w:r>
-    </w:p>
-    <w:p>
-      <w:r>
+      <w:bookmarkEnd w:id="15"/>
+    </w:p>
+    <w:p>
+      <w:pPr>
+        <w:rPr>
+          <w:rFonts w:ascii="Arial" w:hAnsi="Arial" w:cs="Arial"/>
+        </w:rPr>
+      </w:pPr>
+      <w:r>
+        <w:rPr>
+          <w:rFonts w:ascii="Arial" w:hAnsi="Arial" w:cs="Arial"/>
+        </w:rPr>
         <w:t>Podział na więcej wątków daje lepsze wyniki czasowe do pewnego momentu, gdzie dalsze ich wydzielania przestaje zyskiwać na czasie wykonania programu.</w:t>
       </w:r>
     </w:p>
     <w:p>
       <w:pPr>
         <w:jc w:val="center"/>
+        <w:rPr>
+          <w:rFonts w:ascii="Arial" w:hAnsi="Arial" w:cs="Arial"/>
+        </w:rPr>
       </w:pPr>
     </w:p>
     <w:sectPr>
@@ -566,7 +3098,6 @@
     <w:next w:val="Normal"/>
     <w:link w:val="Heading2Char"/>
     <w:uiPriority w:val="9"/>
-    <w:semiHidden/>
     <w:unhideWhenUsed/>
     <w:qFormat/>
     <w:rsid w:val="00957ED6"/>
@@ -741,7 +3272,6 @@
   <w:style w:type="character" w:default="1" w:styleId="DefaultParagraphFont">
     <w:name w:val="Default Paragraph Font"/>
     <w:uiPriority w:val="1"/>
-    <w:semiHidden/>
     <w:unhideWhenUsed/>
   </w:style>
   <w:style w:type="table" w:default="1" w:styleId="TableNormal">
@@ -783,7 +3313,6 @@
     <w:basedOn w:val="DefaultParagraphFont"/>
     <w:link w:val="Heading2"/>
     <w:uiPriority w:val="9"/>
-    <w:semiHidden/>
     <w:rsid w:val="00957ED6"/>
     <w:rPr>
       <w:rFonts w:asciiTheme="majorHAnsi" w:eastAsiaTheme="majorEastAsia" w:hAnsiTheme="majorHAnsi" w:cstheme="majorBidi"/>
@@ -1053,6 +3582,95 @@
       <w:smallCaps/>
       <w:color w:val="0F4761" w:themeColor="accent1" w:themeShade="BF"/>
       <w:spacing w:val="5"/>
+    </w:rPr>
+  </w:style>
+  <w:style w:type="paragraph" w:styleId="NoSpacing">
+    <w:name w:val="No Spacing"/>
+    <w:link w:val="NoSpacingChar"/>
+    <w:uiPriority w:val="1"/>
+    <w:qFormat/>
+    <w:rsid w:val="0012279F"/>
+    <w:pPr>
+      <w:spacing w:after="0" w:line="240" w:lineRule="auto"/>
+    </w:pPr>
+    <w:rPr>
+      <w:rFonts w:eastAsiaTheme="minorEastAsia"/>
+      <w:kern w:val="0"/>
+      <w:sz w:val="22"/>
+      <w:szCs w:val="22"/>
+      <w:lang w:val="en-US"/>
+      <w14:ligatures w14:val="none"/>
+    </w:rPr>
+  </w:style>
+  <w:style w:type="character" w:customStyle="1" w:styleId="NoSpacingChar">
+    <w:name w:val="No Spacing Char"/>
+    <w:basedOn w:val="DefaultParagraphFont"/>
+    <w:link w:val="NoSpacing"/>
+    <w:uiPriority w:val="1"/>
+    <w:rsid w:val="0012279F"/>
+    <w:rPr>
+      <w:rFonts w:eastAsiaTheme="minorEastAsia"/>
+      <w:kern w:val="0"/>
+      <w:sz w:val="22"/>
+      <w:szCs w:val="22"/>
+      <w:lang w:val="en-US"/>
+      <w14:ligatures w14:val="none"/>
+    </w:rPr>
+  </w:style>
+  <w:style w:type="paragraph" w:styleId="TOCHeading">
+    <w:name w:val="TOC Heading"/>
+    <w:basedOn w:val="Heading1"/>
+    <w:next w:val="Normal"/>
+    <w:uiPriority w:val="39"/>
+    <w:unhideWhenUsed/>
+    <w:qFormat/>
+    <w:rsid w:val="00E76E27"/>
+    <w:pPr>
+      <w:spacing w:before="240" w:after="0" w:line="259" w:lineRule="auto"/>
+      <w:outlineLvl w:val="9"/>
+    </w:pPr>
+    <w:rPr>
+      <w:kern w:val="0"/>
+      <w:sz w:val="32"/>
+      <w:szCs w:val="32"/>
+      <w:lang w:val="en-US"/>
+      <w14:ligatures w14:val="none"/>
+    </w:rPr>
+  </w:style>
+  <w:style w:type="paragraph" w:styleId="TOC1">
+    <w:name w:val="toc 1"/>
+    <w:basedOn w:val="Normal"/>
+    <w:next w:val="Normal"/>
+    <w:autoRedefine/>
+    <w:uiPriority w:val="39"/>
+    <w:unhideWhenUsed/>
+    <w:rsid w:val="00E76E27"/>
+    <w:pPr>
+      <w:spacing w:after="100"/>
+    </w:pPr>
+  </w:style>
+  <w:style w:type="paragraph" w:styleId="TOC2">
+    <w:name w:val="toc 2"/>
+    <w:basedOn w:val="Normal"/>
+    <w:next w:val="Normal"/>
+    <w:autoRedefine/>
+    <w:uiPriority w:val="39"/>
+    <w:unhideWhenUsed/>
+    <w:rsid w:val="00E76E27"/>
+    <w:pPr>
+      <w:spacing w:after="100"/>
+      <w:ind w:left="240"/>
+    </w:pPr>
+  </w:style>
+  <w:style w:type="character" w:styleId="Hyperlink">
+    <w:name w:val="Hyperlink"/>
+    <w:basedOn w:val="DefaultParagraphFont"/>
+    <w:uiPriority w:val="99"/>
+    <w:unhideWhenUsed/>
+    <w:rsid w:val="00E76E27"/>
+    <w:rPr>
+      <w:color w:val="467886" w:themeColor="hyperlink"/>
+      <w:u w:val="single"/>
     </w:rPr>
   </w:style>
 </w:styles>
@@ -1371,4 +3989,16 @@
     </a:ext>
   </a:extLst>
 </a:theme>
+</file>
+
+<file path=customXml/item1.xml><?xml version="1.0" encoding="utf-8"?>
+<b:Sources xmlns:b="http://schemas.openxmlformats.org/officeDocument/2006/bibliography" xmlns="http://schemas.openxmlformats.org/officeDocument/2006/bibliography" SelectedStyle="\APASixthEditionOfficeOnline.xsl" StyleName="APA" Version="6"/>
+</file>
+
+<file path=customXml/itemProps1.xml><?xml version="1.0" encoding="utf-8"?>
+<ds:datastoreItem xmlns:ds="http://schemas.openxmlformats.org/officeDocument/2006/customXml" ds:itemID="{6391D481-5F0D-4CD2-8736-180C8B2D706D}">
+  <ds:schemaRefs>
+    <ds:schemaRef ds:uri="http://schemas.openxmlformats.org/officeDocument/2006/bibliography"/>
+  </ds:schemaRefs>
+</ds:datastoreItem>
 </file>
--- a/Sprawozdanie_pr.docx
+++ b/Sprawozdanie_pr.docx
@@ -80,6 +80,15 @@
     </w:p>
     <w:sdt>
       <w:sdtPr>
+        <w:rPr>
+          <w:rFonts w:asciiTheme="minorHAnsi" w:eastAsiaTheme="minorHAnsi" w:hAnsiTheme="minorHAnsi" w:cstheme="minorBidi"/>
+          <w:color w:val="auto"/>
+          <w:kern w:val="2"/>
+          <w:sz w:val="24"/>
+          <w:szCs w:val="24"/>
+          <w:lang w:val="pl-PL"/>
+          <w14:ligatures w14:val="standardContextual"/>
+        </w:rPr>
         <w:id w:val="-1961092413"/>
         <w:docPartObj>
           <w:docPartGallery w:val="Table of Contents"/>
@@ -88,16 +97,9 @@
       </w:sdtPr>
       <w:sdtEndPr>
         <w:rPr>
-          <w:rFonts w:asciiTheme="minorHAnsi" w:eastAsiaTheme="minorHAnsi" w:hAnsiTheme="minorHAnsi" w:cstheme="minorBidi"/>
           <w:b/>
           <w:bCs/>
           <w:noProof/>
-          <w:color w:val="auto"/>
-          <w:kern w:val="2"/>
-          <w:sz w:val="24"/>
-          <w:szCs w:val="24"/>
-          <w:lang w:val="pl-PL"/>
-          <w14:ligatures w14:val="standardContextual"/>
         </w:rPr>
       </w:sdtEndPr>
       <w:sdtContent>
@@ -1275,6 +1277,7 @@
     <w:p>
       <w:pPr>
         <w:pStyle w:val="Heading1"/>
+        <w:jc w:val="both"/>
         <w:rPr>
           <w:rFonts w:ascii="Arial" w:hAnsi="Arial" w:cs="Arial"/>
         </w:rPr>
@@ -1290,39 +1293,33 @@
     </w:p>
     <w:p>
       <w:pPr>
-        <w:rPr>
-          <w:rFonts w:ascii="Arial" w:hAnsi="Arial" w:cs="Arial"/>
-        </w:rPr>
-      </w:pPr>
-      <w:r>
-        <w:rPr>
-          <w:rFonts w:ascii="Arial" w:hAnsi="Arial" w:cs="Arial"/>
-        </w:rPr>
-        <w:t xml:space="preserve">Zadaniem badanym w niniejszym sprawozdaniu jest prosty, intuicyjny i łatwy do pojęcia przykład programowania współbieżnego, mianowicie mnożenie macierzy. </w:t>
+        <w:jc w:val="both"/>
+        <w:rPr>
+          <w:rFonts w:ascii="Arial" w:hAnsi="Arial" w:cs="Arial"/>
+        </w:rPr>
+      </w:pPr>
+      <w:r>
+        <w:rPr>
+          <w:rFonts w:ascii="Arial" w:hAnsi="Arial" w:cs="Arial"/>
+        </w:rPr>
+        <w:t xml:space="preserve">Zadaniem badanym w niniejszym sprawozdaniu jest prosty, intuicyjny i łatwy do pojęcia przykład programowania współbieżnego, mianowicie mnożenie macierzy. Obliczenia </w:t>
       </w:r>
       <w:r>
         <w:rPr>
           <w:rFonts w:ascii="Arial" w:hAnsi="Arial" w:cs="Arial"/>
         </w:rPr>
         <w:lastRenderedPageBreak/>
-        <w:t>Obliczenia potrzebne do wykonania owego zadnia będą stale poddawane próbie optymalizacji, wraz z kolejnymi rozdziałami.</w:t>
+        <w:t>potrzebne do wykonania owego zadnia będą stale poddawane próbie optymalizacji, wraz z kolejnymi rozdziałami.</w:t>
       </w:r>
     </w:p>
     <w:p>
       <w:pPr>
-        <w:pStyle w:val="Heading1"/>
-        <w:rPr>
-          <w:rFonts w:ascii="Arial" w:hAnsi="Arial" w:cs="Arial"/>
-        </w:rPr>
-      </w:pPr>
-      <w:bookmarkStart w:id="1" w:name="_Toc227021579"/>
-      <w:r>
-        <w:rPr>
-          <w:rFonts w:ascii="Arial" w:hAnsi="Arial" w:cs="Arial"/>
-        </w:rPr>
-        <w:t>Metodyka</w:t>
-      </w:r>
-      <w:bookmarkEnd w:id="1"/>
+        <w:pStyle w:val="Heading2"/>
+        <w:jc w:val="both"/>
+      </w:pPr>
+      <w:r>
+        <w:t>„Serce” zadania</w:t>
+      </w:r>
     </w:p>
     <w:p>
       <w:pPr>
@@ -1398,107 +1395,7 @@
                                 <w:color w:val="156082" w:themeColor="accent1"/>
                                 <w:lang w:val="en-US"/>
                               </w:rPr>
-                              <w:t xml:space="preserve">for (int </w:t>
-                            </w:r>
-                            <w:proofErr w:type="spellStart"/>
-                            <w:r>
-                              <w:rPr>
-                                <w:i/>
-                                <w:iCs/>
-                                <w:color w:val="156082" w:themeColor="accent1"/>
-                                <w:lang w:val="en-US"/>
-                              </w:rPr>
-                              <w:t>i</w:t>
-                            </w:r>
-                            <w:proofErr w:type="spellEnd"/>
-                            <w:r>
-                              <w:rPr>
-                                <w:i/>
-                                <w:iCs/>
-                                <w:color w:val="156082" w:themeColor="accent1"/>
-                                <w:lang w:val="en-US"/>
-                              </w:rPr>
-                              <w:t xml:space="preserve"> = </w:t>
-                            </w:r>
-                            <w:proofErr w:type="spellStart"/>
-                            <w:r>
-                              <w:rPr>
-                                <w:i/>
-                                <w:iCs/>
-                                <w:color w:val="156082" w:themeColor="accent1"/>
-                                <w:lang w:val="en-US"/>
-                              </w:rPr>
-                              <w:t>lb</w:t>
-                            </w:r>
-                            <w:proofErr w:type="spellEnd"/>
-                            <w:r>
-                              <w:rPr>
-                                <w:i/>
-                                <w:iCs/>
-                                <w:color w:val="156082" w:themeColor="accent1"/>
-                                <w:lang w:val="en-US"/>
-                              </w:rPr>
-                              <w:t xml:space="preserve">; </w:t>
-                            </w:r>
-                            <w:proofErr w:type="spellStart"/>
-                            <w:r>
-                              <w:rPr>
-                                <w:i/>
-                                <w:iCs/>
-                                <w:color w:val="156082" w:themeColor="accent1"/>
-                                <w:lang w:val="en-US"/>
-                              </w:rPr>
-                              <w:t>i</w:t>
-                            </w:r>
-                            <w:proofErr w:type="spellEnd"/>
-                            <w:r>
-                              <w:rPr>
-                                <w:i/>
-                                <w:iCs/>
-                                <w:color w:val="156082" w:themeColor="accent1"/>
-                                <w:lang w:val="en-US"/>
-                              </w:rPr>
-                              <w:t xml:space="preserve"> &lt; </w:t>
-                            </w:r>
-                            <w:proofErr w:type="spellStart"/>
-                            <w:r>
-                              <w:rPr>
-                                <w:i/>
-                                <w:iCs/>
-                                <w:color w:val="156082" w:themeColor="accent1"/>
-                                <w:lang w:val="en-US"/>
-                              </w:rPr>
-                              <w:t>ub</w:t>
-                            </w:r>
-                            <w:proofErr w:type="spellEnd"/>
-                            <w:r>
-                              <w:rPr>
-                                <w:i/>
-                                <w:iCs/>
-                                <w:color w:val="156082" w:themeColor="accent1"/>
-                                <w:lang w:val="en-US"/>
-                              </w:rPr>
-                              <w:t>; ++</w:t>
-                            </w:r>
-                            <w:proofErr w:type="spellStart"/>
-                            <w:r>
-                              <w:rPr>
-                                <w:i/>
-                                <w:iCs/>
-                                <w:color w:val="156082" w:themeColor="accent1"/>
-                                <w:lang w:val="en-US"/>
-                              </w:rPr>
-                              <w:t>i</w:t>
-                            </w:r>
-                            <w:proofErr w:type="spellEnd"/>
-                            <w:r>
-                              <w:rPr>
-                                <w:i/>
-                                <w:iCs/>
-                                <w:color w:val="156082" w:themeColor="accent1"/>
-                                <w:lang w:val="en-US"/>
-                              </w:rPr>
-                              <w:t>) {</w:t>
+                              <w:t>for (int i = lb; i &lt; ub; ++i) {</w:t>
                             </w:r>
                           </w:p>
                           <w:p>
@@ -1546,39 +1443,8 @@
                                 <w:color w:val="156082" w:themeColor="accent1"/>
                                 <w:lang w:val="en-US"/>
                               </w:rPr>
-                              <w:t xml:space="preserve">        C[</w:t>
+                              <w:t xml:space="preserve">        C[i][j] = 0;</w:t>
                             </w:r>
-                            <w:proofErr w:type="spellStart"/>
-                            <w:r>
-                              <w:rPr>
-                                <w:i/>
-                                <w:iCs/>
-                                <w:color w:val="156082" w:themeColor="accent1"/>
-                                <w:lang w:val="en-US"/>
-                              </w:rPr>
-                              <w:t>i</w:t>
-                            </w:r>
-                            <w:proofErr w:type="spellEnd"/>
-                            <w:r>
-                              <w:rPr>
-                                <w:i/>
-                                <w:iCs/>
-                                <w:color w:val="156082" w:themeColor="accent1"/>
-                                <w:lang w:val="en-US"/>
-                              </w:rPr>
-                              <w:t xml:space="preserve">][j] = </w:t>
-                            </w:r>
-                            <w:proofErr w:type="gramStart"/>
-                            <w:r>
-                              <w:rPr>
-                                <w:i/>
-                                <w:iCs/>
-                                <w:color w:val="156082" w:themeColor="accent1"/>
-                                <w:lang w:val="en-US"/>
-                              </w:rPr>
-                              <w:t>0;</w:t>
-                            </w:r>
-                            <w:proofErr w:type="gramEnd"/>
                           </w:p>
                           <w:p>
                             <w:pPr>
@@ -1752,107 +1618,7 @@
                           <w:color w:val="156082" w:themeColor="accent1"/>
                           <w:lang w:val="en-US"/>
                         </w:rPr>
-                        <w:t xml:space="preserve">for (int </w:t>
-                      </w:r>
-                      <w:proofErr w:type="spellStart"/>
-                      <w:r>
-                        <w:rPr>
-                          <w:i/>
-                          <w:iCs/>
-                          <w:color w:val="156082" w:themeColor="accent1"/>
-                          <w:lang w:val="en-US"/>
-                        </w:rPr>
-                        <w:t>i</w:t>
-                      </w:r>
-                      <w:proofErr w:type="spellEnd"/>
-                      <w:r>
-                        <w:rPr>
-                          <w:i/>
-                          <w:iCs/>
-                          <w:color w:val="156082" w:themeColor="accent1"/>
-                          <w:lang w:val="en-US"/>
-                        </w:rPr>
-                        <w:t xml:space="preserve"> = </w:t>
-                      </w:r>
-                      <w:proofErr w:type="spellStart"/>
-                      <w:r>
-                        <w:rPr>
-                          <w:i/>
-                          <w:iCs/>
-                          <w:color w:val="156082" w:themeColor="accent1"/>
-                          <w:lang w:val="en-US"/>
-                        </w:rPr>
-                        <w:t>lb</w:t>
-                      </w:r>
-                      <w:proofErr w:type="spellEnd"/>
-                      <w:r>
-                        <w:rPr>
-                          <w:i/>
-                          <w:iCs/>
-                          <w:color w:val="156082" w:themeColor="accent1"/>
-                          <w:lang w:val="en-US"/>
-                        </w:rPr>
-                        <w:t xml:space="preserve">; </w:t>
-                      </w:r>
-                      <w:proofErr w:type="spellStart"/>
-                      <w:r>
-                        <w:rPr>
-                          <w:i/>
-                          <w:iCs/>
-                          <w:color w:val="156082" w:themeColor="accent1"/>
-                          <w:lang w:val="en-US"/>
-                        </w:rPr>
-                        <w:t>i</w:t>
-                      </w:r>
-                      <w:proofErr w:type="spellEnd"/>
-                      <w:r>
-                        <w:rPr>
-                          <w:i/>
-                          <w:iCs/>
-                          <w:color w:val="156082" w:themeColor="accent1"/>
-                          <w:lang w:val="en-US"/>
-                        </w:rPr>
-                        <w:t xml:space="preserve"> &lt; </w:t>
-                      </w:r>
-                      <w:proofErr w:type="spellStart"/>
-                      <w:r>
-                        <w:rPr>
-                          <w:i/>
-                          <w:iCs/>
-                          <w:color w:val="156082" w:themeColor="accent1"/>
-                          <w:lang w:val="en-US"/>
-                        </w:rPr>
-                        <w:t>ub</w:t>
-                      </w:r>
-                      <w:proofErr w:type="spellEnd"/>
-                      <w:r>
-                        <w:rPr>
-                          <w:i/>
-                          <w:iCs/>
-                          <w:color w:val="156082" w:themeColor="accent1"/>
-                          <w:lang w:val="en-US"/>
-                        </w:rPr>
-                        <w:t>; ++</w:t>
-                      </w:r>
-                      <w:proofErr w:type="spellStart"/>
-                      <w:r>
-                        <w:rPr>
-                          <w:i/>
-                          <w:iCs/>
-                          <w:color w:val="156082" w:themeColor="accent1"/>
-                          <w:lang w:val="en-US"/>
-                        </w:rPr>
-                        <w:t>i</w:t>
-                      </w:r>
-                      <w:proofErr w:type="spellEnd"/>
-                      <w:r>
-                        <w:rPr>
-                          <w:i/>
-                          <w:iCs/>
-                          <w:color w:val="156082" w:themeColor="accent1"/>
-                          <w:lang w:val="en-US"/>
-                        </w:rPr>
-                        <w:t>) {</w:t>
+                        <w:t>for (int i = lb; i &lt; ub; ++i) {</w:t>
                       </w:r>
                     </w:p>
                     <w:p>
@@ -1900,39 +1666,8 @@
                           <w:color w:val="156082" w:themeColor="accent1"/>
                           <w:lang w:val="en-US"/>
                         </w:rPr>
-                        <w:t xml:space="preserve">        C[</w:t>
+                        <w:t xml:space="preserve">        C[i][j] = 0;</w:t>
                       </w:r>
-                      <w:proofErr w:type="spellStart"/>
-                      <w:r>
-                        <w:rPr>
-                          <w:i/>
-                          <w:iCs/>
-                          <w:color w:val="156082" w:themeColor="accent1"/>
-                          <w:lang w:val="en-US"/>
-                        </w:rPr>
-                        <w:t>i</w:t>
-                      </w:r>
-                      <w:proofErr w:type="spellEnd"/>
-                      <w:r>
-                        <w:rPr>
-                          <w:i/>
-                          <w:iCs/>
-                          <w:color w:val="156082" w:themeColor="accent1"/>
-                          <w:lang w:val="en-US"/>
-                        </w:rPr>
-                        <w:t xml:space="preserve">][j] = </w:t>
-                      </w:r>
-                      <w:proofErr w:type="gramStart"/>
-                      <w:r>
-                        <w:rPr>
-                          <w:i/>
-                          <w:iCs/>
-                          <w:color w:val="156082" w:themeColor="accent1"/>
-                          <w:lang w:val="en-US"/>
-                        </w:rPr>
-                        <w:t>0;</w:t>
-                      </w:r>
-                      <w:proofErr w:type="gramEnd"/>
                     </w:p>
                     <w:p>
                       <w:pPr>
@@ -2113,7 +1848,19 @@
         <w:rPr>
           <w:rFonts w:ascii="Arial" w:hAnsi="Arial" w:cs="Arial"/>
         </w:rPr>
-        <w:t xml:space="preserve"> który sprowadza się do bazowej pętli :</w:t>
+        <w:t xml:space="preserve"> który sprowadza się do bazowej</w:t>
+      </w:r>
+      <w:r>
+        <w:rPr>
+          <w:rFonts w:ascii="Arial" w:hAnsi="Arial" w:cs="Arial"/>
+        </w:rPr>
+        <w:t xml:space="preserve"> </w:t>
+      </w:r>
+      <w:r>
+        <w:rPr>
+          <w:rFonts w:ascii="Arial" w:hAnsi="Arial" w:cs="Arial"/>
+        </w:rPr>
+        <w:t>pętli :</w:t>
       </w:r>
       <w:r>
         <w:rPr>
@@ -2124,6 +1871,7 @@
     </w:p>
     <w:p>
       <w:pPr>
+        <w:jc w:val="both"/>
         <w:rPr>
           <w:rFonts w:ascii="Arial" w:hAnsi="Arial" w:cs="Arial"/>
         </w:rPr>
@@ -2143,6 +1891,7 @@
     </w:p>
     <w:p>
       <w:pPr>
+        <w:jc w:val="both"/>
         <w:rPr>
           <w:rFonts w:ascii="Arial" w:hAnsi="Arial" w:cs="Arial"/>
         </w:rPr>
@@ -2162,6 +1911,7 @@
     </w:p>
     <w:p>
       <w:pPr>
+        <w:jc w:val="both"/>
         <w:rPr>
           <w:rFonts w:ascii="Arial" w:hAnsi="Arial" w:cs="Arial"/>
         </w:rPr>
@@ -2182,6 +1932,7 @@
     </w:p>
     <w:p>
       <w:pPr>
+        <w:jc w:val="both"/>
         <w:rPr>
           <w:rFonts w:ascii="Arial" w:hAnsi="Arial" w:cs="Arial"/>
         </w:rPr>
@@ -2196,101 +1947,2019 @@
     <w:p>
       <w:pPr>
         <w:pStyle w:val="Heading1"/>
-        <w:rPr>
-          <w:rFonts w:ascii="Arial" w:hAnsi="Arial" w:cs="Arial"/>
-        </w:rPr>
-      </w:pPr>
+        <w:jc w:val="both"/>
+      </w:pPr>
+      <w:r>
+        <w:t>Metodologia</w:t>
+      </w:r>
     </w:p>
     <w:p>
       <w:pPr>
-        <w:pStyle w:val="Heading1"/>
-        <w:rPr>
-          <w:rFonts w:ascii="Arial" w:hAnsi="Arial" w:cs="Arial"/>
-        </w:rPr>
-      </w:pPr>
+        <w:jc w:val="both"/>
+      </w:pPr>
+      <w:r>
+        <w:t>Sprzęt/y :</w:t>
+      </w:r>
     </w:p>
     <w:p>
       <w:pPr>
-        <w:pStyle w:val="Heading1"/>
-        <w:rPr>
-          <w:rFonts w:ascii="Arial" w:hAnsi="Arial" w:cs="Arial"/>
-        </w:rPr>
-      </w:pPr>
+        <w:pStyle w:val="ListParagraph"/>
+        <w:numPr>
+          <w:ilvl w:val="0"/>
+          <w:numId w:val="1"/>
+        </w:numPr>
+        <w:jc w:val="both"/>
+      </w:pPr>
+      <w:r>
+        <w:t>Laptop Dell Latitude 5310</w:t>
+      </w:r>
     </w:p>
     <w:p>
       <w:pPr>
-        <w:pStyle w:val="Heading1"/>
-        <w:rPr>
-          <w:rFonts w:ascii="Arial" w:hAnsi="Arial" w:cs="Arial"/>
-        </w:rPr>
-      </w:pPr>
+        <w:pStyle w:val="ListParagraph"/>
+        <w:numPr>
+          <w:ilvl w:val="1"/>
+          <w:numId w:val="2"/>
+        </w:numPr>
+        <w:jc w:val="both"/>
+      </w:pPr>
+      <w:r>
+        <w:t xml:space="preserve">Model name : </w:t>
+      </w:r>
+      <w:r>
+        <w:t>Intel(R) Core(TM) i5-10210U CPU @ 1.60GHz</w:t>
+      </w:r>
     </w:p>
     <w:p>
       <w:pPr>
+        <w:pStyle w:val="ListParagraph"/>
+        <w:numPr>
+          <w:ilvl w:val="1"/>
+          <w:numId w:val="2"/>
+        </w:numPr>
+        <w:jc w:val="both"/>
+      </w:pPr>
+      <w:r>
+        <w:t>cpu MHz         : 2112.006</w:t>
+      </w:r>
+    </w:p>
+    <w:p>
+      <w:pPr>
+        <w:pStyle w:val="ListParagraph"/>
+        <w:numPr>
+          <w:ilvl w:val="1"/>
+          <w:numId w:val="2"/>
+        </w:numPr>
+        <w:jc w:val="both"/>
+        <w:rPr>
+          <w:lang w:val="en-US"/>
+        </w:rPr>
+      </w:pPr>
+      <w:r>
+        <w:rPr>
+          <w:lang w:val="en-US"/>
+        </w:rPr>
+        <w:t>Cache : 256KB L1</w:t>
+      </w:r>
+      <w:r>
+        <w:rPr>
+          <w:lang w:val="en-US"/>
+        </w:rPr>
+        <w:t>,</w:t>
+      </w:r>
+      <w:r>
+        <w:rPr>
+          <w:lang w:val="en-US"/>
+        </w:rPr>
+        <w:t xml:space="preserve"> 1.0 MB L2</w:t>
+      </w:r>
+      <w:r>
+        <w:rPr>
+          <w:lang w:val="en-US"/>
+        </w:rPr>
+        <w:t xml:space="preserve">, 6.0MB L3; </w:t>
+      </w:r>
+      <w:r>
+        <w:rPr>
+          <w:lang w:val="en-US"/>
+        </w:rPr>
+        <w:t>cache_alignment : 64</w:t>
+      </w:r>
+    </w:p>
+    <w:p>
+      <w:pPr>
+        <w:pStyle w:val="ListParagraph"/>
+        <w:numPr>
+          <w:ilvl w:val="1"/>
+          <w:numId w:val="2"/>
+        </w:numPr>
+        <w:jc w:val="both"/>
+        <w:rPr>
+          <w:lang w:val="en-US"/>
+        </w:rPr>
+      </w:pPr>
+      <w:r>
+        <w:rPr>
+          <w:lang w:val="en-US"/>
+        </w:rPr>
+        <w:t>Rdzenie – 4</w:t>
+      </w:r>
+    </w:p>
+    <w:p>
+      <w:pPr>
+        <w:pStyle w:val="ListParagraph"/>
+        <w:numPr>
+          <w:ilvl w:val="1"/>
+          <w:numId w:val="2"/>
+        </w:numPr>
+        <w:jc w:val="both"/>
+        <w:rPr>
+          <w:lang w:val="en-US"/>
+        </w:rPr>
+      </w:pPr>
+      <w:r>
+        <w:rPr>
+          <w:lang w:val="en-US"/>
+        </w:rPr>
+        <w:t>Procesory logiczne – 8</w:t>
+      </w:r>
+    </w:p>
+    <w:p>
+      <w:pPr>
+        <w:pStyle w:val="ListParagraph"/>
+        <w:numPr>
+          <w:ilvl w:val="1"/>
+          <w:numId w:val="2"/>
+        </w:numPr>
+        <w:jc w:val="both"/>
+        <w:rPr>
+          <w:lang w:val="en-US"/>
+        </w:rPr>
+      </w:pPr>
+      <w:r>
+        <w:rPr>
+          <w:lang w:val="en-US"/>
+        </w:rPr>
+        <w:t>GPU : Intel UHD Graphics</w:t>
+      </w:r>
+    </w:p>
+    <w:p>
+      <w:pPr>
+        <w:pStyle w:val="ListParagraph"/>
+        <w:numPr>
+          <w:ilvl w:val="0"/>
+          <w:numId w:val="1"/>
+        </w:numPr>
+        <w:jc w:val="both"/>
+      </w:pPr>
+      <w:r>
+        <w:t>Laptop podłączony do zasilania (tryb wydajo</w:t>
+      </w:r>
+      <w:r>
+        <w:t>n</w:t>
+      </w:r>
+      <w:r>
+        <w:t xml:space="preserve">ściowy) </w:t>
+      </w:r>
+      <w:r>
+        <w:t>i</w:t>
+      </w:r>
+      <w:r>
+        <w:t xml:space="preserve"> </w:t>
+      </w:r>
+      <w:r>
+        <w:t>odłączony</w:t>
+      </w:r>
+      <w:r>
+        <w:t xml:space="preserve"> (tryb oszczędny)</w:t>
+      </w:r>
+    </w:p>
+    <w:p>
+      <w:pPr>
+        <w:pStyle w:val="ListParagraph"/>
+        <w:numPr>
+          <w:ilvl w:val="0"/>
+          <w:numId w:val="1"/>
+        </w:numPr>
+        <w:jc w:val="both"/>
+        <w:rPr>
+          <w:lang w:val="en-US"/>
+        </w:rPr>
+      </w:pPr>
+      <w:r>
+        <w:rPr>
+          <w:lang w:val="en-US"/>
+        </w:rPr>
+        <w:t>Komputer stacjonarny</w:t>
+      </w:r>
+    </w:p>
+    <w:p>
+      <w:pPr>
+        <w:jc w:val="both"/>
+      </w:pPr>
+      <w:r>
+        <w:t xml:space="preserve">Metodologia wyników, próbek : </w:t>
+      </w:r>
+    </w:p>
+    <w:p>
+      <w:pPr>
+        <w:pStyle w:val="ListParagraph"/>
+        <w:numPr>
+          <w:ilvl w:val="0"/>
+          <w:numId w:val="1"/>
+        </w:numPr>
+        <w:jc w:val="both"/>
+      </w:pPr>
+      <w:r>
+        <w:t xml:space="preserve">Dla </w:t>
+      </w:r>
+      <w:r>
+        <w:t>jednej wartości</w:t>
+      </w:r>
+      <w:r>
+        <w:t xml:space="preserve"> w tabeli</w:t>
+      </w:r>
+      <w:r>
+        <w:t xml:space="preserve"> średnia z 5 próbek.</w:t>
+      </w:r>
+    </w:p>
+    <w:p>
+      <w:pPr>
         <w:pStyle w:val="Heading1"/>
         <w:rPr>
           <w:rFonts w:ascii="Arial" w:hAnsi="Arial" w:cs="Arial"/>
         </w:rPr>
       </w:pPr>
-      <w:bookmarkStart w:id="2" w:name="_Toc227021580"/>
+    </w:p>
+    <w:p>
+      <w:pPr>
+        <w:pStyle w:val="Heading1"/>
+        <w:rPr>
+          <w:rFonts w:ascii="Arial" w:hAnsi="Arial" w:cs="Arial"/>
+        </w:rPr>
+      </w:pPr>
+    </w:p>
+    <w:p>
+      <w:pPr>
+        <w:pStyle w:val="Heading1"/>
+        <w:rPr>
+          <w:rFonts w:ascii="Arial" w:hAnsi="Arial" w:cs="Arial"/>
+        </w:rPr>
+      </w:pPr>
+    </w:p>
+    <w:p>
+      <w:pPr>
+        <w:pStyle w:val="Heading1"/>
+        <w:rPr>
+          <w:rFonts w:ascii="Arial" w:hAnsi="Arial" w:cs="Arial"/>
+        </w:rPr>
+      </w:pPr>
+      <w:bookmarkStart w:id="1" w:name="_Toc227021580"/>
       <w:r>
         <w:rPr>
           <w:rFonts w:ascii="Arial" w:hAnsi="Arial" w:cs="Arial"/>
         </w:rPr>
         <w:t>Rozdział 1. – Pamięć statyczna</w:t>
+      </w:r>
+      <w:bookmarkEnd w:id="1"/>
+    </w:p>
+    <w:p>
+      <w:pPr>
+        <w:pStyle w:val="Heading2"/>
+        <w:rPr>
+          <w:rFonts w:ascii="Arial" w:hAnsi="Arial" w:cs="Arial"/>
+        </w:rPr>
+      </w:pPr>
+      <w:bookmarkStart w:id="2" w:name="_Toc227021581"/>
+      <w:r>
+        <w:rPr>
+          <w:rFonts w:ascii="Arial" w:hAnsi="Arial" w:cs="Arial"/>
+        </w:rPr>
+        <w:t>Badane działanie</w:t>
       </w:r>
       <w:bookmarkEnd w:id="2"/>
     </w:p>
     <w:p>
       <w:pPr>
-        <w:pStyle w:val="Heading2"/>
-        <w:rPr>
-          <w:rFonts w:ascii="Arial" w:hAnsi="Arial" w:cs="Arial"/>
-        </w:rPr>
-      </w:pPr>
-      <w:bookmarkStart w:id="3" w:name="_Toc227021581"/>
-      <w:r>
-        <w:rPr>
-          <w:rFonts w:ascii="Arial" w:hAnsi="Arial" w:cs="Arial"/>
-        </w:rPr>
-        <w:t>Badane działanie</w:t>
-      </w:r>
-      <w:bookmarkEnd w:id="3"/>
+        <w:rPr>
+          <w:rFonts w:ascii="Arial" w:hAnsi="Arial" w:cs="Arial"/>
+        </w:rPr>
+      </w:pPr>
+      <w:r>
+        <w:rPr>
+          <w:rFonts w:ascii="Arial" w:hAnsi="Arial" w:cs="Arial"/>
+        </w:rPr>
+        <w:t>Badane jest wielowątkowe obliczanie mnożenia macierzowego dla statycznie przydzielonego fragmentu pamięci z danymi.</w:t>
+      </w:r>
+      <w:r>
+        <w:rPr>
+          <w:rFonts w:ascii="Arial" w:hAnsi="Arial" w:cs="Arial"/>
+        </w:rPr>
+        <w:t xml:space="preserve"> Założenia mówią o lepszych wynikach niż pamięć przydzielana dynamiczne, ze względu </w:t>
+      </w:r>
+      <w:r>
+        <w:rPr>
+          <w:rFonts w:ascii="Arial" w:hAnsi="Arial" w:cs="Arial"/>
+        </w:rPr>
+        <w:t>większą lokalność</w:t>
+      </w:r>
+      <w:r>
+        <w:rPr>
+          <w:rFonts w:ascii="Arial" w:hAnsi="Arial" w:cs="Arial"/>
+        </w:rPr>
+        <w:t xml:space="preserve"> adres</w:t>
+      </w:r>
+      <w:r>
+        <w:rPr>
+          <w:rFonts w:ascii="Arial" w:hAnsi="Arial" w:cs="Arial"/>
+        </w:rPr>
+        <w:t>ów</w:t>
+      </w:r>
+      <w:r>
+        <w:rPr>
+          <w:rFonts w:ascii="Arial" w:hAnsi="Arial" w:cs="Arial"/>
+        </w:rPr>
+        <w:t xml:space="preserve"> w pamięci, pod którymi l</w:t>
+      </w:r>
+      <w:r>
+        <w:rPr>
+          <w:rFonts w:ascii="Arial" w:hAnsi="Arial" w:cs="Arial"/>
+        </w:rPr>
+        <w:t>ą</w:t>
+      </w:r>
+      <w:r>
+        <w:rPr>
+          <w:rFonts w:ascii="Arial" w:hAnsi="Arial" w:cs="Arial"/>
+        </w:rPr>
+        <w:t>dują dane.</w:t>
+      </w:r>
+      <w:r>
+        <w:rPr>
+          <w:rFonts w:ascii="Arial" w:hAnsi="Arial" w:cs="Arial"/>
+        </w:rPr>
+        <w:t xml:space="preserve"> Kompilator zna również rozmiar w compile-time, co ułatwia wektoryzację.</w:t>
+      </w:r>
+      <w:r>
+        <w:rPr>
+          <w:rFonts w:ascii="Arial" w:hAnsi="Arial" w:cs="Arial"/>
+        </w:rPr>
+        <w:t xml:space="preserve"> Badane obliczenia dla rozmiarów N = {1024, 2048, 4096} Kompilacja : g++, gcc.</w:t>
+      </w:r>
     </w:p>
     <w:p>
       <w:pPr>
-        <w:rPr>
-          <w:rFonts w:ascii="Arial" w:hAnsi="Arial" w:cs="Arial"/>
-        </w:rPr>
-      </w:pPr>
+        <w:pStyle w:val="Heading2"/>
+        <w:rPr>
+          <w:rFonts w:ascii="Arial" w:hAnsi="Arial" w:cs="Arial"/>
+        </w:rPr>
+      </w:pPr>
+      <w:bookmarkStart w:id="3" w:name="_Toc227021582"/>
+      <w:r>
+        <w:rPr>
+          <w:rFonts w:ascii="Arial" w:hAnsi="Arial" w:cs="Arial"/>
+        </w:rPr>
+        <w:t>Wynik</w:t>
+      </w:r>
+      <w:bookmarkEnd w:id="3"/>
+      <w:r>
+        <w:rPr>
+          <w:rFonts w:ascii="Arial" w:hAnsi="Arial" w:cs="Arial"/>
+        </w:rPr>
+        <w:t>i</w:t>
+      </w:r>
     </w:p>
     <w:p>
       <w:pPr>
+        <w:pStyle w:val="Heading3"/>
+      </w:pPr>
+      <w:r>
+        <w:t xml:space="preserve">N = </w:t>
+      </w:r>
+      <w:r>
+        <w:t>1024</w:t>
+      </w:r>
+    </w:p>
+    <w:tbl>
+      <w:tblPr>
+        <w:tblStyle w:val="TableGrid"/>
+        <w:tblW w:w="0" w:type="auto"/>
+        <w:tblLook w:val="04A0" w:firstRow="1" w:lastRow="0" w:firstColumn="1" w:lastColumn="0" w:noHBand="0" w:noVBand="1"/>
+      </w:tblPr>
+      <w:tblGrid>
+        <w:gridCol w:w="2265"/>
+        <w:gridCol w:w="2265"/>
+        <w:gridCol w:w="2266"/>
+        <w:gridCol w:w="2266"/>
+      </w:tblGrid>
+      <w:tr>
+        <w:tc>
+          <w:tcPr>
+            <w:tcW w:w="2265" w:type="dxa"/>
+          </w:tcPr>
+          <w:p>
+            <w:r>
+              <w:t>Liczba wątków</w:t>
+            </w:r>
+          </w:p>
+        </w:tc>
+        <w:tc>
+          <w:tcPr>
+            <w:tcW w:w="2265" w:type="dxa"/>
+          </w:tcPr>
+          <w:p>
+            <w:r>
+              <w:t>Czas laptop podłączony</w:t>
+            </w:r>
+          </w:p>
+        </w:tc>
+        <w:tc>
+          <w:tcPr>
+            <w:tcW w:w="2266" w:type="dxa"/>
+          </w:tcPr>
+          <w:p>
+            <w:r>
+              <w:t>Czas laptop odłączony</w:t>
+            </w:r>
+          </w:p>
+        </w:tc>
+        <w:tc>
+          <w:tcPr>
+            <w:tcW w:w="2266" w:type="dxa"/>
+          </w:tcPr>
+          <w:p>
+            <w:r>
+              <w:t>Komputer stacjonarny</w:t>
+            </w:r>
+          </w:p>
+        </w:tc>
+      </w:tr>
+      <w:tr>
+        <w:tc>
+          <w:tcPr>
+            <w:tcW w:w="2265" w:type="dxa"/>
+          </w:tcPr>
+          <w:p>
+            <w:r>
+              <w:t>1</w:t>
+            </w:r>
+          </w:p>
+        </w:tc>
+        <w:tc>
+          <w:tcPr>
+            <w:tcW w:w="2265" w:type="dxa"/>
+          </w:tcPr>
+          <w:p>
+            <w:r>
+              <w:t>2156 ms</w:t>
+            </w:r>
+          </w:p>
+        </w:tc>
+        <w:tc>
+          <w:tcPr>
+            <w:tcW w:w="2266" w:type="dxa"/>
+          </w:tcPr>
+          <w:p>
+            <w:r>
+              <w:t>2927 ms</w:t>
+            </w:r>
+          </w:p>
+        </w:tc>
+        <w:tc>
+          <w:tcPr>
+            <w:tcW w:w="2266" w:type="dxa"/>
+          </w:tcPr>
+          <w:p/>
+        </w:tc>
+      </w:tr>
+      <w:tr>
+        <w:tc>
+          <w:tcPr>
+            <w:tcW w:w="2265" w:type="dxa"/>
+          </w:tcPr>
+          <w:p>
+            <w:r>
+              <w:t>2</w:t>
+            </w:r>
+          </w:p>
+        </w:tc>
+        <w:tc>
+          <w:tcPr>
+            <w:tcW w:w="2265" w:type="dxa"/>
+          </w:tcPr>
+          <w:p>
+            <w:r>
+              <w:t>1038 ms</w:t>
+            </w:r>
+          </w:p>
+        </w:tc>
+        <w:tc>
+          <w:tcPr>
+            <w:tcW w:w="2266" w:type="dxa"/>
+          </w:tcPr>
+          <w:p>
+            <w:r>
+              <w:t>1442 ms</w:t>
+            </w:r>
+          </w:p>
+        </w:tc>
+        <w:tc>
+          <w:tcPr>
+            <w:tcW w:w="2266" w:type="dxa"/>
+          </w:tcPr>
+          <w:p/>
+        </w:tc>
+      </w:tr>
+      <w:tr>
+        <w:tc>
+          <w:tcPr>
+            <w:tcW w:w="2265" w:type="dxa"/>
+          </w:tcPr>
+          <w:p>
+            <w:r>
+              <w:t>4</w:t>
+            </w:r>
+          </w:p>
+        </w:tc>
+        <w:tc>
+          <w:tcPr>
+            <w:tcW w:w="2265" w:type="dxa"/>
+          </w:tcPr>
+          <w:p>
+            <w:r>
+              <w:t>732 ms</w:t>
+            </w:r>
+          </w:p>
+        </w:tc>
+        <w:tc>
+          <w:tcPr>
+            <w:tcW w:w="2266" w:type="dxa"/>
+          </w:tcPr>
+          <w:p>
+            <w:r>
+              <w:t>980 ms</w:t>
+            </w:r>
+          </w:p>
+        </w:tc>
+        <w:tc>
+          <w:tcPr>
+            <w:tcW w:w="2266" w:type="dxa"/>
+          </w:tcPr>
+          <w:p/>
+        </w:tc>
+      </w:tr>
+      <w:tr>
+        <w:tc>
+          <w:tcPr>
+            <w:tcW w:w="2265" w:type="dxa"/>
+          </w:tcPr>
+          <w:p>
+            <w:r>
+              <w:t>8</w:t>
+            </w:r>
+          </w:p>
+        </w:tc>
+        <w:tc>
+          <w:tcPr>
+            <w:tcW w:w="2265" w:type="dxa"/>
+          </w:tcPr>
+          <w:p>
+            <w:r>
+              <w:t>573 ms</w:t>
+            </w:r>
+          </w:p>
+        </w:tc>
+        <w:tc>
+          <w:tcPr>
+            <w:tcW w:w="2266" w:type="dxa"/>
+          </w:tcPr>
+          <w:p>
+            <w:r>
+              <w:t>1140 ms</w:t>
+            </w:r>
+          </w:p>
+        </w:tc>
+        <w:tc>
+          <w:tcPr>
+            <w:tcW w:w="2266" w:type="dxa"/>
+          </w:tcPr>
+          <w:p/>
+        </w:tc>
+      </w:tr>
+      <w:tr>
+        <w:tc>
+          <w:tcPr>
+            <w:tcW w:w="2265" w:type="dxa"/>
+          </w:tcPr>
+          <w:p>
+            <w:r>
+              <w:t>16</w:t>
+            </w:r>
+          </w:p>
+        </w:tc>
+        <w:tc>
+          <w:tcPr>
+            <w:tcW w:w="2265" w:type="dxa"/>
+          </w:tcPr>
+          <w:p>
+            <w:r>
+              <w:t>612 ms</w:t>
+            </w:r>
+          </w:p>
+        </w:tc>
+        <w:tc>
+          <w:tcPr>
+            <w:tcW w:w="2266" w:type="dxa"/>
+          </w:tcPr>
+          <w:p>
+            <w:r>
+              <w:t>1108 ms</w:t>
+            </w:r>
+          </w:p>
+        </w:tc>
+        <w:tc>
+          <w:tcPr>
+            <w:tcW w:w="2266" w:type="dxa"/>
+          </w:tcPr>
+          <w:p/>
+        </w:tc>
+      </w:tr>
+    </w:tbl>
+    <w:p/>
+    <w:p>
+      <w:pPr>
+        <w:pStyle w:val="Heading3"/>
+      </w:pPr>
+      <w:r>
+        <w:t>N = 2048</w:t>
+      </w:r>
+    </w:p>
+    <w:tbl>
+      <w:tblPr>
+        <w:tblStyle w:val="TableGrid"/>
+        <w:tblW w:w="0" w:type="auto"/>
+        <w:tblLook w:val="04A0" w:firstRow="1" w:lastRow="0" w:firstColumn="1" w:lastColumn="0" w:noHBand="0" w:noVBand="1"/>
+      </w:tblPr>
+      <w:tblGrid>
+        <w:gridCol w:w="2265"/>
+        <w:gridCol w:w="2265"/>
+        <w:gridCol w:w="2266"/>
+        <w:gridCol w:w="2266"/>
+      </w:tblGrid>
+      <w:tr>
+        <w:tc>
+          <w:tcPr>
+            <w:tcW w:w="2265" w:type="dxa"/>
+          </w:tcPr>
+          <w:p>
+            <w:r>
+              <w:t>Liczba wątków</w:t>
+            </w:r>
+          </w:p>
+        </w:tc>
+        <w:tc>
+          <w:tcPr>
+            <w:tcW w:w="2265" w:type="dxa"/>
+          </w:tcPr>
+          <w:p>
+            <w:r>
+              <w:t>Czas laptop podłączony</w:t>
+            </w:r>
+          </w:p>
+        </w:tc>
+        <w:tc>
+          <w:tcPr>
+            <w:tcW w:w="2266" w:type="dxa"/>
+          </w:tcPr>
+          <w:p>
+            <w:r>
+              <w:t>Czas laptop odłączony</w:t>
+            </w:r>
+          </w:p>
+        </w:tc>
+        <w:tc>
+          <w:tcPr>
+            <w:tcW w:w="2266" w:type="dxa"/>
+          </w:tcPr>
+          <w:p>
+            <w:r>
+              <w:t>Komputer stacjonarny</w:t>
+            </w:r>
+          </w:p>
+        </w:tc>
+      </w:tr>
+      <w:tr>
+        <w:tc>
+          <w:tcPr>
+            <w:tcW w:w="2265" w:type="dxa"/>
+          </w:tcPr>
+          <w:p>
+            <w:r>
+              <w:t>1</w:t>
+            </w:r>
+          </w:p>
+        </w:tc>
+        <w:tc>
+          <w:tcPr>
+            <w:tcW w:w="2265" w:type="dxa"/>
+          </w:tcPr>
+          <w:p>
+            <w:r>
+              <w:t>ms</w:t>
+            </w:r>
+          </w:p>
+        </w:tc>
+        <w:tc>
+          <w:tcPr>
+            <w:tcW w:w="2266" w:type="dxa"/>
+          </w:tcPr>
+          <w:p>
+            <w:r>
+              <w:t>ms</w:t>
+            </w:r>
+          </w:p>
+        </w:tc>
+        <w:tc>
+          <w:tcPr>
+            <w:tcW w:w="2266" w:type="dxa"/>
+          </w:tcPr>
+          <w:p/>
+        </w:tc>
+      </w:tr>
+      <w:tr>
+        <w:tc>
+          <w:tcPr>
+            <w:tcW w:w="2265" w:type="dxa"/>
+          </w:tcPr>
+          <w:p>
+            <w:r>
+              <w:t>2</w:t>
+            </w:r>
+          </w:p>
+        </w:tc>
+        <w:tc>
+          <w:tcPr>
+            <w:tcW w:w="2265" w:type="dxa"/>
+          </w:tcPr>
+          <w:p>
+            <w:r>
+              <w:t>ms</w:t>
+            </w:r>
+          </w:p>
+        </w:tc>
+        <w:tc>
+          <w:tcPr>
+            <w:tcW w:w="2266" w:type="dxa"/>
+          </w:tcPr>
+          <w:p>
+            <w:r>
+              <w:t>ms</w:t>
+            </w:r>
+          </w:p>
+        </w:tc>
+        <w:tc>
+          <w:tcPr>
+            <w:tcW w:w="2266" w:type="dxa"/>
+          </w:tcPr>
+          <w:p/>
+        </w:tc>
+      </w:tr>
+      <w:tr>
+        <w:tc>
+          <w:tcPr>
+            <w:tcW w:w="2265" w:type="dxa"/>
+          </w:tcPr>
+          <w:p>
+            <w:r>
+              <w:t>4</w:t>
+            </w:r>
+          </w:p>
+        </w:tc>
+        <w:tc>
+          <w:tcPr>
+            <w:tcW w:w="2265" w:type="dxa"/>
+          </w:tcPr>
+          <w:p>
+            <w:r>
+              <w:t>ms</w:t>
+            </w:r>
+          </w:p>
+        </w:tc>
+        <w:tc>
+          <w:tcPr>
+            <w:tcW w:w="2266" w:type="dxa"/>
+          </w:tcPr>
+          <w:p>
+            <w:r>
+              <w:t>ms</w:t>
+            </w:r>
+          </w:p>
+        </w:tc>
+        <w:tc>
+          <w:tcPr>
+            <w:tcW w:w="2266" w:type="dxa"/>
+          </w:tcPr>
+          <w:p/>
+        </w:tc>
+      </w:tr>
+      <w:tr>
+        <w:tc>
+          <w:tcPr>
+            <w:tcW w:w="2265" w:type="dxa"/>
+          </w:tcPr>
+          <w:p>
+            <w:r>
+              <w:t>8</w:t>
+            </w:r>
+          </w:p>
+        </w:tc>
+        <w:tc>
+          <w:tcPr>
+            <w:tcW w:w="2265" w:type="dxa"/>
+          </w:tcPr>
+          <w:p>
+            <w:r>
+              <w:t>ms</w:t>
+            </w:r>
+          </w:p>
+        </w:tc>
+        <w:tc>
+          <w:tcPr>
+            <w:tcW w:w="2266" w:type="dxa"/>
+          </w:tcPr>
+          <w:p>
+            <w:r>
+              <w:t>ms</w:t>
+            </w:r>
+          </w:p>
+        </w:tc>
+        <w:tc>
+          <w:tcPr>
+            <w:tcW w:w="2266" w:type="dxa"/>
+          </w:tcPr>
+          <w:p/>
+        </w:tc>
+      </w:tr>
+      <w:tr>
+        <w:tc>
+          <w:tcPr>
+            <w:tcW w:w="2265" w:type="dxa"/>
+          </w:tcPr>
+          <w:p>
+            <w:r>
+              <w:t>16</w:t>
+            </w:r>
+          </w:p>
+        </w:tc>
+        <w:tc>
+          <w:tcPr>
+            <w:tcW w:w="2265" w:type="dxa"/>
+          </w:tcPr>
+          <w:p>
+            <w:r>
+              <w:t>ms</w:t>
+            </w:r>
+          </w:p>
+        </w:tc>
+        <w:tc>
+          <w:tcPr>
+            <w:tcW w:w="2266" w:type="dxa"/>
+          </w:tcPr>
+          <w:p>
+            <w:r>
+              <w:t>ms</w:t>
+            </w:r>
+          </w:p>
+        </w:tc>
+        <w:tc>
+          <w:tcPr>
+            <w:tcW w:w="2266" w:type="dxa"/>
+          </w:tcPr>
+          <w:p/>
+        </w:tc>
+      </w:tr>
+    </w:tbl>
+    <w:p/>
+    <w:p>
+      <w:pPr>
+        <w:pStyle w:val="Heading3"/>
+      </w:pPr>
+      <w:r>
+        <w:t>N = 4096</w:t>
+      </w:r>
+    </w:p>
+    <w:tbl>
+      <w:tblPr>
+        <w:tblStyle w:val="TableGrid"/>
+        <w:tblW w:w="0" w:type="auto"/>
+        <w:tblLook w:val="04A0" w:firstRow="1" w:lastRow="0" w:firstColumn="1" w:lastColumn="0" w:noHBand="0" w:noVBand="1"/>
+      </w:tblPr>
+      <w:tblGrid>
+        <w:gridCol w:w="2265"/>
+        <w:gridCol w:w="2265"/>
+        <w:gridCol w:w="2266"/>
+        <w:gridCol w:w="2266"/>
+      </w:tblGrid>
+      <w:tr>
+        <w:tc>
+          <w:tcPr>
+            <w:tcW w:w="2265" w:type="dxa"/>
+          </w:tcPr>
+          <w:p>
+            <w:r>
+              <w:t>Liczba wątków</w:t>
+            </w:r>
+          </w:p>
+        </w:tc>
+        <w:tc>
+          <w:tcPr>
+            <w:tcW w:w="2265" w:type="dxa"/>
+          </w:tcPr>
+          <w:p>
+            <w:r>
+              <w:t>Czas laptop podłączony</w:t>
+            </w:r>
+          </w:p>
+        </w:tc>
+        <w:tc>
+          <w:tcPr>
+            <w:tcW w:w="2266" w:type="dxa"/>
+          </w:tcPr>
+          <w:p>
+            <w:r>
+              <w:t>Czas laptop odłączony</w:t>
+            </w:r>
+          </w:p>
+        </w:tc>
+        <w:tc>
+          <w:tcPr>
+            <w:tcW w:w="2266" w:type="dxa"/>
+          </w:tcPr>
+          <w:p>
+            <w:r>
+              <w:t>Komputer stacjonarny</w:t>
+            </w:r>
+          </w:p>
+        </w:tc>
+      </w:tr>
+      <w:tr>
+        <w:tc>
+          <w:tcPr>
+            <w:tcW w:w="2265" w:type="dxa"/>
+          </w:tcPr>
+          <w:p>
+            <w:r>
+              <w:lastRenderedPageBreak/>
+              <w:t>1</w:t>
+            </w:r>
+          </w:p>
+        </w:tc>
+        <w:tc>
+          <w:tcPr>
+            <w:tcW w:w="2265" w:type="dxa"/>
+          </w:tcPr>
+          <w:p>
+            <w:r>
+              <w:t>ms</w:t>
+            </w:r>
+          </w:p>
+        </w:tc>
+        <w:tc>
+          <w:tcPr>
+            <w:tcW w:w="2266" w:type="dxa"/>
+          </w:tcPr>
+          <w:p>
+            <w:r>
+              <w:t>ms</w:t>
+            </w:r>
+          </w:p>
+        </w:tc>
+        <w:tc>
+          <w:tcPr>
+            <w:tcW w:w="2266" w:type="dxa"/>
+          </w:tcPr>
+          <w:p/>
+        </w:tc>
+      </w:tr>
+      <w:tr>
+        <w:tc>
+          <w:tcPr>
+            <w:tcW w:w="2265" w:type="dxa"/>
+          </w:tcPr>
+          <w:p>
+            <w:r>
+              <w:t>2</w:t>
+            </w:r>
+          </w:p>
+        </w:tc>
+        <w:tc>
+          <w:tcPr>
+            <w:tcW w:w="2265" w:type="dxa"/>
+          </w:tcPr>
+          <w:p>
+            <w:r>
+              <w:t>ms</w:t>
+            </w:r>
+          </w:p>
+        </w:tc>
+        <w:tc>
+          <w:tcPr>
+            <w:tcW w:w="2266" w:type="dxa"/>
+          </w:tcPr>
+          <w:p>
+            <w:r>
+              <w:t>ms</w:t>
+            </w:r>
+          </w:p>
+        </w:tc>
+        <w:tc>
+          <w:tcPr>
+            <w:tcW w:w="2266" w:type="dxa"/>
+          </w:tcPr>
+          <w:p/>
+        </w:tc>
+      </w:tr>
+      <w:tr>
+        <w:tc>
+          <w:tcPr>
+            <w:tcW w:w="2265" w:type="dxa"/>
+          </w:tcPr>
+          <w:p>
+            <w:r>
+              <w:t>4</w:t>
+            </w:r>
+          </w:p>
+        </w:tc>
+        <w:tc>
+          <w:tcPr>
+            <w:tcW w:w="2265" w:type="dxa"/>
+          </w:tcPr>
+          <w:p>
+            <w:r>
+              <w:t>ms</w:t>
+            </w:r>
+          </w:p>
+        </w:tc>
+        <w:tc>
+          <w:tcPr>
+            <w:tcW w:w="2266" w:type="dxa"/>
+          </w:tcPr>
+          <w:p>
+            <w:r>
+              <w:t>ms</w:t>
+            </w:r>
+          </w:p>
+        </w:tc>
+        <w:tc>
+          <w:tcPr>
+            <w:tcW w:w="2266" w:type="dxa"/>
+          </w:tcPr>
+          <w:p/>
+        </w:tc>
+      </w:tr>
+      <w:tr>
+        <w:tc>
+          <w:tcPr>
+            <w:tcW w:w="2265" w:type="dxa"/>
+          </w:tcPr>
+          <w:p>
+            <w:r>
+              <w:t>8</w:t>
+            </w:r>
+          </w:p>
+        </w:tc>
+        <w:tc>
+          <w:tcPr>
+            <w:tcW w:w="2265" w:type="dxa"/>
+          </w:tcPr>
+          <w:p>
+            <w:r>
+              <w:t>ms</w:t>
+            </w:r>
+          </w:p>
+        </w:tc>
+        <w:tc>
+          <w:tcPr>
+            <w:tcW w:w="2266" w:type="dxa"/>
+          </w:tcPr>
+          <w:p>
+            <w:r>
+              <w:t>ms</w:t>
+            </w:r>
+          </w:p>
+        </w:tc>
+        <w:tc>
+          <w:tcPr>
+            <w:tcW w:w="2266" w:type="dxa"/>
+          </w:tcPr>
+          <w:p/>
+        </w:tc>
+      </w:tr>
+      <w:tr>
+        <w:tc>
+          <w:tcPr>
+            <w:tcW w:w="2265" w:type="dxa"/>
+          </w:tcPr>
+          <w:p>
+            <w:r>
+              <w:t>16</w:t>
+            </w:r>
+          </w:p>
+        </w:tc>
+        <w:tc>
+          <w:tcPr>
+            <w:tcW w:w="2265" w:type="dxa"/>
+          </w:tcPr>
+          <w:p>
+            <w:r>
+              <w:t>ms</w:t>
+            </w:r>
+          </w:p>
+        </w:tc>
+        <w:tc>
+          <w:tcPr>
+            <w:tcW w:w="2266" w:type="dxa"/>
+          </w:tcPr>
+          <w:p>
+            <w:r>
+              <w:t>ms</w:t>
+            </w:r>
+          </w:p>
+        </w:tc>
+        <w:tc>
+          <w:tcPr>
+            <w:tcW w:w="2266" w:type="dxa"/>
+          </w:tcPr>
+          <w:p/>
+        </w:tc>
+      </w:tr>
+    </w:tbl>
+    <w:p/>
+    <w:p>
+      <w:pPr>
         <w:pStyle w:val="Heading2"/>
-        <w:rPr>
-          <w:rFonts w:ascii="Arial" w:hAnsi="Arial" w:cs="Arial"/>
-        </w:rPr>
-      </w:pPr>
-      <w:bookmarkStart w:id="4" w:name="_Toc227021582"/>
-      <w:r>
-        <w:rPr>
-          <w:rFonts w:ascii="Arial" w:hAnsi="Arial" w:cs="Arial"/>
-        </w:rPr>
-        <w:lastRenderedPageBreak/>
-        <w:t>Wyniki</w:t>
-      </w:r>
-      <w:r>
-        <w:rPr>
-          <w:rFonts w:ascii="Arial" w:hAnsi="Arial" w:cs="Arial"/>
-        </w:rPr>
-        <w:tab/>
-        <w:t>(kilka tabelek dla różnych rozmiarów N, różne kompy w kolumnach, ilość wątków w kolejnych wierszach)</w:t>
+      </w:pPr>
+      <w:r>
+        <w:t>Podsumowanie</w:t>
+      </w:r>
+    </w:p>
+    <w:p/>
+    <w:p>
+      <w:pPr>
+        <w:pStyle w:val="Heading1"/>
+        <w:rPr>
+          <w:rFonts w:ascii="Arial" w:hAnsi="Arial" w:cs="Arial"/>
+        </w:rPr>
+      </w:pPr>
+      <w:bookmarkStart w:id="4" w:name="_Toc227021583"/>
+      <w:r>
+        <w:rPr>
+          <w:rFonts w:ascii="Arial" w:hAnsi="Arial" w:cs="Arial"/>
+        </w:rPr>
+        <w:t>Rozdział 2. – Pamięć dynamicznie alokowana</w:t>
       </w:r>
       <w:bookmarkEnd w:id="4"/>
     </w:p>
     <w:p>
       <w:pPr>
         <w:pStyle w:val="Heading2"/>
+        <w:rPr>
+          <w:rFonts w:ascii="Arial" w:hAnsi="Arial" w:cs="Arial"/>
+        </w:rPr>
+      </w:pPr>
+      <w:bookmarkStart w:id="5" w:name="_Toc227021584"/>
+      <w:r>
+        <w:rPr>
+          <w:rFonts w:ascii="Arial" w:hAnsi="Arial" w:cs="Arial"/>
+        </w:rPr>
+        <w:t>Badane działanie</w:t>
+      </w:r>
+      <w:bookmarkEnd w:id="5"/>
+    </w:p>
+    <w:p>
+      <w:r>
+        <w:t>Zapisywanie danych na stercie poprzez dynamiczną alokację pamięci w sposób nieuporządkowany. Taki zapis powinien prowadzić do fragmentacji pamięci</w:t>
+      </w:r>
+      <w:r>
+        <w:t xml:space="preserve"> i większej liczby „cache miss-ów”</w:t>
+      </w:r>
+      <w:r>
+        <w:t>. Odwoływanie się do pamięci dynamicznej również wiąże się z dodaktowymi kosztami przejścia po wskaźnikach.</w:t>
+      </w:r>
+      <w:r>
+        <w:t xml:space="preserve"> Ostatecznie nie typ alokacji, a układ pamięci decyduje o szybkości obliczeń, co dodatkowo potwierdzone będzie w następnym rozdziale, dotyczącym efektywnego korzystania z pamięci Cache.</w:t>
+      </w:r>
+    </w:p>
+    <w:p>
+      <w:pPr>
+        <w:pStyle w:val="Heading2"/>
+        <w:rPr>
+          <w:rFonts w:ascii="Arial" w:hAnsi="Arial" w:cs="Arial"/>
+        </w:rPr>
+      </w:pPr>
+      <w:bookmarkStart w:id="6" w:name="_Toc227021585"/>
+      <w:r>
+        <w:rPr>
+          <w:rFonts w:ascii="Arial" w:hAnsi="Arial" w:cs="Arial"/>
+        </w:rPr>
+        <w:t>Wyniki</w:t>
+      </w:r>
+      <w:bookmarkEnd w:id="6"/>
+    </w:p>
+    <w:p>
+      <w:pPr>
+        <w:pStyle w:val="Heading3"/>
+      </w:pPr>
+      <w:r>
+        <w:t>g++</w:t>
+      </w:r>
+    </w:p>
+    <w:p>
+      <w:pPr>
+        <w:pStyle w:val="Heading4"/>
+      </w:pPr>
+      <w:r>
+        <w:t>N = 1024</w:t>
+      </w:r>
+    </w:p>
+    <w:tbl>
+      <w:tblPr>
+        <w:tblStyle w:val="TableGrid"/>
+        <w:tblW w:w="0" w:type="auto"/>
+        <w:tblLook w:val="04A0" w:firstRow="1" w:lastRow="0" w:firstColumn="1" w:lastColumn="0" w:noHBand="0" w:noVBand="1"/>
+      </w:tblPr>
+      <w:tblGrid>
+        <w:gridCol w:w="2265"/>
+        <w:gridCol w:w="2265"/>
+        <w:gridCol w:w="2266"/>
+        <w:gridCol w:w="2266"/>
+      </w:tblGrid>
+      <w:tr>
+        <w:tc>
+          <w:tcPr>
+            <w:tcW w:w="2265" w:type="dxa"/>
+          </w:tcPr>
+          <w:p>
+            <w:r>
+              <w:t>Liczba wątków</w:t>
+            </w:r>
+          </w:p>
+        </w:tc>
+        <w:tc>
+          <w:tcPr>
+            <w:tcW w:w="2265" w:type="dxa"/>
+          </w:tcPr>
+          <w:p>
+            <w:r>
+              <w:t>Czas laptop podłączony</w:t>
+            </w:r>
+          </w:p>
+        </w:tc>
+        <w:tc>
+          <w:tcPr>
+            <w:tcW w:w="2266" w:type="dxa"/>
+          </w:tcPr>
+          <w:p>
+            <w:r>
+              <w:t>Czas laptop odłączony</w:t>
+            </w:r>
+          </w:p>
+        </w:tc>
+        <w:tc>
+          <w:tcPr>
+            <w:tcW w:w="2266" w:type="dxa"/>
+          </w:tcPr>
+          <w:p/>
+        </w:tc>
+      </w:tr>
+      <w:tr>
+        <w:tc>
+          <w:tcPr>
+            <w:tcW w:w="2265" w:type="dxa"/>
+          </w:tcPr>
+          <w:p>
+            <w:r>
+              <w:t>1</w:t>
+            </w:r>
+          </w:p>
+        </w:tc>
+        <w:tc>
+          <w:tcPr>
+            <w:tcW w:w="2265" w:type="dxa"/>
+          </w:tcPr>
+          <w:p>
+            <w:r>
+              <w:t xml:space="preserve">6520 </w:t>
+            </w:r>
+            <w:r>
+              <w:t>ms</w:t>
+            </w:r>
+          </w:p>
+        </w:tc>
+        <w:tc>
+          <w:tcPr>
+            <w:tcW w:w="2266" w:type="dxa"/>
+          </w:tcPr>
+          <w:p>
+            <w:r>
+              <w:t xml:space="preserve">8224 </w:t>
+            </w:r>
+            <w:r>
+              <w:t>ms</w:t>
+            </w:r>
+          </w:p>
+        </w:tc>
+        <w:tc>
+          <w:tcPr>
+            <w:tcW w:w="2266" w:type="dxa"/>
+          </w:tcPr>
+          <w:p/>
+        </w:tc>
+      </w:tr>
+      <w:tr>
+        <w:tc>
+          <w:tcPr>
+            <w:tcW w:w="2265" w:type="dxa"/>
+          </w:tcPr>
+          <w:p>
+            <w:r>
+              <w:t>2</w:t>
+            </w:r>
+          </w:p>
+        </w:tc>
+        <w:tc>
+          <w:tcPr>
+            <w:tcW w:w="2265" w:type="dxa"/>
+          </w:tcPr>
+          <w:p>
+            <w:r>
+              <w:t xml:space="preserve">2618 </w:t>
+            </w:r>
+            <w:r>
+              <w:t>ms</w:t>
+            </w:r>
+          </w:p>
+        </w:tc>
+        <w:tc>
+          <w:tcPr>
+            <w:tcW w:w="2266" w:type="dxa"/>
+          </w:tcPr>
+          <w:p>
+            <w:r>
+              <w:t xml:space="preserve">4144 </w:t>
+            </w:r>
+            <w:r>
+              <w:t>ms</w:t>
+            </w:r>
+          </w:p>
+        </w:tc>
+        <w:tc>
+          <w:tcPr>
+            <w:tcW w:w="2266" w:type="dxa"/>
+          </w:tcPr>
+          <w:p/>
+        </w:tc>
+      </w:tr>
+      <w:tr>
+        <w:tc>
+          <w:tcPr>
+            <w:tcW w:w="2265" w:type="dxa"/>
+          </w:tcPr>
+          <w:p>
+            <w:r>
+              <w:t>4</w:t>
+            </w:r>
+          </w:p>
+        </w:tc>
+        <w:tc>
+          <w:tcPr>
+            <w:tcW w:w="2265" w:type="dxa"/>
+          </w:tcPr>
+          <w:p>
+            <w:r>
+              <w:t xml:space="preserve">1823 </w:t>
+            </w:r>
+            <w:r>
+              <w:t>ms</w:t>
+            </w:r>
+          </w:p>
+        </w:tc>
+        <w:tc>
+          <w:tcPr>
+            <w:tcW w:w="2266" w:type="dxa"/>
+          </w:tcPr>
+          <w:p>
+            <w:r>
+              <w:t xml:space="preserve">2961 </w:t>
+            </w:r>
+            <w:r>
+              <w:t>ms</w:t>
+            </w:r>
+          </w:p>
+        </w:tc>
+        <w:tc>
+          <w:tcPr>
+            <w:tcW w:w="2266" w:type="dxa"/>
+          </w:tcPr>
+          <w:p/>
+        </w:tc>
+      </w:tr>
+      <w:tr>
+        <w:tc>
+          <w:tcPr>
+            <w:tcW w:w="2265" w:type="dxa"/>
+          </w:tcPr>
+          <w:p>
+            <w:r>
+              <w:t>8</w:t>
+            </w:r>
+          </w:p>
+        </w:tc>
+        <w:tc>
+          <w:tcPr>
+            <w:tcW w:w="2265" w:type="dxa"/>
+          </w:tcPr>
+          <w:p>
+            <w:r>
+              <w:t>2247 m</w:t>
+            </w:r>
+            <w:r>
+              <w:t>s</w:t>
+            </w:r>
+          </w:p>
+        </w:tc>
+        <w:tc>
+          <w:tcPr>
+            <w:tcW w:w="2266" w:type="dxa"/>
+          </w:tcPr>
+          <w:p>
+            <w:r>
+              <w:t>ms</w:t>
+            </w:r>
+          </w:p>
+        </w:tc>
+        <w:tc>
+          <w:tcPr>
+            <w:tcW w:w="2266" w:type="dxa"/>
+          </w:tcPr>
+          <w:p/>
+        </w:tc>
+      </w:tr>
+      <w:tr>
+        <w:tc>
+          <w:tcPr>
+            <w:tcW w:w="2265" w:type="dxa"/>
+          </w:tcPr>
+          <w:p>
+            <w:r>
+              <w:t>16</w:t>
+            </w:r>
+          </w:p>
+        </w:tc>
+        <w:tc>
+          <w:tcPr>
+            <w:tcW w:w="2265" w:type="dxa"/>
+          </w:tcPr>
+          <w:p>
+            <w:r>
+              <w:t xml:space="preserve">2286 </w:t>
+            </w:r>
+            <w:r>
+              <w:t>ms</w:t>
+            </w:r>
+          </w:p>
+        </w:tc>
+        <w:tc>
+          <w:tcPr>
+            <w:tcW w:w="2266" w:type="dxa"/>
+          </w:tcPr>
+          <w:p>
+            <w:r>
+              <w:t>ms</w:t>
+            </w:r>
+          </w:p>
+        </w:tc>
+        <w:tc>
+          <w:tcPr>
+            <w:tcW w:w="2266" w:type="dxa"/>
+          </w:tcPr>
+          <w:p/>
+        </w:tc>
+      </w:tr>
+    </w:tbl>
+    <w:p/>
+    <w:p>
+      <w:pPr>
+        <w:pStyle w:val="Heading4"/>
+      </w:pPr>
+      <w:r>
+        <w:t>N = 2048</w:t>
+      </w:r>
+    </w:p>
+    <w:tbl>
+      <w:tblPr>
+        <w:tblStyle w:val="TableGrid"/>
+        <w:tblW w:w="0" w:type="auto"/>
+        <w:tblLook w:val="04A0" w:firstRow="1" w:lastRow="0" w:firstColumn="1" w:lastColumn="0" w:noHBand="0" w:noVBand="1"/>
+      </w:tblPr>
+      <w:tblGrid>
+        <w:gridCol w:w="2265"/>
+        <w:gridCol w:w="2265"/>
+        <w:gridCol w:w="2266"/>
+        <w:gridCol w:w="2266"/>
+      </w:tblGrid>
+      <w:tr>
+        <w:tc>
+          <w:tcPr>
+            <w:tcW w:w="2265" w:type="dxa"/>
+          </w:tcPr>
+          <w:p>
+            <w:r>
+              <w:t>Liczba wątków</w:t>
+            </w:r>
+          </w:p>
+        </w:tc>
+        <w:tc>
+          <w:tcPr>
+            <w:tcW w:w="2265" w:type="dxa"/>
+          </w:tcPr>
+          <w:p>
+            <w:r>
+              <w:t>Czas laptop podłączony</w:t>
+            </w:r>
+          </w:p>
+        </w:tc>
+        <w:tc>
+          <w:tcPr>
+            <w:tcW w:w="2266" w:type="dxa"/>
+          </w:tcPr>
+          <w:p>
+            <w:r>
+              <w:t>Czas laptop odłączony</w:t>
+            </w:r>
+          </w:p>
+        </w:tc>
+        <w:tc>
+          <w:tcPr>
+            <w:tcW w:w="2266" w:type="dxa"/>
+          </w:tcPr>
+          <w:p>
+            <w:r>
+              <w:t>Komputer stacjonarny</w:t>
+            </w:r>
+          </w:p>
+        </w:tc>
+      </w:tr>
+      <w:tr>
+        <w:tc>
+          <w:tcPr>
+            <w:tcW w:w="2265" w:type="dxa"/>
+          </w:tcPr>
+          <w:p>
+            <w:r>
+              <w:t>1</w:t>
+            </w:r>
+          </w:p>
+        </w:tc>
+        <w:tc>
+          <w:tcPr>
+            <w:tcW w:w="2265" w:type="dxa"/>
+          </w:tcPr>
+          <w:p>
+            <w:r>
+              <w:t>ms</w:t>
+            </w:r>
+          </w:p>
+        </w:tc>
+        <w:tc>
+          <w:tcPr>
+            <w:tcW w:w="2266" w:type="dxa"/>
+          </w:tcPr>
+          <w:p>
+            <w:r>
+              <w:t>ms</w:t>
+            </w:r>
+          </w:p>
+        </w:tc>
+        <w:tc>
+          <w:tcPr>
+            <w:tcW w:w="2266" w:type="dxa"/>
+          </w:tcPr>
+          <w:p/>
+        </w:tc>
+      </w:tr>
+      <w:tr>
+        <w:tc>
+          <w:tcPr>
+            <w:tcW w:w="2265" w:type="dxa"/>
+          </w:tcPr>
+          <w:p>
+            <w:r>
+              <w:t>2</w:t>
+            </w:r>
+          </w:p>
+        </w:tc>
+        <w:tc>
+          <w:tcPr>
+            <w:tcW w:w="2265" w:type="dxa"/>
+          </w:tcPr>
+          <w:p>
+            <w:r>
+              <w:t>ms</w:t>
+            </w:r>
+          </w:p>
+        </w:tc>
+        <w:tc>
+          <w:tcPr>
+            <w:tcW w:w="2266" w:type="dxa"/>
+          </w:tcPr>
+          <w:p>
+            <w:r>
+              <w:t>ms</w:t>
+            </w:r>
+          </w:p>
+        </w:tc>
+        <w:tc>
+          <w:tcPr>
+            <w:tcW w:w="2266" w:type="dxa"/>
+          </w:tcPr>
+          <w:p/>
+        </w:tc>
+      </w:tr>
+      <w:tr>
+        <w:tc>
+          <w:tcPr>
+            <w:tcW w:w="2265" w:type="dxa"/>
+          </w:tcPr>
+          <w:p>
+            <w:r>
+              <w:t>4</w:t>
+            </w:r>
+          </w:p>
+        </w:tc>
+        <w:tc>
+          <w:tcPr>
+            <w:tcW w:w="2265" w:type="dxa"/>
+          </w:tcPr>
+          <w:p>
+            <w:r>
+              <w:t>ms</w:t>
+            </w:r>
+          </w:p>
+        </w:tc>
+        <w:tc>
+          <w:tcPr>
+            <w:tcW w:w="2266" w:type="dxa"/>
+          </w:tcPr>
+          <w:p>
+            <w:r>
+              <w:t>ms</w:t>
+            </w:r>
+          </w:p>
+        </w:tc>
+        <w:tc>
+          <w:tcPr>
+            <w:tcW w:w="2266" w:type="dxa"/>
+          </w:tcPr>
+          <w:p/>
+        </w:tc>
+      </w:tr>
+      <w:tr>
+        <w:tc>
+          <w:tcPr>
+            <w:tcW w:w="2265" w:type="dxa"/>
+          </w:tcPr>
+          <w:p>
+            <w:r>
+              <w:t>8</w:t>
+            </w:r>
+          </w:p>
+        </w:tc>
+        <w:tc>
+          <w:tcPr>
+            <w:tcW w:w="2265" w:type="dxa"/>
+          </w:tcPr>
+          <w:p>
+            <w:r>
+              <w:t>ms</w:t>
+            </w:r>
+          </w:p>
+        </w:tc>
+        <w:tc>
+          <w:tcPr>
+            <w:tcW w:w="2266" w:type="dxa"/>
+          </w:tcPr>
+          <w:p>
+            <w:r>
+              <w:t>ms</w:t>
+            </w:r>
+          </w:p>
+        </w:tc>
+        <w:tc>
+          <w:tcPr>
+            <w:tcW w:w="2266" w:type="dxa"/>
+          </w:tcPr>
+          <w:p/>
+        </w:tc>
+      </w:tr>
+      <w:tr>
+        <w:tc>
+          <w:tcPr>
+            <w:tcW w:w="2265" w:type="dxa"/>
+          </w:tcPr>
+          <w:p>
+            <w:r>
+              <w:t>16</w:t>
+            </w:r>
+          </w:p>
+        </w:tc>
+        <w:tc>
+          <w:tcPr>
+            <w:tcW w:w="2265" w:type="dxa"/>
+          </w:tcPr>
+          <w:p>
+            <w:r>
+              <w:t>ms</w:t>
+            </w:r>
+          </w:p>
+        </w:tc>
+        <w:tc>
+          <w:tcPr>
+            <w:tcW w:w="2266" w:type="dxa"/>
+          </w:tcPr>
+          <w:p>
+            <w:r>
+              <w:t>ms</w:t>
+            </w:r>
+          </w:p>
+        </w:tc>
+        <w:tc>
+          <w:tcPr>
+            <w:tcW w:w="2266" w:type="dxa"/>
+          </w:tcPr>
+          <w:p/>
+        </w:tc>
+      </w:tr>
+    </w:tbl>
+    <w:p/>
+    <w:p/>
+    <w:p>
+      <w:pPr>
+        <w:pStyle w:val="Heading4"/>
+      </w:pPr>
+      <w:r>
+        <w:t>N = 4096</w:t>
+      </w:r>
+    </w:p>
+    <w:tbl>
+      <w:tblPr>
+        <w:tblStyle w:val="TableGrid"/>
+        <w:tblW w:w="0" w:type="auto"/>
+        <w:tblLook w:val="04A0" w:firstRow="1" w:lastRow="0" w:firstColumn="1" w:lastColumn="0" w:noHBand="0" w:noVBand="1"/>
+      </w:tblPr>
+      <w:tblGrid>
+        <w:gridCol w:w="2265"/>
+        <w:gridCol w:w="2265"/>
+        <w:gridCol w:w="2266"/>
+        <w:gridCol w:w="2266"/>
+      </w:tblGrid>
+      <w:tr>
+        <w:tc>
+          <w:tcPr>
+            <w:tcW w:w="2265" w:type="dxa"/>
+          </w:tcPr>
+          <w:p>
+            <w:r>
+              <w:t>Liczba wątków</w:t>
+            </w:r>
+          </w:p>
+        </w:tc>
+        <w:tc>
+          <w:tcPr>
+            <w:tcW w:w="2265" w:type="dxa"/>
+          </w:tcPr>
+          <w:p>
+            <w:r>
+              <w:t>Czas laptop podłączony</w:t>
+            </w:r>
+          </w:p>
+        </w:tc>
+        <w:tc>
+          <w:tcPr>
+            <w:tcW w:w="2266" w:type="dxa"/>
+          </w:tcPr>
+          <w:p>
+            <w:r>
+              <w:t>Czas laptop odłączony</w:t>
+            </w:r>
+          </w:p>
+        </w:tc>
+        <w:tc>
+          <w:tcPr>
+            <w:tcW w:w="2266" w:type="dxa"/>
+          </w:tcPr>
+          <w:p>
+            <w:r>
+              <w:t>Komputer stacjonarny</w:t>
+            </w:r>
+          </w:p>
+        </w:tc>
+      </w:tr>
+      <w:tr>
+        <w:tc>
+          <w:tcPr>
+            <w:tcW w:w="2265" w:type="dxa"/>
+          </w:tcPr>
+          <w:p>
+            <w:r>
+              <w:t>1</w:t>
+            </w:r>
+          </w:p>
+        </w:tc>
+        <w:tc>
+          <w:tcPr>
+            <w:tcW w:w="2265" w:type="dxa"/>
+          </w:tcPr>
+          <w:p>
+            <w:r>
+              <w:t>ms</w:t>
+            </w:r>
+          </w:p>
+        </w:tc>
+        <w:tc>
+          <w:tcPr>
+            <w:tcW w:w="2266" w:type="dxa"/>
+          </w:tcPr>
+          <w:p>
+            <w:r>
+              <w:t>ms</w:t>
+            </w:r>
+          </w:p>
+        </w:tc>
+        <w:tc>
+          <w:tcPr>
+            <w:tcW w:w="2266" w:type="dxa"/>
+          </w:tcPr>
+          <w:p/>
+        </w:tc>
+      </w:tr>
+      <w:tr>
+        <w:tc>
+          <w:tcPr>
+            <w:tcW w:w="2265" w:type="dxa"/>
+          </w:tcPr>
+          <w:p>
+            <w:r>
+              <w:t>2</w:t>
+            </w:r>
+          </w:p>
+        </w:tc>
+        <w:tc>
+          <w:tcPr>
+            <w:tcW w:w="2265" w:type="dxa"/>
+          </w:tcPr>
+          <w:p>
+            <w:r>
+              <w:t>ms</w:t>
+            </w:r>
+          </w:p>
+        </w:tc>
+        <w:tc>
+          <w:tcPr>
+            <w:tcW w:w="2266" w:type="dxa"/>
+          </w:tcPr>
+          <w:p>
+            <w:r>
+              <w:t>ms</w:t>
+            </w:r>
+          </w:p>
+        </w:tc>
+        <w:tc>
+          <w:tcPr>
+            <w:tcW w:w="2266" w:type="dxa"/>
+          </w:tcPr>
+          <w:p/>
+        </w:tc>
+      </w:tr>
+      <w:tr>
+        <w:tc>
+          <w:tcPr>
+            <w:tcW w:w="2265" w:type="dxa"/>
+          </w:tcPr>
+          <w:p>
+            <w:r>
+              <w:t>4</w:t>
+            </w:r>
+          </w:p>
+        </w:tc>
+        <w:tc>
+          <w:tcPr>
+            <w:tcW w:w="2265" w:type="dxa"/>
+          </w:tcPr>
+          <w:p>
+            <w:r>
+              <w:t>ms</w:t>
+            </w:r>
+          </w:p>
+        </w:tc>
+        <w:tc>
+          <w:tcPr>
+            <w:tcW w:w="2266" w:type="dxa"/>
+          </w:tcPr>
+          <w:p>
+            <w:r>
+              <w:t>ms</w:t>
+            </w:r>
+          </w:p>
+        </w:tc>
+        <w:tc>
+          <w:tcPr>
+            <w:tcW w:w="2266" w:type="dxa"/>
+          </w:tcPr>
+          <w:p/>
+        </w:tc>
+      </w:tr>
+      <w:tr>
+        <w:tc>
+          <w:tcPr>
+            <w:tcW w:w="2265" w:type="dxa"/>
+          </w:tcPr>
+          <w:p>
+            <w:r>
+              <w:t>8</w:t>
+            </w:r>
+          </w:p>
+        </w:tc>
+        <w:tc>
+          <w:tcPr>
+            <w:tcW w:w="2265" w:type="dxa"/>
+          </w:tcPr>
+          <w:p>
+            <w:r>
+              <w:t>ms</w:t>
+            </w:r>
+          </w:p>
+        </w:tc>
+        <w:tc>
+          <w:tcPr>
+            <w:tcW w:w="2266" w:type="dxa"/>
+          </w:tcPr>
+          <w:p>
+            <w:r>
+              <w:t>ms</w:t>
+            </w:r>
+          </w:p>
+        </w:tc>
+        <w:tc>
+          <w:tcPr>
+            <w:tcW w:w="2266" w:type="dxa"/>
+          </w:tcPr>
+          <w:p/>
+        </w:tc>
+      </w:tr>
+      <w:tr>
+        <w:tc>
+          <w:tcPr>
+            <w:tcW w:w="2265" w:type="dxa"/>
+          </w:tcPr>
+          <w:p>
+            <w:r>
+              <w:t>16</w:t>
+            </w:r>
+          </w:p>
+        </w:tc>
+        <w:tc>
+          <w:tcPr>
+            <w:tcW w:w="2265" w:type="dxa"/>
+          </w:tcPr>
+          <w:p>
+            <w:r>
+              <w:t>ms</w:t>
+            </w:r>
+          </w:p>
+        </w:tc>
+        <w:tc>
+          <w:tcPr>
+            <w:tcW w:w="2266" w:type="dxa"/>
+          </w:tcPr>
+          <w:p>
+            <w:r>
+              <w:t>ms</w:t>
+            </w:r>
+          </w:p>
+        </w:tc>
+        <w:tc>
+          <w:tcPr>
+            <w:tcW w:w="2266" w:type="dxa"/>
+          </w:tcPr>
+          <w:p/>
+        </w:tc>
+      </w:tr>
+    </w:tbl>
+    <w:p/>
+    <w:p/>
+    <w:p>
+      <w:pPr>
+        <w:pStyle w:val="Heading2"/>
       </w:pPr>
       <w:r>
         <w:t>Podsumowanie</w:t>
@@ -2304,68 +3973,1694 @@
           <w:rFonts w:ascii="Arial" w:hAnsi="Arial" w:cs="Arial"/>
         </w:rPr>
       </w:pPr>
-      <w:bookmarkStart w:id="5" w:name="_Toc227021583"/>
-      <w:r>
-        <w:rPr>
-          <w:rFonts w:ascii="Arial" w:hAnsi="Arial" w:cs="Arial"/>
-        </w:rPr>
-        <w:t xml:space="preserve">Rozdział </w:t>
-      </w:r>
-      <w:r>
-        <w:rPr>
-          <w:rFonts w:ascii="Arial" w:hAnsi="Arial" w:cs="Arial"/>
-        </w:rPr>
-        <w:t>2</w:t>
-      </w:r>
-      <w:r>
-        <w:rPr>
-          <w:rFonts w:ascii="Arial" w:hAnsi="Arial" w:cs="Arial"/>
-        </w:rPr>
-        <w:t xml:space="preserve">. – Pamięć </w:t>
-      </w:r>
-      <w:r>
-        <w:rPr>
-          <w:rFonts w:ascii="Arial" w:hAnsi="Arial" w:cs="Arial"/>
-        </w:rPr>
-        <w:t>dynamicznie alokowana</w:t>
-      </w:r>
-      <w:bookmarkEnd w:id="5"/>
-    </w:p>
-    <w:p>
-      <w:pPr>
-        <w:pStyle w:val="Heading2"/>
-        <w:rPr>
-          <w:rFonts w:ascii="Arial" w:hAnsi="Arial" w:cs="Arial"/>
-        </w:rPr>
-      </w:pPr>
-      <w:bookmarkStart w:id="6" w:name="_Toc227021584"/>
-      <w:r>
-        <w:rPr>
-          <w:rFonts w:ascii="Arial" w:hAnsi="Arial" w:cs="Arial"/>
-        </w:rPr>
-        <w:t>Badane działanie</w:t>
-      </w:r>
-      <w:bookmarkEnd w:id="6"/>
-    </w:p>
-    <w:p>
-      <w:pPr>
-        <w:pStyle w:val="Heading2"/>
-        <w:rPr>
-          <w:rFonts w:ascii="Arial" w:hAnsi="Arial" w:cs="Arial"/>
-        </w:rPr>
-      </w:pPr>
-      <w:bookmarkStart w:id="7" w:name="_Toc227021585"/>
-      <w:r>
-        <w:rPr>
-          <w:rFonts w:ascii="Arial" w:hAnsi="Arial" w:cs="Arial"/>
-        </w:rPr>
-        <w:t>Wyniki</w:t>
+      <w:bookmarkStart w:id="7" w:name="_Toc227021586"/>
+      <w:r>
+        <w:rPr>
+          <w:rFonts w:ascii="Arial" w:hAnsi="Arial" w:cs="Arial"/>
+        </w:rPr>
+        <w:t>Rozdział 3. – Cache</w:t>
       </w:r>
       <w:bookmarkEnd w:id="7"/>
     </w:p>
     <w:p>
       <w:pPr>
         <w:pStyle w:val="Heading2"/>
+        <w:rPr>
+          <w:rFonts w:ascii="Arial" w:hAnsi="Arial" w:cs="Arial"/>
+        </w:rPr>
+      </w:pPr>
+      <w:bookmarkStart w:id="8" w:name="_Toc227021587"/>
+      <w:r>
+        <w:rPr>
+          <w:rFonts w:ascii="Arial" w:hAnsi="Arial" w:cs="Arial"/>
+        </w:rPr>
+        <w:t>Badane działanie</w:t>
+      </w:r>
+      <w:bookmarkEnd w:id="8"/>
+    </w:p>
+    <w:p>
+      <w:pPr>
+        <w:rPr>
+          <w:rFonts w:ascii="Arial" w:hAnsi="Arial" w:cs="Arial"/>
+        </w:rPr>
+      </w:pPr>
+      <w:r>
+        <w:rPr>
+          <w:rFonts w:ascii="Arial" w:hAnsi="Arial" w:cs="Arial"/>
+        </w:rPr>
+        <w:t>W tym rozdziale stosowana jest optymalizacja za pomocą wykorzystania pamięci Cache, której najbliżej do procesora.</w:t>
+      </w:r>
+      <w:r>
+        <w:rPr>
+          <w:rFonts w:ascii="Arial" w:hAnsi="Arial" w:cs="Arial"/>
+        </w:rPr>
+        <w:t xml:space="preserve"> </w:t>
+      </w:r>
+      <w:r>
+        <w:rPr>
+          <w:rFonts w:ascii="Arial" w:hAnsi="Arial" w:cs="Arial"/>
+        </w:rPr>
+        <w:t>Wprowadzono transpozycję macierzy B w celu poprawy lokalności pamięci.</w:t>
+      </w:r>
+    </w:p>
+    <w:p>
+      <w:pPr>
+        <w:pStyle w:val="Heading2"/>
+        <w:rPr>
+          <w:rFonts w:ascii="Arial" w:hAnsi="Arial" w:cs="Arial"/>
+        </w:rPr>
+      </w:pPr>
+      <w:bookmarkStart w:id="9" w:name="_Toc227021588"/>
+      <w:r>
+        <w:rPr>
+          <w:rFonts w:ascii="Arial" w:hAnsi="Arial" w:cs="Arial"/>
+        </w:rPr>
+        <w:t>Wyniki</w:t>
+      </w:r>
+      <w:bookmarkEnd w:id="9"/>
+    </w:p>
+    <w:tbl>
+      <w:tblPr>
+        <w:tblStyle w:val="TableGrid"/>
+        <w:tblW w:w="0" w:type="auto"/>
+        <w:tblLook w:val="04A0" w:firstRow="1" w:lastRow="0" w:firstColumn="1" w:lastColumn="0" w:noHBand="0" w:noVBand="1"/>
+      </w:tblPr>
+      <w:tblGrid>
+        <w:gridCol w:w="2265"/>
+        <w:gridCol w:w="2265"/>
+        <w:gridCol w:w="2266"/>
+        <w:gridCol w:w="2266"/>
+      </w:tblGrid>
+      <w:tr>
+        <w:tc>
+          <w:tcPr>
+            <w:tcW w:w="2265" w:type="dxa"/>
+          </w:tcPr>
+          <w:p>
+            <w:r>
+              <w:t>Liczba wątków</w:t>
+            </w:r>
+          </w:p>
+        </w:tc>
+        <w:tc>
+          <w:tcPr>
+            <w:tcW w:w="2265" w:type="dxa"/>
+          </w:tcPr>
+          <w:p>
+            <w:r>
+              <w:t>Czas laptop podłączony</w:t>
+            </w:r>
+          </w:p>
+        </w:tc>
+        <w:tc>
+          <w:tcPr>
+            <w:tcW w:w="2266" w:type="dxa"/>
+          </w:tcPr>
+          <w:p>
+            <w:r>
+              <w:t>Czas laptop odłączony</w:t>
+            </w:r>
+          </w:p>
+        </w:tc>
+        <w:tc>
+          <w:tcPr>
+            <w:tcW w:w="2266" w:type="dxa"/>
+          </w:tcPr>
+          <w:p>
+            <w:r>
+              <w:t>Komputer stacjonarny</w:t>
+            </w:r>
+          </w:p>
+        </w:tc>
+      </w:tr>
+      <w:tr>
+        <w:tc>
+          <w:tcPr>
+            <w:tcW w:w="2265" w:type="dxa"/>
+          </w:tcPr>
+          <w:p>
+            <w:r>
+              <w:t>1</w:t>
+            </w:r>
+          </w:p>
+        </w:tc>
+        <w:tc>
+          <w:tcPr>
+            <w:tcW w:w="2265" w:type="dxa"/>
+          </w:tcPr>
+          <w:p>
+            <w:r>
+              <w:t xml:space="preserve">622 </w:t>
+            </w:r>
+            <w:r>
+              <w:t>ms</w:t>
+            </w:r>
+          </w:p>
+        </w:tc>
+        <w:tc>
+          <w:tcPr>
+            <w:tcW w:w="2266" w:type="dxa"/>
+          </w:tcPr>
+          <w:p>
+            <w:r>
+              <w:t>ms</w:t>
+            </w:r>
+          </w:p>
+        </w:tc>
+        <w:tc>
+          <w:tcPr>
+            <w:tcW w:w="2266" w:type="dxa"/>
+          </w:tcPr>
+          <w:p/>
+        </w:tc>
+      </w:tr>
+      <w:tr>
+        <w:tc>
+          <w:tcPr>
+            <w:tcW w:w="2265" w:type="dxa"/>
+          </w:tcPr>
+          <w:p>
+            <w:r>
+              <w:t>2</w:t>
+            </w:r>
+          </w:p>
+        </w:tc>
+        <w:tc>
+          <w:tcPr>
+            <w:tcW w:w="2265" w:type="dxa"/>
+          </w:tcPr>
+          <w:p>
+            <w:r>
+              <w:t xml:space="preserve">294 </w:t>
+            </w:r>
+            <w:r>
+              <w:t>m</w:t>
+            </w:r>
+            <w:r>
+              <w:t>s</w:t>
+            </w:r>
+          </w:p>
+        </w:tc>
+        <w:tc>
+          <w:tcPr>
+            <w:tcW w:w="2266" w:type="dxa"/>
+          </w:tcPr>
+          <w:p>
+            <w:r>
+              <w:t>ms</w:t>
+            </w:r>
+          </w:p>
+        </w:tc>
+        <w:tc>
+          <w:tcPr>
+            <w:tcW w:w="2266" w:type="dxa"/>
+          </w:tcPr>
+          <w:p/>
+        </w:tc>
+      </w:tr>
+      <w:tr>
+        <w:tc>
+          <w:tcPr>
+            <w:tcW w:w="2265" w:type="dxa"/>
+          </w:tcPr>
+          <w:p>
+            <w:r>
+              <w:t>4</w:t>
+            </w:r>
+          </w:p>
+        </w:tc>
+        <w:tc>
+          <w:tcPr>
+            <w:tcW w:w="2265" w:type="dxa"/>
+          </w:tcPr>
+          <w:p>
+            <w:r>
+              <w:t xml:space="preserve">243 </w:t>
+            </w:r>
+            <w:r>
+              <w:t>ms</w:t>
+            </w:r>
+          </w:p>
+        </w:tc>
+        <w:tc>
+          <w:tcPr>
+            <w:tcW w:w="2266" w:type="dxa"/>
+          </w:tcPr>
+          <w:p>
+            <w:r>
+              <w:t>ms</w:t>
+            </w:r>
+          </w:p>
+        </w:tc>
+        <w:tc>
+          <w:tcPr>
+            <w:tcW w:w="2266" w:type="dxa"/>
+          </w:tcPr>
+          <w:p/>
+        </w:tc>
+      </w:tr>
+      <w:tr>
+        <w:tc>
+          <w:tcPr>
+            <w:tcW w:w="2265" w:type="dxa"/>
+          </w:tcPr>
+          <w:p>
+            <w:r>
+              <w:t>8</w:t>
+            </w:r>
+          </w:p>
+        </w:tc>
+        <w:tc>
+          <w:tcPr>
+            <w:tcW w:w="2265" w:type="dxa"/>
+          </w:tcPr>
+          <w:p>
+            <w:r>
+              <w:t xml:space="preserve">161 </w:t>
+            </w:r>
+            <w:r>
+              <w:t>ms</w:t>
+            </w:r>
+          </w:p>
+        </w:tc>
+        <w:tc>
+          <w:tcPr>
+            <w:tcW w:w="2266" w:type="dxa"/>
+          </w:tcPr>
+          <w:p>
+            <w:r>
+              <w:t>ms</w:t>
+            </w:r>
+          </w:p>
+        </w:tc>
+        <w:tc>
+          <w:tcPr>
+            <w:tcW w:w="2266" w:type="dxa"/>
+          </w:tcPr>
+          <w:p/>
+        </w:tc>
+      </w:tr>
+      <w:tr>
+        <w:tc>
+          <w:tcPr>
+            <w:tcW w:w="2265" w:type="dxa"/>
+          </w:tcPr>
+          <w:p>
+            <w:r>
+              <w:t>16</w:t>
+            </w:r>
+          </w:p>
+        </w:tc>
+        <w:tc>
+          <w:tcPr>
+            <w:tcW w:w="2265" w:type="dxa"/>
+          </w:tcPr>
+          <w:p>
+            <w:r>
+              <w:t xml:space="preserve">164 </w:t>
+            </w:r>
+            <w:r>
+              <w:t>ms</w:t>
+            </w:r>
+          </w:p>
+        </w:tc>
+        <w:tc>
+          <w:tcPr>
+            <w:tcW w:w="2266" w:type="dxa"/>
+          </w:tcPr>
+          <w:p>
+            <w:r>
+              <w:t>ms</w:t>
+            </w:r>
+          </w:p>
+        </w:tc>
+        <w:tc>
+          <w:tcPr>
+            <w:tcW w:w="2266" w:type="dxa"/>
+          </w:tcPr>
+          <w:p/>
+        </w:tc>
+      </w:tr>
+    </w:tbl>
+    <w:p/>
+    <w:p>
+      <w:pPr>
+        <w:pStyle w:val="Heading3"/>
+      </w:pPr>
+      <w:r>
+        <w:t>N = 2048</w:t>
+      </w:r>
+    </w:p>
+    <w:tbl>
+      <w:tblPr>
+        <w:tblStyle w:val="TableGrid"/>
+        <w:tblW w:w="0" w:type="auto"/>
+        <w:tblLook w:val="04A0" w:firstRow="1" w:lastRow="0" w:firstColumn="1" w:lastColumn="0" w:noHBand="0" w:noVBand="1"/>
+      </w:tblPr>
+      <w:tblGrid>
+        <w:gridCol w:w="2265"/>
+        <w:gridCol w:w="2265"/>
+        <w:gridCol w:w="2266"/>
+        <w:gridCol w:w="2266"/>
+      </w:tblGrid>
+      <w:tr>
+        <w:tc>
+          <w:tcPr>
+            <w:tcW w:w="2265" w:type="dxa"/>
+          </w:tcPr>
+          <w:p>
+            <w:r>
+              <w:t>Liczba wątków</w:t>
+            </w:r>
+          </w:p>
+        </w:tc>
+        <w:tc>
+          <w:tcPr>
+            <w:tcW w:w="2265" w:type="dxa"/>
+          </w:tcPr>
+          <w:p>
+            <w:r>
+              <w:t>Czas laptop podłączony</w:t>
+            </w:r>
+          </w:p>
+        </w:tc>
+        <w:tc>
+          <w:tcPr>
+            <w:tcW w:w="2266" w:type="dxa"/>
+          </w:tcPr>
+          <w:p>
+            <w:r>
+              <w:t>Czas laptop odłączony</w:t>
+            </w:r>
+          </w:p>
+        </w:tc>
+        <w:tc>
+          <w:tcPr>
+            <w:tcW w:w="2266" w:type="dxa"/>
+          </w:tcPr>
+          <w:p>
+            <w:r>
+              <w:t>Komputer stacjonarny</w:t>
+            </w:r>
+          </w:p>
+        </w:tc>
+      </w:tr>
+      <w:tr>
+        <w:tc>
+          <w:tcPr>
+            <w:tcW w:w="2265" w:type="dxa"/>
+          </w:tcPr>
+          <w:p>
+            <w:r>
+              <w:t>1</w:t>
+            </w:r>
+          </w:p>
+        </w:tc>
+        <w:tc>
+          <w:tcPr>
+            <w:tcW w:w="2265" w:type="dxa"/>
+          </w:tcPr>
+          <w:p>
+            <w:r>
+              <w:t>ms</w:t>
+            </w:r>
+          </w:p>
+        </w:tc>
+        <w:tc>
+          <w:tcPr>
+            <w:tcW w:w="2266" w:type="dxa"/>
+          </w:tcPr>
+          <w:p>
+            <w:r>
+              <w:t>ms</w:t>
+            </w:r>
+          </w:p>
+        </w:tc>
+        <w:tc>
+          <w:tcPr>
+            <w:tcW w:w="2266" w:type="dxa"/>
+          </w:tcPr>
+          <w:p/>
+        </w:tc>
+      </w:tr>
+      <w:tr>
+        <w:tc>
+          <w:tcPr>
+            <w:tcW w:w="2265" w:type="dxa"/>
+          </w:tcPr>
+          <w:p>
+            <w:r>
+              <w:t>2</w:t>
+            </w:r>
+          </w:p>
+        </w:tc>
+        <w:tc>
+          <w:tcPr>
+            <w:tcW w:w="2265" w:type="dxa"/>
+          </w:tcPr>
+          <w:p>
+            <w:r>
+              <w:t>ms</w:t>
+            </w:r>
+          </w:p>
+        </w:tc>
+        <w:tc>
+          <w:tcPr>
+            <w:tcW w:w="2266" w:type="dxa"/>
+          </w:tcPr>
+          <w:p>
+            <w:r>
+              <w:t>ms</w:t>
+            </w:r>
+          </w:p>
+        </w:tc>
+        <w:tc>
+          <w:tcPr>
+            <w:tcW w:w="2266" w:type="dxa"/>
+          </w:tcPr>
+          <w:p/>
+        </w:tc>
+      </w:tr>
+      <w:tr>
+        <w:tc>
+          <w:tcPr>
+            <w:tcW w:w="2265" w:type="dxa"/>
+          </w:tcPr>
+          <w:p>
+            <w:r>
+              <w:t>4</w:t>
+            </w:r>
+          </w:p>
+        </w:tc>
+        <w:tc>
+          <w:tcPr>
+            <w:tcW w:w="2265" w:type="dxa"/>
+          </w:tcPr>
+          <w:p>
+            <w:r>
+              <w:t>ms</w:t>
+            </w:r>
+          </w:p>
+        </w:tc>
+        <w:tc>
+          <w:tcPr>
+            <w:tcW w:w="2266" w:type="dxa"/>
+          </w:tcPr>
+          <w:p>
+            <w:r>
+              <w:t>ms</w:t>
+            </w:r>
+          </w:p>
+        </w:tc>
+        <w:tc>
+          <w:tcPr>
+            <w:tcW w:w="2266" w:type="dxa"/>
+          </w:tcPr>
+          <w:p/>
+        </w:tc>
+      </w:tr>
+      <w:tr>
+        <w:tc>
+          <w:tcPr>
+            <w:tcW w:w="2265" w:type="dxa"/>
+          </w:tcPr>
+          <w:p>
+            <w:r>
+              <w:t>8</w:t>
+            </w:r>
+          </w:p>
+        </w:tc>
+        <w:tc>
+          <w:tcPr>
+            <w:tcW w:w="2265" w:type="dxa"/>
+          </w:tcPr>
+          <w:p>
+            <w:r>
+              <w:t>ms</w:t>
+            </w:r>
+          </w:p>
+        </w:tc>
+        <w:tc>
+          <w:tcPr>
+            <w:tcW w:w="2266" w:type="dxa"/>
+          </w:tcPr>
+          <w:p>
+            <w:r>
+              <w:t>ms</w:t>
+            </w:r>
+          </w:p>
+        </w:tc>
+        <w:tc>
+          <w:tcPr>
+            <w:tcW w:w="2266" w:type="dxa"/>
+          </w:tcPr>
+          <w:p/>
+        </w:tc>
+      </w:tr>
+      <w:tr>
+        <w:tc>
+          <w:tcPr>
+            <w:tcW w:w="2265" w:type="dxa"/>
+          </w:tcPr>
+          <w:p>
+            <w:r>
+              <w:t>16</w:t>
+            </w:r>
+          </w:p>
+        </w:tc>
+        <w:tc>
+          <w:tcPr>
+            <w:tcW w:w="2265" w:type="dxa"/>
+          </w:tcPr>
+          <w:p>
+            <w:r>
+              <w:t>ms</w:t>
+            </w:r>
+          </w:p>
+        </w:tc>
+        <w:tc>
+          <w:tcPr>
+            <w:tcW w:w="2266" w:type="dxa"/>
+          </w:tcPr>
+          <w:p>
+            <w:r>
+              <w:t>ms</w:t>
+            </w:r>
+          </w:p>
+        </w:tc>
+        <w:tc>
+          <w:tcPr>
+            <w:tcW w:w="2266" w:type="dxa"/>
+          </w:tcPr>
+          <w:p/>
+        </w:tc>
+      </w:tr>
+    </w:tbl>
+    <w:p/>
+    <w:p/>
+    <w:p>
+      <w:pPr>
+        <w:pStyle w:val="Heading3"/>
+      </w:pPr>
+      <w:r>
+        <w:t>N = 4096</w:t>
+      </w:r>
+    </w:p>
+    <w:tbl>
+      <w:tblPr>
+        <w:tblStyle w:val="TableGrid"/>
+        <w:tblW w:w="0" w:type="auto"/>
+        <w:tblLook w:val="04A0" w:firstRow="1" w:lastRow="0" w:firstColumn="1" w:lastColumn="0" w:noHBand="0" w:noVBand="1"/>
+      </w:tblPr>
+      <w:tblGrid>
+        <w:gridCol w:w="2265"/>
+        <w:gridCol w:w="2265"/>
+        <w:gridCol w:w="2266"/>
+        <w:gridCol w:w="2266"/>
+      </w:tblGrid>
+      <w:tr>
+        <w:tc>
+          <w:tcPr>
+            <w:tcW w:w="2265" w:type="dxa"/>
+          </w:tcPr>
+          <w:p>
+            <w:r>
+              <w:t>Liczba wątków</w:t>
+            </w:r>
+          </w:p>
+        </w:tc>
+        <w:tc>
+          <w:tcPr>
+            <w:tcW w:w="2265" w:type="dxa"/>
+          </w:tcPr>
+          <w:p>
+            <w:r>
+              <w:t>Czas laptop podłączony</w:t>
+            </w:r>
+          </w:p>
+        </w:tc>
+        <w:tc>
+          <w:tcPr>
+            <w:tcW w:w="2266" w:type="dxa"/>
+          </w:tcPr>
+          <w:p>
+            <w:r>
+              <w:t>Czas laptop odłączony</w:t>
+            </w:r>
+          </w:p>
+        </w:tc>
+        <w:tc>
+          <w:tcPr>
+            <w:tcW w:w="2266" w:type="dxa"/>
+          </w:tcPr>
+          <w:p>
+            <w:r>
+              <w:t>Komputer stacjonarny</w:t>
+            </w:r>
+          </w:p>
+        </w:tc>
+      </w:tr>
+      <w:tr>
+        <w:tc>
+          <w:tcPr>
+            <w:tcW w:w="2265" w:type="dxa"/>
+          </w:tcPr>
+          <w:p>
+            <w:r>
+              <w:t>1</w:t>
+            </w:r>
+          </w:p>
+        </w:tc>
+        <w:tc>
+          <w:tcPr>
+            <w:tcW w:w="2265" w:type="dxa"/>
+          </w:tcPr>
+          <w:p>
+            <w:r>
+              <w:t>ms</w:t>
+            </w:r>
+          </w:p>
+        </w:tc>
+        <w:tc>
+          <w:tcPr>
+            <w:tcW w:w="2266" w:type="dxa"/>
+          </w:tcPr>
+          <w:p>
+            <w:r>
+              <w:t>ms</w:t>
+            </w:r>
+          </w:p>
+        </w:tc>
+        <w:tc>
+          <w:tcPr>
+            <w:tcW w:w="2266" w:type="dxa"/>
+          </w:tcPr>
+          <w:p/>
+        </w:tc>
+      </w:tr>
+      <w:tr>
+        <w:tc>
+          <w:tcPr>
+            <w:tcW w:w="2265" w:type="dxa"/>
+          </w:tcPr>
+          <w:p>
+            <w:r>
+              <w:t>2</w:t>
+            </w:r>
+          </w:p>
+        </w:tc>
+        <w:tc>
+          <w:tcPr>
+            <w:tcW w:w="2265" w:type="dxa"/>
+          </w:tcPr>
+          <w:p>
+            <w:r>
+              <w:t>ms</w:t>
+            </w:r>
+          </w:p>
+        </w:tc>
+        <w:tc>
+          <w:tcPr>
+            <w:tcW w:w="2266" w:type="dxa"/>
+          </w:tcPr>
+          <w:p>
+            <w:r>
+              <w:t>ms</w:t>
+            </w:r>
+          </w:p>
+        </w:tc>
+        <w:tc>
+          <w:tcPr>
+            <w:tcW w:w="2266" w:type="dxa"/>
+          </w:tcPr>
+          <w:p/>
+        </w:tc>
+      </w:tr>
+      <w:tr>
+        <w:tc>
+          <w:tcPr>
+            <w:tcW w:w="2265" w:type="dxa"/>
+          </w:tcPr>
+          <w:p>
+            <w:r>
+              <w:t>4</w:t>
+            </w:r>
+          </w:p>
+        </w:tc>
+        <w:tc>
+          <w:tcPr>
+            <w:tcW w:w="2265" w:type="dxa"/>
+          </w:tcPr>
+          <w:p>
+            <w:r>
+              <w:t>ms</w:t>
+            </w:r>
+          </w:p>
+        </w:tc>
+        <w:tc>
+          <w:tcPr>
+            <w:tcW w:w="2266" w:type="dxa"/>
+          </w:tcPr>
+          <w:p>
+            <w:r>
+              <w:t>ms</w:t>
+            </w:r>
+          </w:p>
+        </w:tc>
+        <w:tc>
+          <w:tcPr>
+            <w:tcW w:w="2266" w:type="dxa"/>
+          </w:tcPr>
+          <w:p/>
+        </w:tc>
+      </w:tr>
+      <w:tr>
+        <w:tc>
+          <w:tcPr>
+            <w:tcW w:w="2265" w:type="dxa"/>
+          </w:tcPr>
+          <w:p>
+            <w:r>
+              <w:t>8</w:t>
+            </w:r>
+          </w:p>
+        </w:tc>
+        <w:tc>
+          <w:tcPr>
+            <w:tcW w:w="2265" w:type="dxa"/>
+          </w:tcPr>
+          <w:p>
+            <w:r>
+              <w:t>ms</w:t>
+            </w:r>
+          </w:p>
+        </w:tc>
+        <w:tc>
+          <w:tcPr>
+            <w:tcW w:w="2266" w:type="dxa"/>
+          </w:tcPr>
+          <w:p>
+            <w:r>
+              <w:t>ms</w:t>
+            </w:r>
+          </w:p>
+        </w:tc>
+        <w:tc>
+          <w:tcPr>
+            <w:tcW w:w="2266" w:type="dxa"/>
+          </w:tcPr>
+          <w:p/>
+        </w:tc>
+      </w:tr>
+      <w:tr>
+        <w:tc>
+          <w:tcPr>
+            <w:tcW w:w="2265" w:type="dxa"/>
+          </w:tcPr>
+          <w:p>
+            <w:r>
+              <w:t>16</w:t>
+            </w:r>
+          </w:p>
+        </w:tc>
+        <w:tc>
+          <w:tcPr>
+            <w:tcW w:w="2265" w:type="dxa"/>
+          </w:tcPr>
+          <w:p>
+            <w:r>
+              <w:t>ms</w:t>
+            </w:r>
+          </w:p>
+        </w:tc>
+        <w:tc>
+          <w:tcPr>
+            <w:tcW w:w="2266" w:type="dxa"/>
+          </w:tcPr>
+          <w:p>
+            <w:r>
+              <w:t>ms</w:t>
+            </w:r>
+          </w:p>
+        </w:tc>
+        <w:tc>
+          <w:tcPr>
+            <w:tcW w:w="2266" w:type="dxa"/>
+          </w:tcPr>
+          <w:p/>
+        </w:tc>
+      </w:tr>
+    </w:tbl>
+    <w:p/>
+    <w:p/>
+    <w:p>
+      <w:pPr>
+        <w:pStyle w:val="Heading2"/>
+      </w:pPr>
+      <w:r>
+        <w:t>Podsumowanie</w:t>
+      </w:r>
+    </w:p>
+    <w:p>
+      <w:pPr>
+        <w:pStyle w:val="Heading1"/>
+        <w:rPr>
+          <w:rFonts w:ascii="Arial" w:hAnsi="Arial" w:cs="Arial"/>
+        </w:rPr>
+      </w:pPr>
+      <w:bookmarkStart w:id="10" w:name="_Toc227021589"/>
+      <w:r>
+        <w:rPr>
+          <w:rFonts w:ascii="Arial" w:hAnsi="Arial" w:cs="Arial"/>
+        </w:rPr>
+        <w:t>Rozdział 4. – Wektoryzacja</w:t>
+      </w:r>
+      <w:bookmarkEnd w:id="10"/>
+    </w:p>
+    <w:p>
+      <w:pPr>
+        <w:pStyle w:val="Heading2"/>
+        <w:rPr>
+          <w:rFonts w:ascii="Arial" w:hAnsi="Arial" w:cs="Arial"/>
+        </w:rPr>
+      </w:pPr>
+      <w:bookmarkStart w:id="11" w:name="_Toc227021590"/>
+      <w:r>
+        <w:rPr>
+          <w:rFonts w:ascii="Arial" w:hAnsi="Arial" w:cs="Arial"/>
+        </w:rPr>
+        <w:t>Badane działanie</w:t>
+      </w:r>
+      <w:bookmarkEnd w:id="11"/>
+    </w:p>
+    <w:p>
+      <w:pPr>
+        <w:rPr>
+          <w:rFonts w:ascii="Arial" w:hAnsi="Arial" w:cs="Arial"/>
+        </w:rPr>
+      </w:pPr>
+      <w:r>
+        <w:rPr>
+          <w:rFonts w:ascii="Arial" w:hAnsi="Arial" w:cs="Arial"/>
+        </w:rPr>
+        <w:t>W tym rozdziale do optymalizowanego wciąż kodu dochodzi wektoryzacja, czyli zrównoleglenie wykonywania pojedynczej instrukcji dla grupy danych.</w:t>
+      </w:r>
+    </w:p>
+    <w:p>
+      <w:pPr>
+        <w:pStyle w:val="Heading2"/>
+        <w:rPr>
+          <w:rFonts w:ascii="Arial" w:hAnsi="Arial" w:cs="Arial"/>
+        </w:rPr>
+      </w:pPr>
+      <w:bookmarkStart w:id="12" w:name="_Toc227021591"/>
+      <w:r>
+        <w:rPr>
+          <w:rFonts w:ascii="Arial" w:hAnsi="Arial" w:cs="Arial"/>
+        </w:rPr>
+        <w:t xml:space="preserve">Wyniki </w:t>
+      </w:r>
+      <w:bookmarkEnd w:id="12"/>
+    </w:p>
+    <w:p>
+      <w:pPr>
+        <w:pStyle w:val="Heading3"/>
+      </w:pPr>
+      <w:r>
+        <w:t>N = 1024</w:t>
+      </w:r>
+    </w:p>
+    <w:tbl>
+      <w:tblPr>
+        <w:tblStyle w:val="TableGrid"/>
+        <w:tblW w:w="0" w:type="auto"/>
+        <w:tblLook w:val="04A0" w:firstRow="1" w:lastRow="0" w:firstColumn="1" w:lastColumn="0" w:noHBand="0" w:noVBand="1"/>
+      </w:tblPr>
+      <w:tblGrid>
+        <w:gridCol w:w="2265"/>
+        <w:gridCol w:w="2265"/>
+        <w:gridCol w:w="2266"/>
+        <w:gridCol w:w="2266"/>
+      </w:tblGrid>
+      <w:tr>
+        <w:tc>
+          <w:tcPr>
+            <w:tcW w:w="2265" w:type="dxa"/>
+          </w:tcPr>
+          <w:p>
+            <w:r>
+              <w:t>Liczba wątków</w:t>
+            </w:r>
+          </w:p>
+        </w:tc>
+        <w:tc>
+          <w:tcPr>
+            <w:tcW w:w="2265" w:type="dxa"/>
+          </w:tcPr>
+          <w:p>
+            <w:r>
+              <w:t>Czas laptop podłączony</w:t>
+            </w:r>
+          </w:p>
+        </w:tc>
+        <w:tc>
+          <w:tcPr>
+            <w:tcW w:w="2266" w:type="dxa"/>
+          </w:tcPr>
+          <w:p>
+            <w:r>
+              <w:t>Czas laptop odłączony</w:t>
+            </w:r>
+          </w:p>
+        </w:tc>
+        <w:tc>
+          <w:tcPr>
+            <w:tcW w:w="2266" w:type="dxa"/>
+          </w:tcPr>
+          <w:p>
+            <w:r>
+              <w:t>Komputer stacjonarny</w:t>
+            </w:r>
+          </w:p>
+        </w:tc>
+      </w:tr>
+      <w:tr>
+        <w:tc>
+          <w:tcPr>
+            <w:tcW w:w="2265" w:type="dxa"/>
+          </w:tcPr>
+          <w:p>
+            <w:r>
+              <w:t>1</w:t>
+            </w:r>
+          </w:p>
+        </w:tc>
+        <w:tc>
+          <w:tcPr>
+            <w:tcW w:w="2265" w:type="dxa"/>
+          </w:tcPr>
+          <w:p>
+            <w:r>
+              <w:t xml:space="preserve">158 </w:t>
+            </w:r>
+            <w:r>
+              <w:t>ms</w:t>
+            </w:r>
+          </w:p>
+        </w:tc>
+        <w:tc>
+          <w:tcPr>
+            <w:tcW w:w="2266" w:type="dxa"/>
+          </w:tcPr>
+          <w:p>
+            <w:r>
+              <w:t>ms</w:t>
+            </w:r>
+          </w:p>
+        </w:tc>
+        <w:tc>
+          <w:tcPr>
+            <w:tcW w:w="2266" w:type="dxa"/>
+          </w:tcPr>
+          <w:p/>
+        </w:tc>
+      </w:tr>
+      <w:tr>
+        <w:tc>
+          <w:tcPr>
+            <w:tcW w:w="2265" w:type="dxa"/>
+          </w:tcPr>
+          <w:p>
+            <w:r>
+              <w:t>2</w:t>
+            </w:r>
+          </w:p>
+        </w:tc>
+        <w:tc>
+          <w:tcPr>
+            <w:tcW w:w="2265" w:type="dxa"/>
+          </w:tcPr>
+          <w:p>
+            <w:r>
+              <w:t>85 m</w:t>
+            </w:r>
+            <w:r>
+              <w:t>s</w:t>
+            </w:r>
+          </w:p>
+        </w:tc>
+        <w:tc>
+          <w:tcPr>
+            <w:tcW w:w="2266" w:type="dxa"/>
+          </w:tcPr>
+          <w:p>
+            <w:r>
+              <w:t>ms</w:t>
+            </w:r>
+          </w:p>
+        </w:tc>
+        <w:tc>
+          <w:tcPr>
+            <w:tcW w:w="2266" w:type="dxa"/>
+          </w:tcPr>
+          <w:p/>
+        </w:tc>
+      </w:tr>
+      <w:tr>
+        <w:tc>
+          <w:tcPr>
+            <w:tcW w:w="2265" w:type="dxa"/>
+          </w:tcPr>
+          <w:p>
+            <w:r>
+              <w:t>4</w:t>
+            </w:r>
+          </w:p>
+        </w:tc>
+        <w:tc>
+          <w:tcPr>
+            <w:tcW w:w="2265" w:type="dxa"/>
+          </w:tcPr>
+          <w:p>
+            <w:r>
+              <w:t>64 ms</w:t>
+            </w:r>
+          </w:p>
+        </w:tc>
+        <w:tc>
+          <w:tcPr>
+            <w:tcW w:w="2266" w:type="dxa"/>
+          </w:tcPr>
+          <w:p>
+            <w:r>
+              <w:t>ms</w:t>
+            </w:r>
+          </w:p>
+        </w:tc>
+        <w:tc>
+          <w:tcPr>
+            <w:tcW w:w="2266" w:type="dxa"/>
+          </w:tcPr>
+          <w:p/>
+        </w:tc>
+      </w:tr>
+      <w:tr>
+        <w:tc>
+          <w:tcPr>
+            <w:tcW w:w="2265" w:type="dxa"/>
+          </w:tcPr>
+          <w:p>
+            <w:r>
+              <w:t>8</w:t>
+            </w:r>
+          </w:p>
+        </w:tc>
+        <w:tc>
+          <w:tcPr>
+            <w:tcW w:w="2265" w:type="dxa"/>
+          </w:tcPr>
+          <w:p>
+            <w:r>
+              <w:t xml:space="preserve">45 </w:t>
+            </w:r>
+            <w:r>
+              <w:t>ms</w:t>
+            </w:r>
+          </w:p>
+        </w:tc>
+        <w:tc>
+          <w:tcPr>
+            <w:tcW w:w="2266" w:type="dxa"/>
+          </w:tcPr>
+          <w:p>
+            <w:r>
+              <w:t>ms</w:t>
+            </w:r>
+          </w:p>
+        </w:tc>
+        <w:tc>
+          <w:tcPr>
+            <w:tcW w:w="2266" w:type="dxa"/>
+          </w:tcPr>
+          <w:p/>
+        </w:tc>
+      </w:tr>
+      <w:tr>
+        <w:tc>
+          <w:tcPr>
+            <w:tcW w:w="2265" w:type="dxa"/>
+          </w:tcPr>
+          <w:p>
+            <w:r>
+              <w:t>16</w:t>
+            </w:r>
+          </w:p>
+        </w:tc>
+        <w:tc>
+          <w:tcPr>
+            <w:tcW w:w="2265" w:type="dxa"/>
+          </w:tcPr>
+          <w:p>
+            <w:r>
+              <w:t xml:space="preserve">44 </w:t>
+            </w:r>
+            <w:r>
+              <w:t>ms</w:t>
+            </w:r>
+          </w:p>
+        </w:tc>
+        <w:tc>
+          <w:tcPr>
+            <w:tcW w:w="2266" w:type="dxa"/>
+          </w:tcPr>
+          <w:p>
+            <w:r>
+              <w:t>ms</w:t>
+            </w:r>
+          </w:p>
+        </w:tc>
+        <w:tc>
+          <w:tcPr>
+            <w:tcW w:w="2266" w:type="dxa"/>
+          </w:tcPr>
+          <w:p/>
+        </w:tc>
+      </w:tr>
+    </w:tbl>
+    <w:p/>
+    <w:p>
+      <w:pPr>
+        <w:pStyle w:val="Heading3"/>
+      </w:pPr>
+      <w:r>
+        <w:t>N = 2048</w:t>
+      </w:r>
+    </w:p>
+    <w:tbl>
+      <w:tblPr>
+        <w:tblStyle w:val="TableGrid"/>
+        <w:tblW w:w="0" w:type="auto"/>
+        <w:tblLook w:val="04A0" w:firstRow="1" w:lastRow="0" w:firstColumn="1" w:lastColumn="0" w:noHBand="0" w:noVBand="1"/>
+      </w:tblPr>
+      <w:tblGrid>
+        <w:gridCol w:w="2265"/>
+        <w:gridCol w:w="2265"/>
+        <w:gridCol w:w="2266"/>
+        <w:gridCol w:w="2266"/>
+      </w:tblGrid>
+      <w:tr>
+        <w:tc>
+          <w:tcPr>
+            <w:tcW w:w="2265" w:type="dxa"/>
+          </w:tcPr>
+          <w:p>
+            <w:r>
+              <w:t>Liczba wątków</w:t>
+            </w:r>
+          </w:p>
+        </w:tc>
+        <w:tc>
+          <w:tcPr>
+            <w:tcW w:w="2265" w:type="dxa"/>
+          </w:tcPr>
+          <w:p>
+            <w:r>
+              <w:t>Czas laptop podłączony</w:t>
+            </w:r>
+          </w:p>
+        </w:tc>
+        <w:tc>
+          <w:tcPr>
+            <w:tcW w:w="2266" w:type="dxa"/>
+          </w:tcPr>
+          <w:p>
+            <w:r>
+              <w:t>Czas laptop odłączony</w:t>
+            </w:r>
+          </w:p>
+        </w:tc>
+        <w:tc>
+          <w:tcPr>
+            <w:tcW w:w="2266" w:type="dxa"/>
+          </w:tcPr>
+          <w:p>
+            <w:r>
+              <w:t>Komputer stacjonarny</w:t>
+            </w:r>
+          </w:p>
+        </w:tc>
+      </w:tr>
+      <w:tr>
+        <w:tc>
+          <w:tcPr>
+            <w:tcW w:w="2265" w:type="dxa"/>
+          </w:tcPr>
+          <w:p>
+            <w:r>
+              <w:t>1</w:t>
+            </w:r>
+          </w:p>
+        </w:tc>
+        <w:tc>
+          <w:tcPr>
+            <w:tcW w:w="2265" w:type="dxa"/>
+          </w:tcPr>
+          <w:p>
+            <w:r>
+              <w:t>ms</w:t>
+            </w:r>
+          </w:p>
+        </w:tc>
+        <w:tc>
+          <w:tcPr>
+            <w:tcW w:w="2266" w:type="dxa"/>
+          </w:tcPr>
+          <w:p>
+            <w:r>
+              <w:t>ms</w:t>
+            </w:r>
+          </w:p>
+        </w:tc>
+        <w:tc>
+          <w:tcPr>
+            <w:tcW w:w="2266" w:type="dxa"/>
+          </w:tcPr>
+          <w:p/>
+        </w:tc>
+      </w:tr>
+      <w:tr>
+        <w:tc>
+          <w:tcPr>
+            <w:tcW w:w="2265" w:type="dxa"/>
+          </w:tcPr>
+          <w:p>
+            <w:r>
+              <w:t>2</w:t>
+            </w:r>
+          </w:p>
+        </w:tc>
+        <w:tc>
+          <w:tcPr>
+            <w:tcW w:w="2265" w:type="dxa"/>
+          </w:tcPr>
+          <w:p>
+            <w:r>
+              <w:t>ms</w:t>
+            </w:r>
+          </w:p>
+        </w:tc>
+        <w:tc>
+          <w:tcPr>
+            <w:tcW w:w="2266" w:type="dxa"/>
+          </w:tcPr>
+          <w:p>
+            <w:r>
+              <w:t>ms</w:t>
+            </w:r>
+          </w:p>
+        </w:tc>
+        <w:tc>
+          <w:tcPr>
+            <w:tcW w:w="2266" w:type="dxa"/>
+          </w:tcPr>
+          <w:p/>
+        </w:tc>
+      </w:tr>
+      <w:tr>
+        <w:tc>
+          <w:tcPr>
+            <w:tcW w:w="2265" w:type="dxa"/>
+          </w:tcPr>
+          <w:p>
+            <w:r>
+              <w:t>4</w:t>
+            </w:r>
+          </w:p>
+        </w:tc>
+        <w:tc>
+          <w:tcPr>
+            <w:tcW w:w="2265" w:type="dxa"/>
+          </w:tcPr>
+          <w:p>
+            <w:r>
+              <w:t>ms</w:t>
+            </w:r>
+          </w:p>
+        </w:tc>
+        <w:tc>
+          <w:tcPr>
+            <w:tcW w:w="2266" w:type="dxa"/>
+          </w:tcPr>
+          <w:p>
+            <w:r>
+              <w:t>ms</w:t>
+            </w:r>
+          </w:p>
+        </w:tc>
+        <w:tc>
+          <w:tcPr>
+            <w:tcW w:w="2266" w:type="dxa"/>
+          </w:tcPr>
+          <w:p/>
+        </w:tc>
+      </w:tr>
+      <w:tr>
+        <w:tc>
+          <w:tcPr>
+            <w:tcW w:w="2265" w:type="dxa"/>
+          </w:tcPr>
+          <w:p>
+            <w:r>
+              <w:t>8</w:t>
+            </w:r>
+          </w:p>
+        </w:tc>
+        <w:tc>
+          <w:tcPr>
+            <w:tcW w:w="2265" w:type="dxa"/>
+          </w:tcPr>
+          <w:p>
+            <w:r>
+              <w:t>ms</w:t>
+            </w:r>
+          </w:p>
+        </w:tc>
+        <w:tc>
+          <w:tcPr>
+            <w:tcW w:w="2266" w:type="dxa"/>
+          </w:tcPr>
+          <w:p>
+            <w:r>
+              <w:t>ms</w:t>
+            </w:r>
+          </w:p>
+        </w:tc>
+        <w:tc>
+          <w:tcPr>
+            <w:tcW w:w="2266" w:type="dxa"/>
+          </w:tcPr>
+          <w:p/>
+        </w:tc>
+      </w:tr>
+      <w:tr>
+        <w:tc>
+          <w:tcPr>
+            <w:tcW w:w="2265" w:type="dxa"/>
+          </w:tcPr>
+          <w:p>
+            <w:r>
+              <w:t>16</w:t>
+            </w:r>
+          </w:p>
+        </w:tc>
+        <w:tc>
+          <w:tcPr>
+            <w:tcW w:w="2265" w:type="dxa"/>
+          </w:tcPr>
+          <w:p>
+            <w:r>
+              <w:t>ms</w:t>
+            </w:r>
+          </w:p>
+        </w:tc>
+        <w:tc>
+          <w:tcPr>
+            <w:tcW w:w="2266" w:type="dxa"/>
+          </w:tcPr>
+          <w:p>
+            <w:r>
+              <w:t>ms</w:t>
+            </w:r>
+          </w:p>
+        </w:tc>
+        <w:tc>
+          <w:tcPr>
+            <w:tcW w:w="2266" w:type="dxa"/>
+          </w:tcPr>
+          <w:p/>
+        </w:tc>
+      </w:tr>
+    </w:tbl>
+    <w:p/>
+    <w:p/>
+    <w:p>
+      <w:pPr>
+        <w:pStyle w:val="Heading3"/>
+      </w:pPr>
+      <w:r>
+        <w:lastRenderedPageBreak/>
+        <w:t>N = 4096</w:t>
+      </w:r>
+    </w:p>
+    <w:tbl>
+      <w:tblPr>
+        <w:tblStyle w:val="TableGrid"/>
+        <w:tblW w:w="0" w:type="auto"/>
+        <w:tblLook w:val="04A0" w:firstRow="1" w:lastRow="0" w:firstColumn="1" w:lastColumn="0" w:noHBand="0" w:noVBand="1"/>
+      </w:tblPr>
+      <w:tblGrid>
+        <w:gridCol w:w="2265"/>
+        <w:gridCol w:w="2265"/>
+        <w:gridCol w:w="2266"/>
+        <w:gridCol w:w="2266"/>
+      </w:tblGrid>
+      <w:tr>
+        <w:tc>
+          <w:tcPr>
+            <w:tcW w:w="2265" w:type="dxa"/>
+          </w:tcPr>
+          <w:p>
+            <w:r>
+              <w:t>Liczba wątków</w:t>
+            </w:r>
+          </w:p>
+        </w:tc>
+        <w:tc>
+          <w:tcPr>
+            <w:tcW w:w="2265" w:type="dxa"/>
+          </w:tcPr>
+          <w:p>
+            <w:r>
+              <w:t>Czas laptop podłączony</w:t>
+            </w:r>
+          </w:p>
+        </w:tc>
+        <w:tc>
+          <w:tcPr>
+            <w:tcW w:w="2266" w:type="dxa"/>
+          </w:tcPr>
+          <w:p>
+            <w:r>
+              <w:t>Czas laptop odłączony</w:t>
+            </w:r>
+          </w:p>
+        </w:tc>
+        <w:tc>
+          <w:tcPr>
+            <w:tcW w:w="2266" w:type="dxa"/>
+          </w:tcPr>
+          <w:p>
+            <w:r>
+              <w:t>Komputer stacjonarny</w:t>
+            </w:r>
+          </w:p>
+        </w:tc>
+      </w:tr>
+      <w:tr>
+        <w:tc>
+          <w:tcPr>
+            <w:tcW w:w="2265" w:type="dxa"/>
+          </w:tcPr>
+          <w:p>
+            <w:r>
+              <w:t>1</w:t>
+            </w:r>
+          </w:p>
+        </w:tc>
+        <w:tc>
+          <w:tcPr>
+            <w:tcW w:w="2265" w:type="dxa"/>
+          </w:tcPr>
+          <w:p>
+            <w:r>
+              <w:t>ms</w:t>
+            </w:r>
+          </w:p>
+        </w:tc>
+        <w:tc>
+          <w:tcPr>
+            <w:tcW w:w="2266" w:type="dxa"/>
+          </w:tcPr>
+          <w:p>
+            <w:r>
+              <w:t>ms</w:t>
+            </w:r>
+          </w:p>
+        </w:tc>
+        <w:tc>
+          <w:tcPr>
+            <w:tcW w:w="2266" w:type="dxa"/>
+          </w:tcPr>
+          <w:p/>
+        </w:tc>
+      </w:tr>
+      <w:tr>
+        <w:tc>
+          <w:tcPr>
+            <w:tcW w:w="2265" w:type="dxa"/>
+          </w:tcPr>
+          <w:p>
+            <w:r>
+              <w:t>2</w:t>
+            </w:r>
+          </w:p>
+        </w:tc>
+        <w:tc>
+          <w:tcPr>
+            <w:tcW w:w="2265" w:type="dxa"/>
+          </w:tcPr>
+          <w:p>
+            <w:r>
+              <w:t>ms</w:t>
+            </w:r>
+          </w:p>
+        </w:tc>
+        <w:tc>
+          <w:tcPr>
+            <w:tcW w:w="2266" w:type="dxa"/>
+          </w:tcPr>
+          <w:p>
+            <w:r>
+              <w:t>ms</w:t>
+            </w:r>
+          </w:p>
+        </w:tc>
+        <w:tc>
+          <w:tcPr>
+            <w:tcW w:w="2266" w:type="dxa"/>
+          </w:tcPr>
+          <w:p/>
+        </w:tc>
+      </w:tr>
+      <w:tr>
+        <w:tc>
+          <w:tcPr>
+            <w:tcW w:w="2265" w:type="dxa"/>
+          </w:tcPr>
+          <w:p>
+            <w:r>
+              <w:t>4</w:t>
+            </w:r>
+          </w:p>
+        </w:tc>
+        <w:tc>
+          <w:tcPr>
+            <w:tcW w:w="2265" w:type="dxa"/>
+          </w:tcPr>
+          <w:p>
+            <w:r>
+              <w:t>ms</w:t>
+            </w:r>
+          </w:p>
+        </w:tc>
+        <w:tc>
+          <w:tcPr>
+            <w:tcW w:w="2266" w:type="dxa"/>
+          </w:tcPr>
+          <w:p>
+            <w:r>
+              <w:t>ms</w:t>
+            </w:r>
+          </w:p>
+        </w:tc>
+        <w:tc>
+          <w:tcPr>
+            <w:tcW w:w="2266" w:type="dxa"/>
+          </w:tcPr>
+          <w:p/>
+        </w:tc>
+      </w:tr>
+      <w:tr>
+        <w:tc>
+          <w:tcPr>
+            <w:tcW w:w="2265" w:type="dxa"/>
+          </w:tcPr>
+          <w:p>
+            <w:r>
+              <w:t>8</w:t>
+            </w:r>
+          </w:p>
+        </w:tc>
+        <w:tc>
+          <w:tcPr>
+            <w:tcW w:w="2265" w:type="dxa"/>
+          </w:tcPr>
+          <w:p>
+            <w:r>
+              <w:t>ms</w:t>
+            </w:r>
+          </w:p>
+        </w:tc>
+        <w:tc>
+          <w:tcPr>
+            <w:tcW w:w="2266" w:type="dxa"/>
+          </w:tcPr>
+          <w:p>
+            <w:r>
+              <w:t>ms</w:t>
+            </w:r>
+          </w:p>
+        </w:tc>
+        <w:tc>
+          <w:tcPr>
+            <w:tcW w:w="2266" w:type="dxa"/>
+          </w:tcPr>
+          <w:p/>
+        </w:tc>
+      </w:tr>
+      <w:tr>
+        <w:tc>
+          <w:tcPr>
+            <w:tcW w:w="2265" w:type="dxa"/>
+          </w:tcPr>
+          <w:p>
+            <w:r>
+              <w:t>16</w:t>
+            </w:r>
+          </w:p>
+        </w:tc>
+        <w:tc>
+          <w:tcPr>
+            <w:tcW w:w="2265" w:type="dxa"/>
+          </w:tcPr>
+          <w:p>
+            <w:r>
+              <w:t>ms</w:t>
+            </w:r>
+          </w:p>
+        </w:tc>
+        <w:tc>
+          <w:tcPr>
+            <w:tcW w:w="2266" w:type="dxa"/>
+          </w:tcPr>
+          <w:p>
+            <w:r>
+              <w:t>ms</w:t>
+            </w:r>
+          </w:p>
+        </w:tc>
+        <w:tc>
+          <w:tcPr>
+            <w:tcW w:w="2266" w:type="dxa"/>
+          </w:tcPr>
+          <w:p/>
+        </w:tc>
+      </w:tr>
+    </w:tbl>
+    <w:p/>
+    <w:p>
+      <w:pPr>
+        <w:pStyle w:val="Heading2"/>
       </w:pPr>
       <w:r>
         <w:t>Podsumowanie</w:t>
@@ -2374,53 +5669,17 @@
     <w:p/>
     <w:p>
       <w:pPr>
-        <w:pStyle w:val="Heading1"/>
-        <w:rPr>
-          <w:rFonts w:ascii="Arial" w:hAnsi="Arial" w:cs="Arial"/>
-        </w:rPr>
-      </w:pPr>
-      <w:bookmarkStart w:id="8" w:name="_Toc227021586"/>
-      <w:r>
-        <w:rPr>
-          <w:rFonts w:ascii="Arial" w:hAnsi="Arial" w:cs="Arial"/>
-        </w:rPr>
-        <w:t xml:space="preserve">Rozdział </w:t>
-      </w:r>
-      <w:r>
-        <w:rPr>
-          <w:rFonts w:ascii="Arial" w:hAnsi="Arial" w:cs="Arial"/>
-        </w:rPr>
-        <w:t>3</w:t>
-      </w:r>
-      <w:r>
-        <w:rPr>
-          <w:rFonts w:ascii="Arial" w:hAnsi="Arial" w:cs="Arial"/>
-        </w:rPr>
-        <w:t xml:space="preserve">. – </w:t>
-      </w:r>
-      <w:r>
-        <w:rPr>
-          <w:rFonts w:ascii="Arial" w:hAnsi="Arial" w:cs="Arial"/>
-        </w:rPr>
-        <w:t>Cache</w:t>
-      </w:r>
-      <w:bookmarkEnd w:id="8"/>
+        <w:rPr>
+          <w:rFonts w:ascii="Arial" w:hAnsi="Arial" w:cs="Arial"/>
+        </w:rPr>
+      </w:pPr>
     </w:p>
     <w:p>
       <w:pPr>
-        <w:pStyle w:val="Heading2"/>
-        <w:rPr>
-          <w:rFonts w:ascii="Arial" w:hAnsi="Arial" w:cs="Arial"/>
-        </w:rPr>
-      </w:pPr>
-      <w:bookmarkStart w:id="9" w:name="_Toc227021587"/>
-      <w:r>
-        <w:rPr>
-          <w:rFonts w:ascii="Arial" w:hAnsi="Arial" w:cs="Arial"/>
-        </w:rPr>
-        <w:t>Badane działanie</w:t>
-      </w:r>
-      <w:bookmarkEnd w:id="9"/>
+        <w:rPr>
+          <w:rFonts w:ascii="Arial" w:hAnsi="Arial" w:cs="Arial"/>
+        </w:rPr>
+      </w:pPr>
     </w:p>
     <w:p>
       <w:pPr>
@@ -2428,216 +5687,64 @@
           <w:rFonts w:ascii="Arial" w:hAnsi="Arial" w:cs="Arial"/>
         </w:rPr>
       </w:pPr>
-      <w:r>
-        <w:rPr>
-          <w:rFonts w:ascii="Arial" w:hAnsi="Arial" w:cs="Arial"/>
-        </w:rPr>
-        <w:t>W tym rozdziale stosowana jest optymalizacja za pomocą jawnego wykorzystania pamięci Cache, której najbliżej do procesora.</w:t>
-      </w:r>
     </w:p>
     <w:p>
       <w:pPr>
-        <w:pStyle w:val="Heading2"/>
-        <w:rPr>
-          <w:rFonts w:ascii="Arial" w:hAnsi="Arial" w:cs="Arial"/>
-        </w:rPr>
-      </w:pPr>
-      <w:bookmarkStart w:id="10" w:name="_Toc227021588"/>
-      <w:r>
-        <w:rPr>
-          <w:rFonts w:ascii="Arial" w:hAnsi="Arial" w:cs="Arial"/>
-        </w:rPr>
-        <w:t>Wyniki</w:t>
-      </w:r>
-      <w:bookmarkEnd w:id="10"/>
+        <w:rPr>
+          <w:rFonts w:ascii="Arial" w:hAnsi="Arial" w:cs="Arial"/>
+        </w:rPr>
+      </w:pPr>
     </w:p>
     <w:p>
       <w:pPr>
-        <w:pStyle w:val="Heading2"/>
-      </w:pPr>
-      <w:r>
-        <w:t>Podsumowanie</w:t>
-      </w:r>
-    </w:p>
-    <w:p>
-      <w:pPr>
         <w:pStyle w:val="Heading1"/>
         <w:rPr>
           <w:rFonts w:ascii="Arial" w:hAnsi="Arial" w:cs="Arial"/>
         </w:rPr>
       </w:pPr>
-      <w:bookmarkStart w:id="11" w:name="_Toc227021589"/>
-      <w:r>
-        <w:rPr>
-          <w:rFonts w:ascii="Arial" w:hAnsi="Arial" w:cs="Arial"/>
-        </w:rPr>
-        <w:t xml:space="preserve">Rozdział </w:t>
-      </w:r>
-      <w:r>
-        <w:rPr>
-          <w:rFonts w:ascii="Arial" w:hAnsi="Arial" w:cs="Arial"/>
-        </w:rPr>
-        <w:t>4</w:t>
-      </w:r>
-      <w:r>
-        <w:rPr>
-          <w:rFonts w:ascii="Arial" w:hAnsi="Arial" w:cs="Arial"/>
-        </w:rPr>
-        <w:t xml:space="preserve">. – </w:t>
-      </w:r>
-      <w:r>
-        <w:rPr>
-          <w:rFonts w:ascii="Arial" w:hAnsi="Arial" w:cs="Arial"/>
-        </w:rPr>
-        <w:t>Wektoryzacja</w:t>
-      </w:r>
-      <w:bookmarkEnd w:id="11"/>
-    </w:p>
-    <w:p>
-      <w:pPr>
-        <w:pStyle w:val="Heading2"/>
-        <w:rPr>
-          <w:rFonts w:ascii="Arial" w:hAnsi="Arial" w:cs="Arial"/>
-        </w:rPr>
-      </w:pPr>
-      <w:bookmarkStart w:id="12" w:name="_Toc227021590"/>
-      <w:r>
-        <w:rPr>
-          <w:rFonts w:ascii="Arial" w:hAnsi="Arial" w:cs="Arial"/>
-        </w:rPr>
-        <w:t>Badane działanie</w:t>
-      </w:r>
-      <w:bookmarkEnd w:id="12"/>
-    </w:p>
-    <w:p>
-      <w:pPr>
-        <w:rPr>
-          <w:rFonts w:ascii="Arial" w:hAnsi="Arial" w:cs="Arial"/>
-        </w:rPr>
-      </w:pPr>
-      <w:r>
-        <w:rPr>
-          <w:rFonts w:ascii="Arial" w:hAnsi="Arial" w:cs="Arial"/>
-        </w:rPr>
-        <w:t>W tym rozdziale do optymalizowanego wciąż kodu dochodzi wektoryzacja, czyli zrównoleglenie wykonywania pojedynczej instrukcji dla grupy danych.</w:t>
-      </w:r>
-    </w:p>
-    <w:p>
-      <w:pPr>
-        <w:pStyle w:val="Heading2"/>
-        <w:rPr>
-          <w:rFonts w:ascii="Arial" w:hAnsi="Arial" w:cs="Arial"/>
-        </w:rPr>
-      </w:pPr>
-      <w:bookmarkStart w:id="13" w:name="_Toc227021591"/>
+      <w:bookmarkStart w:id="13" w:name="_Toc227021592"/>
       <w:r>
         <w:rPr>
           <w:rFonts w:ascii="Arial" w:hAnsi="Arial" w:cs="Arial"/>
         </w:rPr>
         <w:t>Wyniki</w:t>
-      </w:r>
-      <w:r>
-        <w:rPr>
-          <w:rFonts w:ascii="Arial" w:hAnsi="Arial" w:cs="Arial"/>
-        </w:rPr>
-        <w:t xml:space="preserve"> </w:t>
-      </w:r>
-      <w:r>
-        <w:rPr>
-          <w:rFonts w:ascii="Arial" w:hAnsi="Arial" w:cs="Arial"/>
-        </w:rPr>
-        <w:tab/>
-        <w:t>(tabelka dla różnej liczby wątków w wierszach i różne kompy w kolumnach)</w:t>
       </w:r>
       <w:bookmarkEnd w:id="13"/>
     </w:p>
     <w:p>
       <w:pPr>
-        <w:pStyle w:val="Heading2"/>
-      </w:pPr>
-      <w:r>
-        <w:t>Podsumowanie</w:t>
-      </w:r>
-    </w:p>
-    <w:p/>
-    <w:p>
-      <w:pPr>
-        <w:rPr>
-          <w:rFonts w:ascii="Arial" w:hAnsi="Arial" w:cs="Arial"/>
-        </w:rPr>
-      </w:pPr>
+        <w:rPr>
+          <w:rFonts w:ascii="Arial" w:hAnsi="Arial" w:cs="Arial"/>
+        </w:rPr>
+      </w:pPr>
+      <w:r>
+        <w:rPr>
+          <w:rFonts w:ascii="Arial" w:hAnsi="Arial" w:cs="Arial"/>
+        </w:rPr>
+        <w:t>Liczbowe, w</w:t>
+      </w:r>
+      <w:r>
+        <w:rPr>
+          <w:rFonts w:ascii="Arial" w:hAnsi="Arial" w:cs="Arial"/>
+        </w:rPr>
+        <w:t xml:space="preserve"> załączniku „wyniki.txt”</w:t>
+      </w:r>
     </w:p>
     <w:p>
       <w:pPr>
-        <w:rPr>
-          <w:rFonts w:ascii="Arial" w:hAnsi="Arial" w:cs="Arial"/>
-        </w:rPr>
-      </w:pPr>
-    </w:p>
-    <w:p>
-      <w:pPr>
-        <w:rPr>
-          <w:rFonts w:ascii="Arial" w:hAnsi="Arial" w:cs="Arial"/>
-        </w:rPr>
-      </w:pPr>
-    </w:p>
-    <w:p>
-      <w:pPr>
-        <w:rPr>
-          <w:rFonts w:ascii="Arial" w:hAnsi="Arial" w:cs="Arial"/>
-        </w:rPr>
-      </w:pPr>
-    </w:p>
-    <w:p>
-      <w:pPr>
         <w:pStyle w:val="Heading1"/>
         <w:rPr>
           <w:rFonts w:ascii="Arial" w:hAnsi="Arial" w:cs="Arial"/>
         </w:rPr>
       </w:pPr>
-      <w:bookmarkStart w:id="14" w:name="_Toc227021592"/>
-      <w:r>
-        <w:rPr>
-          <w:rFonts w:ascii="Arial" w:hAnsi="Arial" w:cs="Arial"/>
-        </w:rPr>
-        <w:t>Wyniki</w:t>
+      <w:bookmarkStart w:id="14" w:name="_Toc227021593"/>
+      <w:r>
+        <w:rPr>
+          <w:rFonts w:ascii="Arial" w:hAnsi="Arial" w:cs="Arial"/>
+        </w:rPr>
+        <w:t>Wnioski</w:t>
       </w:r>
       <w:bookmarkEnd w:id="14"/>
-    </w:p>
-    <w:p>
-      <w:pPr>
-        <w:rPr>
-          <w:rFonts w:ascii="Arial" w:hAnsi="Arial" w:cs="Arial"/>
-        </w:rPr>
-      </w:pPr>
-      <w:r>
-        <w:rPr>
-          <w:rFonts w:ascii="Arial" w:hAnsi="Arial" w:cs="Arial"/>
-        </w:rPr>
-        <w:t>Liczbowe, w</w:t>
-      </w:r>
-      <w:r>
-        <w:rPr>
-          <w:rFonts w:ascii="Arial" w:hAnsi="Arial" w:cs="Arial"/>
-        </w:rPr>
-        <w:t xml:space="preserve"> załączniku „wyniki.txt”</w:t>
-      </w:r>
-    </w:p>
-    <w:p>
-      <w:pPr>
-        <w:pStyle w:val="Heading1"/>
-        <w:rPr>
-          <w:rFonts w:ascii="Arial" w:hAnsi="Arial" w:cs="Arial"/>
-        </w:rPr>
-      </w:pPr>
-      <w:bookmarkStart w:id="15" w:name="_Toc227021593"/>
-      <w:r>
-        <w:rPr>
-          <w:rFonts w:ascii="Arial" w:hAnsi="Arial" w:cs="Arial"/>
-        </w:rPr>
-        <w:t>Wnioski</w:t>
-      </w:r>
-      <w:bookmarkEnd w:id="15"/>
     </w:p>
     <w:p>
       <w:pPr>
@@ -2668,6 +5775,243 @@
     </w:sectPr>
   </w:body>
 </w:document>
+</file>
+
+<file path=word/numbering.xml><?xml version="1.0" encoding="utf-8"?>
+<w:numbering xmlns:wpc="http://schemas.microsoft.com/office/word/2010/wordprocessingCanvas" xmlns:cx="http://schemas.microsoft.com/office/drawing/2014/chartex" xmlns:cx1="http://schemas.microsoft.com/office/drawing/2015/9/8/chartex" xmlns:cx2="http://schemas.microsoft.com/office/drawing/2015/10/21/chartex" xmlns:cx3="http://schemas.microsoft.com/office/drawing/2016/5/9/chartex" xmlns:cx4="http://schemas.microsoft.com/office/drawing/2016/5/10/chartex" xmlns:cx5="http://schemas.microsoft.com/office/drawing/2016/5/11/chartex" xmlns:cx6="http://schemas.microsoft.com/office/drawing/2016/5/12/chartex" xmlns:cx7="http://schemas.microsoft.com/office/drawing/2016/5/13/chartex" xmlns:cx8="http://schemas.microsoft.com/office/drawing/2016/5/14/chartex" xmlns:mc="http://schemas.openxmlformats.org/markup-compatibility/2006" xmlns:aink="http://schemas.microsoft.com/office/drawing/2016/ink" xmlns:am3d="http://schemas.microsoft.com/office/drawing/2017/model3d" xmlns:o="urn:schemas-microsoft-com:office:office" xmlns:oel="http://schemas.microsoft.com/office/2019/extlst" xmlns:r="http://schemas.openxmlformats.org/officeDocument/2006/relationships" xmlns:m="http://schemas.openxmlformats.org/officeDocument/2006/math" xmlns:v="urn:schemas-microsoft-com:vml" xmlns:wp14="http://schemas.microsoft.com/office/word/2010/wordprocessingDrawing" xmlns:wp="http://schemas.openxmlformats.org/drawingml/2006/wordprocessingDrawing" xmlns:w10="urn:schemas-microsoft-com:office:word" xmlns:w="http://schemas.openxmlformats.org/wordprocessingml/2006/main" xmlns:w14="http://schemas.microsoft.com/office/word/2010/wordml" xmlns:w15="http://schemas.microsoft.com/office/word/2012/wordml" xmlns:w16cex="http://schemas.microsoft.com/office/word/2018/wordml/cex" xmlns:w16cid="http://schemas.microsoft.com/office/word/2016/wordml/cid" xmlns:w16="http://schemas.microsoft.com/office/word/2018/wordml" xmlns:w16du="http://schemas.microsoft.com/office/word/2023/wordml/word16du" xmlns:w16sdtdh="http://schemas.microsoft.com/office/word/2020/wordml/sdtdatahash" xmlns:w16sdtfl="http://schemas.microsoft.com/office/word/2024/wordml/sdtformatlock" xmlns:w16se="http://schemas.microsoft.com/office/word/2015/wordml/symex" xmlns:wpg="http://schemas.microsoft.com/office/word/2010/wordprocessingGroup" xmlns:wpi="http://schemas.microsoft.com/office/word/2010/wordprocessingInk" xmlns:wne="http://schemas.microsoft.com/office/word/2006/wordml" xmlns:wps="http://schemas.microsoft.com/office/word/2010/wordprocessingShape" mc:Ignorable="w14 w15 w16se w16cid w16 w16cex w16sdtdh w16sdtfl w16du wp14">
+  <w:abstractNum w:abstractNumId="0" w15:restartNumberingAfterBreak="0">
+    <w:nsid w:val="4B886CD1"/>
+    <w:multiLevelType w:val="hybridMultilevel"/>
+    <w:tmpl w:val="57142F3C"/>
+    <w:lvl w:ilvl="0" w:tplc="932694F8">
+      <w:start w:val="1"/>
+      <w:numFmt w:val="bullet"/>
+      <w:lvlText w:val=""/>
+      <w:lvlJc w:val="left"/>
+      <w:pPr>
+        <w:ind w:left="720" w:hanging="360"/>
+      </w:pPr>
+      <w:rPr>
+        <w:rFonts w:ascii="Webdings" w:hAnsi="Webdings" w:hint="default"/>
+      </w:rPr>
+    </w:lvl>
+    <w:lvl w:ilvl="1" w:tplc="932694F8">
+      <w:start w:val="1"/>
+      <w:numFmt w:val="bullet"/>
+      <w:lvlText w:val=""/>
+      <w:lvlJc w:val="left"/>
+      <w:pPr>
+        <w:ind w:left="1440" w:hanging="360"/>
+      </w:pPr>
+      <w:rPr>
+        <w:rFonts w:ascii="Webdings" w:hAnsi="Webdings" w:hint="default"/>
+      </w:rPr>
+    </w:lvl>
+    <w:lvl w:ilvl="2" w:tplc="04150005" w:tentative="1">
+      <w:start w:val="1"/>
+      <w:numFmt w:val="bullet"/>
+      <w:lvlText w:val=""/>
+      <w:lvlJc w:val="left"/>
+      <w:pPr>
+        <w:ind w:left="2160" w:hanging="360"/>
+      </w:pPr>
+      <w:rPr>
+        <w:rFonts w:ascii="Wingdings" w:hAnsi="Wingdings" w:hint="default"/>
+      </w:rPr>
+    </w:lvl>
+    <w:lvl w:ilvl="3" w:tplc="04150001" w:tentative="1">
+      <w:start w:val="1"/>
+      <w:numFmt w:val="bullet"/>
+      <w:lvlText w:val=""/>
+      <w:lvlJc w:val="left"/>
+      <w:pPr>
+        <w:ind w:left="2880" w:hanging="360"/>
+      </w:pPr>
+      <w:rPr>
+        <w:rFonts w:ascii="Symbol" w:hAnsi="Symbol" w:hint="default"/>
+      </w:rPr>
+    </w:lvl>
+    <w:lvl w:ilvl="4" w:tplc="04150003" w:tentative="1">
+      <w:start w:val="1"/>
+      <w:numFmt w:val="bullet"/>
+      <w:lvlText w:val="o"/>
+      <w:lvlJc w:val="left"/>
+      <w:pPr>
+        <w:ind w:left="3600" w:hanging="360"/>
+      </w:pPr>
+      <w:rPr>
+        <w:rFonts w:ascii="Courier New" w:hAnsi="Courier New" w:cs="Courier New" w:hint="default"/>
+      </w:rPr>
+    </w:lvl>
+    <w:lvl w:ilvl="5" w:tplc="04150005" w:tentative="1">
+      <w:start w:val="1"/>
+      <w:numFmt w:val="bullet"/>
+      <w:lvlText w:val=""/>
+      <w:lvlJc w:val="left"/>
+      <w:pPr>
+        <w:ind w:left="4320" w:hanging="360"/>
+      </w:pPr>
+      <w:rPr>
+        <w:rFonts w:ascii="Wingdings" w:hAnsi="Wingdings" w:hint="default"/>
+      </w:rPr>
+    </w:lvl>
+    <w:lvl w:ilvl="6" w:tplc="04150001" w:tentative="1">
+      <w:start w:val="1"/>
+      <w:numFmt w:val="bullet"/>
+      <w:lvlText w:val=""/>
+      <w:lvlJc w:val="left"/>
+      <w:pPr>
+        <w:ind w:left="5040" w:hanging="360"/>
+      </w:pPr>
+      <w:rPr>
+        <w:rFonts w:ascii="Symbol" w:hAnsi="Symbol" w:hint="default"/>
+      </w:rPr>
+    </w:lvl>
+    <w:lvl w:ilvl="7" w:tplc="04150003" w:tentative="1">
+      <w:start w:val="1"/>
+      <w:numFmt w:val="bullet"/>
+      <w:lvlText w:val="o"/>
+      <w:lvlJc w:val="left"/>
+      <w:pPr>
+        <w:ind w:left="5760" w:hanging="360"/>
+      </w:pPr>
+      <w:rPr>
+        <w:rFonts w:ascii="Courier New" w:hAnsi="Courier New" w:cs="Courier New" w:hint="default"/>
+      </w:rPr>
+    </w:lvl>
+    <w:lvl w:ilvl="8" w:tplc="04150005" w:tentative="1">
+      <w:start w:val="1"/>
+      <w:numFmt w:val="bullet"/>
+      <w:lvlText w:val=""/>
+      <w:lvlJc w:val="left"/>
+      <w:pPr>
+        <w:ind w:left="6480" w:hanging="360"/>
+      </w:pPr>
+      <w:rPr>
+        <w:rFonts w:ascii="Wingdings" w:hAnsi="Wingdings" w:hint="default"/>
+      </w:rPr>
+    </w:lvl>
+  </w:abstractNum>
+  <w:abstractNum w:abstractNumId="1" w15:restartNumberingAfterBreak="0">
+    <w:nsid w:val="52CA5126"/>
+    <w:multiLevelType w:val="hybridMultilevel"/>
+    <w:tmpl w:val="CFB85030"/>
+    <w:lvl w:ilvl="0" w:tplc="0415000B">
+      <w:start w:val="1"/>
+      <w:numFmt w:val="bullet"/>
+      <w:lvlText w:val=""/>
+      <w:lvlJc w:val="left"/>
+      <w:pPr>
+        <w:ind w:left="720" w:hanging="360"/>
+      </w:pPr>
+      <w:rPr>
+        <w:rFonts w:ascii="Wingdings" w:hAnsi="Wingdings" w:hint="default"/>
+      </w:rPr>
+    </w:lvl>
+    <w:lvl w:ilvl="1" w:tplc="04150003" w:tentative="1">
+      <w:start w:val="1"/>
+      <w:numFmt w:val="bullet"/>
+      <w:lvlText w:val="o"/>
+      <w:lvlJc w:val="left"/>
+      <w:pPr>
+        <w:ind w:left="1440" w:hanging="360"/>
+      </w:pPr>
+      <w:rPr>
+        <w:rFonts w:ascii="Courier New" w:hAnsi="Courier New" w:cs="Courier New" w:hint="default"/>
+      </w:rPr>
+    </w:lvl>
+    <w:lvl w:ilvl="2" w:tplc="04150005" w:tentative="1">
+      <w:start w:val="1"/>
+      <w:numFmt w:val="bullet"/>
+      <w:lvlText w:val=""/>
+      <w:lvlJc w:val="left"/>
+      <w:pPr>
+        <w:ind w:left="2160" w:hanging="360"/>
+      </w:pPr>
+      <w:rPr>
+        <w:rFonts w:ascii="Wingdings" w:hAnsi="Wingdings" w:hint="default"/>
+      </w:rPr>
+    </w:lvl>
+    <w:lvl w:ilvl="3" w:tplc="04150001" w:tentative="1">
+      <w:start w:val="1"/>
+      <w:numFmt w:val="bullet"/>
+      <w:lvlText w:val=""/>
+      <w:lvlJc w:val="left"/>
+      <w:pPr>
+        <w:ind w:left="2880" w:hanging="360"/>
+      </w:pPr>
+      <w:rPr>
+        <w:rFonts w:ascii="Symbol" w:hAnsi="Symbol" w:hint="default"/>
+      </w:rPr>
+    </w:lvl>
+    <w:lvl w:ilvl="4" w:tplc="04150003" w:tentative="1">
+      <w:start w:val="1"/>
+      <w:numFmt w:val="bullet"/>
+      <w:lvlText w:val="o"/>
+      <w:lvlJc w:val="left"/>
+      <w:pPr>
+        <w:ind w:left="3600" w:hanging="360"/>
+      </w:pPr>
+      <w:rPr>
+        <w:rFonts w:ascii="Courier New" w:hAnsi="Courier New" w:cs="Courier New" w:hint="default"/>
+      </w:rPr>
+    </w:lvl>
+    <w:lvl w:ilvl="5" w:tplc="04150005" w:tentative="1">
+      <w:start w:val="1"/>
+      <w:numFmt w:val="bullet"/>
+      <w:lvlText w:val=""/>
+      <w:lvlJc w:val="left"/>
+      <w:pPr>
+        <w:ind w:left="4320" w:hanging="360"/>
+      </w:pPr>
+      <w:rPr>
+        <w:rFonts w:ascii="Wingdings" w:hAnsi="Wingdings" w:hint="default"/>
+      </w:rPr>
+    </w:lvl>
+    <w:lvl w:ilvl="6" w:tplc="04150001" w:tentative="1">
+      <w:start w:val="1"/>
+      <w:numFmt w:val="bullet"/>
+      <w:lvlText w:val=""/>
+      <w:lvlJc w:val="left"/>
+      <w:pPr>
+        <w:ind w:left="5040" w:hanging="360"/>
+      </w:pPr>
+      <w:rPr>
+        <w:rFonts w:ascii="Symbol" w:hAnsi="Symbol" w:hint="default"/>
+      </w:rPr>
+    </w:lvl>
+    <w:lvl w:ilvl="7" w:tplc="04150003" w:tentative="1">
+      <w:start w:val="1"/>
+      <w:numFmt w:val="bullet"/>
+      <w:lvlText w:val="o"/>
+      <w:lvlJc w:val="left"/>
+      <w:pPr>
+        <w:ind w:left="5760" w:hanging="360"/>
+      </w:pPr>
+      <w:rPr>
+        <w:rFonts w:ascii="Courier New" w:hAnsi="Courier New" w:cs="Courier New" w:hint="default"/>
+      </w:rPr>
+    </w:lvl>
+    <w:lvl w:ilvl="8" w:tplc="04150005" w:tentative="1">
+      <w:start w:val="1"/>
+      <w:numFmt w:val="bullet"/>
+      <w:lvlText w:val=""/>
+      <w:lvlJc w:val="left"/>
+      <w:pPr>
+        <w:ind w:left="6480" w:hanging="360"/>
+      </w:pPr>
+      <w:rPr>
+        <w:rFonts w:ascii="Wingdings" w:hAnsi="Wingdings" w:hint="default"/>
+      </w:rPr>
+    </w:lvl>
+  </w:abstractNum>
+  <w:num w:numId="1" w16cid:durableId="1850636301">
+    <w:abstractNumId w:val="1"/>
+  </w:num>
+  <w:num w:numId="2" w16cid:durableId="871916455">
+    <w:abstractNumId w:val="0"/>
+  </w:num>
+</w:numbering>
 </file>
 
 <file path=word/styles.xml><?xml version="1.0" encoding="utf-8"?>
@@ -3070,6 +6414,7 @@
   <w:style w:type="paragraph" w:default="1" w:styleId="Normal">
     <w:name w:val="Normal"/>
     <w:qFormat/>
+    <w:rsid w:val="000E5754"/>
   </w:style>
   <w:style w:type="paragraph" w:styleId="Heading1">
     <w:name w:val="heading 1"/>
@@ -3120,7 +6465,6 @@
     <w:next w:val="Normal"/>
     <w:link w:val="Heading3Char"/>
     <w:uiPriority w:val="9"/>
-    <w:semiHidden/>
     <w:unhideWhenUsed/>
     <w:qFormat/>
     <w:rsid w:val="00957ED6"/>
@@ -3143,7 +6487,6 @@
     <w:next w:val="Normal"/>
     <w:link w:val="Heading4Char"/>
     <w:uiPriority w:val="9"/>
-    <w:semiHidden/>
     <w:unhideWhenUsed/>
     <w:qFormat/>
     <w:rsid w:val="00957ED6"/>
@@ -3272,6 +6615,7 @@
   <w:style w:type="character" w:default="1" w:styleId="DefaultParagraphFont">
     <w:name w:val="Default Paragraph Font"/>
     <w:uiPriority w:val="1"/>
+    <w:semiHidden/>
     <w:unhideWhenUsed/>
   </w:style>
   <w:style w:type="table" w:default="1" w:styleId="TableNormal">
@@ -3326,7 +6670,6 @@
     <w:basedOn w:val="DefaultParagraphFont"/>
     <w:link w:val="Heading3"/>
     <w:uiPriority w:val="9"/>
-    <w:semiHidden/>
     <w:rsid w:val="00957ED6"/>
     <w:rPr>
       <w:rFonts w:eastAsiaTheme="majorEastAsia" w:cstheme="majorBidi"/>
@@ -3340,7 +6683,6 @@
     <w:basedOn w:val="DefaultParagraphFont"/>
     <w:link w:val="Heading4"/>
     <w:uiPriority w:val="9"/>
-    <w:semiHidden/>
     <w:rsid w:val="00957ED6"/>
     <w:rPr>
       <w:rFonts w:eastAsiaTheme="majorEastAsia" w:cstheme="majorBidi"/>
@@ -3673,6 +7015,25 @@
       <w:u w:val="single"/>
     </w:rPr>
   </w:style>
+  <w:style w:type="table" w:styleId="TableGrid">
+    <w:name w:val="Table Grid"/>
+    <w:basedOn w:val="TableNormal"/>
+    <w:uiPriority w:val="39"/>
+    <w:rsid w:val="00BF6A29"/>
+    <w:pPr>
+      <w:spacing w:after="0" w:line="240" w:lineRule="auto"/>
+    </w:pPr>
+    <w:tblPr>
+      <w:tblBorders>
+        <w:top w:val="single" w:sz="4" w:space="0" w:color="auto"/>
+        <w:left w:val="single" w:sz="4" w:space="0" w:color="auto"/>
+        <w:bottom w:val="single" w:sz="4" w:space="0" w:color="auto"/>
+        <w:right w:val="single" w:sz="4" w:space="0" w:color="auto"/>
+        <w:insideH w:val="single" w:sz="4" w:space="0" w:color="auto"/>
+        <w:insideV w:val="single" w:sz="4" w:space="0" w:color="auto"/>
+      </w:tblBorders>
+    </w:tblPr>
+  </w:style>
 </w:styles>
 </file>
 
